--- a/docs/how-it-works.docx
+++ b/docs/how-it-works.docx
@@ -7,9 +7,35 @@
         <w:pStyle w:val="Title"/>
       </w:pPr>
       <w:r>
-        <w:t xml:space="preserve">Palestinian User Protection Platform from Digital Fraud — Methodology &amp; Design</w:t>
-      </w:r>
-    </w:p>
+        <w:t xml:space="preserve">Palestinian User Protection Platform from Digital Fraud: Methodology &amp; Design</w:t>
+      </w:r>
+    </w:p>
+    <w:sdt>
+      <w:sdtPr>
+        <w:docPartObj>
+          <w:docPartGallery w:val="Table of Contents"/>
+          <w:docPartUnique/>
+        </w:docPartObj>
+      </w:sdtPr>
+      <w:sdtContent>
+        <w:p>
+          <w:pPr>
+            <w:pStyle w:val="TOCHeading"/>
+          </w:pPr>
+          <w:r>
+            <w:t xml:space="preserve">Table of Contents</w:t>
+          </w:r>
+        </w:p>
+        <w:p>
+          <w:r>
+            <w:fldChar w:fldCharType="begin" w:dirty="true"/>
+            <w:instrText xml:space="preserve">TOC \o "1-2" \h \z \u</w:instrText>
+            <w:fldChar w:fldCharType="separate"/>
+            <w:fldChar w:fldCharType="end"/>
+          </w:r>
+        </w:p>
+      </w:sdtContent>
+    </w:sdt>
     <w:bookmarkStart w:id="20" w:name="Xcb41b8bc353cc0cf3e9e71ae9a53c620473ec36"/>
     <w:p>
       <w:pPr>
@@ -24,7 +50,7 @@
         <w:pStyle w:val="FirstParagraph"/>
       </w:pPr>
       <w:r>
-        <w:t xml:space="preserve">Methodology &amp; System Design Document — how the platform detects suspicious links, measures their spread, and protects users without surveilling them</w:t>
+        <w:t xml:space="preserve">Methodology &amp; System Design Document: how the platform detects suspicious links, measures their spread, and protects users without surveilling them</w:t>
       </w:r>
     </w:p>
     <w:p>
@@ -32,33 +58,44 @@
         <w:pStyle w:val="BodyText"/>
       </w:pPr>
       <w:r>
-        <w:t xml:space="preserve">Graduation Project · July 2026 · Prepared by:</w:t>
-      </w:r>
-      <w:r>
-        <w:t xml:space="preserve"> </w:t>
-      </w:r>
-      <w:r>
-        <w:rPr>
-          <w:i/>
-          <w:iCs/>
-        </w:rPr>
-        <w:t xml:space="preserve">[student names]</w:t>
-      </w:r>
-      <w:r>
-        <w:t xml:space="preserve"> </w:t>
-      </w:r>
-      <w:r>
-        <w:t xml:space="preserve">· Supervisor:</w:t>
-      </w:r>
-      <w:r>
-        <w:t xml:space="preserve"> </w:t>
-      </w:r>
-      <w:r>
-        <w:rPr>
-          <w:i/>
-          <w:iCs/>
-        </w:rPr>
-        <w:t xml:space="preserve">[supervisor name]</w:t>
+        <w:t xml:space="preserve">Graduation Project · Revised August 2026</w:t>
+      </w:r>
+    </w:p>
+    <w:p>
+      <w:pPr>
+        <w:pStyle w:val="BodyText"/>
+      </w:pPr>
+      <w:r>
+        <w:t xml:space="preserve">Prepared by: Dania Abu Muailek · Arwa Khudair · Ru'a Bashir · Joman Al-Hasanat · Malak Rayyan</w:t>
+      </w:r>
+    </w:p>
+    <w:p>
+      <w:pPr>
+        <w:pStyle w:val="BodyText"/>
+      </w:pPr>
+      <w:r>
+        <w:t xml:space="preserve">Supervisor: Hadi Alnabriss</w:t>
+      </w:r>
+    </w:p>
+    <w:p>
+      <w:pPr>
+        <w:pStyle w:val="BodyText"/>
+      </w:pPr>
+      <w:r>
+        <w:t xml:space="preserve">Describes the system</w:t>
+      </w:r>
+      <w:r>
+        <w:t xml:space="preserve"> </w:t>
+      </w:r>
+      <w:r>
+        <w:rPr>
+          <w:b/>
+          <w:bCs/>
+        </w:rPr>
+        <w:t xml:space="preserve">as implemented</w:t>
+      </w:r>
+      <w:r>
+        <w:t xml:space="preserve">. Milestones 1 to 5 are complete (§14); the accuracy evaluation of §13.1 is still pending its labeled corpus.</w:t>
       </w:r>
     </w:p>
     <w:bookmarkEnd w:id="20"/>
@@ -172,7 +209,7 @@
           <w:rPr>
             <w:rStyle w:val="Hyperlink"/>
           </w:rPr>
-          <w:t xml:space="preserve">Q1 — How do we determine that a link is suspicious?</w:t>
+          <w:t xml:space="preserve">Q1. How do we determine that a link is suspicious?</w:t>
         </w:r>
       </w:hyperlink>
     </w:p>
@@ -189,7 +226,7 @@
           <w:rPr>
             <w:rStyle w:val="Hyperlink"/>
           </w:rPr>
-          <w:t xml:space="preserve">Q2 — How do we know how many people visited a link?</w:t>
+          <w:t xml:space="preserve">Q2. How do we know how many people visited a link?</w:t>
         </w:r>
       </w:hyperlink>
     </w:p>
@@ -206,7 +243,7 @@
           <w:rPr>
             <w:rStyle w:val="Hyperlink"/>
           </w:rPr>
-          <w:t xml:space="preserve">Q3 — How do we “monitor” users who visited links?</w:t>
+          <w:t xml:space="preserve">Q3. How do we “monitor” users who visited links?</w:t>
         </w:r>
       </w:hyperlink>
     </w:p>
@@ -252,12 +289,46 @@
           <w:numId w:val="1001"/>
         </w:numPr>
       </w:pPr>
+      <w:hyperlink w:anchor="moderation">
+        <w:r>
+          <w:rPr>
+            <w:rStyle w:val="Hyperlink"/>
+          </w:rPr>
+          <w:t xml:space="preserve">Moderation: how a report becomes public</w:t>
+        </w:r>
+      </w:hyperlink>
+    </w:p>
+    <w:p>
+      <w:pPr>
+        <w:pStyle w:val="Compact"/>
+        <w:numPr>
+          <w:ilvl w:val="0"/>
+          <w:numId w:val="1001"/>
+        </w:numPr>
+      </w:pPr>
+      <w:hyperlink w:anchor="deploy">
+        <w:r>
+          <w:rPr>
+            <w:rStyle w:val="Hyperlink"/>
+          </w:rPr>
+          <w:t xml:space="preserve">Deployment</w:t>
+        </w:r>
+      </w:hyperlink>
+    </w:p>
+    <w:p>
+      <w:pPr>
+        <w:pStyle w:val="Compact"/>
+        <w:numPr>
+          <w:ilvl w:val="0"/>
+          <w:numId w:val="1001"/>
+        </w:numPr>
+      </w:pPr>
       <w:hyperlink w:anchor="eval">
         <w:r>
           <w:rPr>
             <w:rStyle w:val="Hyperlink"/>
           </w:rPr>
-          <w:t xml:space="preserve">Evaluation Plan</w:t>
+          <w:t xml:space="preserve">Evaluation &amp; Verification</w:t>
         </w:r>
       </w:hyperlink>
     </w:p>
@@ -336,7 +407,7 @@
         <w:t xml:space="preserve"> </w:t>
       </w:r>
       <w:r>
-        <w:t xml:space="preserve">lose money, credentials, and accounts — and today there is</w:t>
+        <w:t xml:space="preserve">lose money, credentials, and accounts, and today there is</w:t>
       </w:r>
       <w:r>
         <w:t xml:space="preserve"> </w:t>
@@ -460,13 +531,7 @@
         <w:t xml:space="preserve"> </w:t>
       </w:r>
       <w:r>
-        <w:t xml:space="preserve">browsers via a privacy-preserving API (clients query hashed URL prefixes, so Google never sees the full</w:t>
-      </w:r>
-      <w:r>
-        <w:t xml:space="preserve"> </w:t>
-      </w:r>
-      <w:r>
-        <w:t xml:space="preserve">browsing history — a design we borrow in §8).</w:t>
+        <w:t xml:space="preserve">browsers via a privacy-preserving API (clients query hashed URL prefixes, so Google never sees the full browsing history, a design we borrow in §8).</w:t>
       </w:r>
       <w:r>
         <w:t xml:space="preserve"> </w:t>
@@ -488,7 +553,7 @@
         <w:t xml:space="preserve"> </w:t>
       </w:r>
       <w:r>
-        <w:t xml:space="preserve">users submit and vote on phishing URLs — the closest existing model to our community-reporting feature.</w:t>
+        <w:t xml:space="preserve">users submit and vote on phishing URLs, the closest existing model to our community-reporting feature.</w:t>
       </w:r>
       <w:r>
         <w:t xml:space="preserve"> </w:t>
@@ -560,7 +625,7 @@
         <w:t xml:space="preserve"> </w:t>
       </w:r>
       <w:r>
-        <w:t xml:space="preserve">(length, tokens, TLD, IP-literal hosts, WHOIS age) — the scientific basis for our heuristic engine.</w:t>
+        <w:t xml:space="preserve">(length, tokens, TLD, IP-literal hosts, WHOIS age), which is the scientific basis for our heuristic engine.</w:t>
       </w:r>
       <w:r>
         <w:t xml:space="preserve"> </w:t>
@@ -578,7 +643,7 @@
         <w:t xml:space="preserve"> </w:t>
       </w:r>
       <w:r>
-        <w:t xml:space="preserve">above 0.95 on public datasets — the path our platform follows in future work, once our community database</w:t>
+        <w:t xml:space="preserve">above 0.95 on public datasets, the path our platform follows in future work, once our community database</w:t>
       </w:r>
       <w:r>
         <w:t xml:space="preserve"> </w:t>
@@ -1190,12 +1255,12 @@
         <w:pStyle w:val="BodyText"/>
       </w:pPr>
       <w:r>
-        <w:t xml:space="preserve">Table 1 — Feature comparison with existing platforms. No existing tool combines link checking with Arabic message analysis and a local community registry.</w:t>
+        <w:t xml:space="preserve">Table 1. Feature comparison with existing platforms. No existing tool combines link checking with Arabic message analysis and a local community registry.</w:t>
       </w:r>
     </w:p>
     <w:bookmarkEnd w:id="24"/>
     <w:bookmarkEnd w:id="25"/>
-    <w:bookmarkStart w:id="30" w:name="idea"/>
+    <w:bookmarkStart w:id="32" w:name="idea"/>
     <w:p>
       <w:pPr>
         <w:pStyle w:val="Heading2"/>
@@ -1212,7 +1277,7 @@
         <w:pStyle w:val="FirstParagraph"/>
       </w:pPr>
       <w:r>
-        <w:t xml:space="preserve">One platform, four protective functions, available as a website and a mobile app:</w:t>
+        <w:t xml:space="preserve">One platform, six protective functions, available as a website and a mobile app:</w:t>
       </w:r>
     </w:p>
     <w:bookmarkStart w:id="26" w:name="url-checker"/>
@@ -1257,17 +1322,17 @@
         <w:pStyle w:val="FirstParagraph"/>
       </w:pPr>
       <w:r>
-        <w:t xml:space="preserve">Paste an SMS/WhatsApp text → bilingual scam-pattern engine detects prize, delivery, job, OTP and bank-phishing scams; embedded links are auto-extracted and checked.</w:t>
+        <w:t xml:space="preserve">Paste an SMS/WhatsApp text → bilingual scam-pattern engine detects prize, delivery, job, OTP and bank-phishing scams; embedded links are auto-extracted and checked. Optionally sender-aware (§9).</w:t>
       </w:r>
     </w:p>
     <w:bookmarkEnd w:id="27"/>
-    <w:bookmarkStart w:id="28" w:name="community-reports"/>
+    <w:bookmarkStart w:id="28" w:name="social-account-checker"/>
     <w:p>
       <w:pPr>
         <w:pStyle w:val="Heading4"/>
       </w:pPr>
       <w:r>
-        <w:t xml:space="preserve">3 · Community Reports</w:t>
+        <w:t xml:space="preserve">3 · Social Account Checker</w:t>
       </w:r>
     </w:p>
     <w:p>
@@ -1275,17 +1340,32 @@
         <w:pStyle w:val="FirstParagraph"/>
       </w:pPr>
       <w:r>
-        <w:t xml:space="preserve">Users report scam phone numbers, links, and social accounts. Everyone can search the registry before trusting a contact. Reports feed back into URL scoring.</w:t>
+        <w:t xml:space="preserve">Paste a profile URL or bare</w:t>
+      </w:r>
+      <w:r>
+        <w:t xml:space="preserve"> </w:t>
+      </w:r>
+      <w:r>
+        <w:rPr>
+          <w:rStyle w:val="VerbatimChar"/>
+        </w:rPr>
+        <w:t xml:space="preserve">@handle</w:t>
+      </w:r>
+      <w:r>
+        <w:t xml:space="preserve"> </w:t>
+      </w:r>
+      <w:r>
+        <w:t xml:space="preserve">→ platform detection plus brand-impersonation scoring (Levenshtein and substring matching against the Palestinian brand list), scam keywords, and the digit-suffix pattern typical of cloned pages.</w:t>
       </w:r>
     </w:p>
     <w:bookmarkEnd w:id="28"/>
-    <w:bookmarkStart w:id="29" w:name="awareness-hub-flagged-feed"/>
+    <w:bookmarkStart w:id="29" w:name="sender-caller-checker"/>
     <w:p>
       <w:pPr>
         <w:pStyle w:val="Heading4"/>
       </w:pPr>
       <w:r>
-        <w:t xml:space="preserve">4 · Awareness Hub + Flagged Feed</w:t>
+        <w:t xml:space="preserve">4 · Sender / Caller Checker</w:t>
       </w:r>
     </w:p>
     <w:p>
@@ -1293,16 +1373,65 @@
         <w:pStyle w:val="FirstParagraph"/>
       </w:pPr>
       <w:r>
-        <w:t xml:space="preserve">Localized articles and quizzes, plus a public live feed of links the platform has recently flagged — “what scams are active right now.”</w:t>
+        <w:t xml:space="preserve">Look up a phone number or SMS sender ID against a curated registry of genuine Palestinian senders (telecoms, banks, government) and the community report database →</w:t>
+      </w:r>
+      <w:r>
+        <w:t xml:space="preserve"> </w:t>
+      </w:r>
+      <w:r>
+        <w:rPr>
+          <w:i/>
+          <w:iCs/>
+        </w:rPr>
+        <w:t xml:space="preserve">official / reported / unknown</w:t>
+      </w:r>
+      <w:r>
+        <w:t xml:space="preserve">.</w:t>
       </w:r>
     </w:p>
     <w:bookmarkEnd w:id="29"/>
+    <w:bookmarkStart w:id="30" w:name="community-reports"/>
+    <w:p>
+      <w:pPr>
+        <w:pStyle w:val="Heading4"/>
+      </w:pPr>
+      <w:r>
+        <w:t xml:space="preserve">5 · Community Reports</w:t>
+      </w:r>
+    </w:p>
+    <w:p>
+      <w:pPr>
+        <w:pStyle w:val="FirstParagraph"/>
+      </w:pPr>
+      <w:r>
+        <w:t xml:space="preserve">Users report scam phone numbers, links, and social accounts. Everyone can search the registry before trusting a contact. Reports feed back into URL scoring, once moderation (§11) approves them.</w:t>
+      </w:r>
+    </w:p>
+    <w:bookmarkEnd w:id="30"/>
+    <w:bookmarkStart w:id="31" w:name="awareness-hub-flagged-feed"/>
+    <w:p>
+      <w:pPr>
+        <w:pStyle w:val="Heading4"/>
+      </w:pPr>
+      <w:r>
+        <w:t xml:space="preserve">6 · Awareness Hub + Flagged Feed</w:t>
+      </w:r>
+    </w:p>
+    <w:p>
+      <w:pPr>
+        <w:pStyle w:val="FirstParagraph"/>
+      </w:pPr>
+      <w:r>
+        <w:t xml:space="preserve">Localized articles and quizzes, plus a public live feed of links the platform has recently flagged: “what scams are active right now.”</w:t>
+      </w:r>
+    </w:p>
+    <w:bookmarkEnd w:id="31"/>
     <w:p>
       <w:pPr>
         <w:pStyle w:val="BodyText"/>
       </w:pPr>
       <w:r>
-        <w:t xml:space="preserve">The system creates a</w:t>
+        <w:t xml:space="preserve">On Android the mobile app adds a seventh function that a website structurally cannot provide:</w:t>
       </w:r>
       <w:r>
         <w:t xml:space="preserve"> </w:t>
@@ -1312,16 +1441,37 @@
           <w:b/>
           <w:bCs/>
         </w:rPr>
+        <w:t xml:space="preserve">real-time protection</w:t>
+      </w:r>
+      <w:r>
+        <w:t xml:space="preserve">: screening incoming calls and SMS against the community blocklist</w:t>
+      </w:r>
+      <w:r>
+        <w:t xml:space="preserve"> </w:t>
+      </w:r>
+      <w:r>
+        <w:t xml:space="preserve">as they arrive, entirely on the device (§8.1).</w:t>
+      </w:r>
+    </w:p>
+    <w:p>
+      <w:pPr>
+        <w:pStyle w:val="BodyText"/>
+      </w:pPr>
+      <w:r>
+        <w:t xml:space="preserve">The system creates a</w:t>
+      </w:r>
+      <w:r>
+        <w:t xml:space="preserve"> </w:t>
+      </w:r>
+      <w:r>
+        <w:rPr>
+          <w:b/>
+          <w:bCs/>
+        </w:rPr>
         <w:t xml:space="preserve">feedback loop</w:t>
       </w:r>
       <w:r>
-        <w:t xml:space="preserve">: every check and every report makes the next check smarter —</w:t>
-      </w:r>
-      <w:r>
-        <w:t xml:space="preserve"> </w:t>
-      </w:r>
-      <w:r>
-        <w:t xml:space="preserve">community reports raise the risk score of matching URLs, and unusually frequent checks of the same URL signal</w:t>
+        <w:t xml:space="preserve">: every check and every report makes the next check smarter: community reports raise the risk score of matching URLs, and unusually frequent checks of the same URL signal</w:t>
       </w:r>
       <w:r>
         <w:t xml:space="preserve"> </w:t>
@@ -1330,8 +1480,8 @@
         <w:t xml:space="preserve">an active campaign.</w:t>
       </w:r>
     </w:p>
-    <w:bookmarkEnd w:id="30"/>
-    <w:bookmarkStart w:id="34" w:name="arch"/>
+    <w:bookmarkEnd w:id="32"/>
+    <w:bookmarkStart w:id="36" w:name="arch"/>
     <w:p>
       <w:pPr>
         <w:pStyle w:val="Heading2"/>
@@ -1350,20 +1500,20 @@
       <w:r>
         <w:drawing>
           <wp:inline>
-            <wp:extent cx="5334000" cy="1613053"/>
+            <wp:extent cx="5334000" cy="4562819"/>
             <wp:effectExtent b="0" l="0" r="0" t="0"/>
-            <wp:docPr descr="" title="" id="32" name="Picture"/>
+            <wp:docPr descr="" title="" id="34" name="Picture"/>
             <a:graphic>
               <a:graphicData uri="http://schemas.openxmlformats.org/drawingml/2006/picture">
                 <pic:pic>
                   <pic:nvPicPr>
-                    <pic:cNvPr descr="img00.png" id="33" name="Picture"/>
+                    <pic:cNvPr descr="diagram-0.png" id="35" name="Picture"/>
                     <pic:cNvPicPr>
                       <a:picLocks noChangeArrowheads="1" noChangeAspect="1"/>
                     </pic:cNvPicPr>
                   </pic:nvPicPr>
                   <pic:blipFill>
-                    <a:blip r:embed="rId31"/>
+                    <a:blip r:embed="rId33"/>
                     <a:stretch>
                       <a:fillRect/>
                     </a:stretch>
@@ -1371,7 +1521,7 @@
                   <pic:spPr bwMode="auto">
                     <a:xfrm>
                       <a:off x="0" y="0"/>
-                      <a:ext cx="5334000" cy="1613053"/>
+                      <a:ext cx="5334000" cy="4562819"/>
                     </a:xfrm>
                     <a:prstGeom prst="rect">
                       <a:avLst/>
@@ -1395,7 +1545,19 @@
         <w:pStyle w:val="ImageCaption"/>
       </w:pPr>
       <w:r>
-        <w:t xml:space="preserve">Figure 1 — System architecture. Both clients consume the same REST API; the message analyzer reuses the URL engine for links found inside messages.</w:t>
+        <w:t xml:space="preserve">Figure 1. System architecture as implemented. All clients consume the same REST API. The message analyzer reuses the URL engine for embedded links and the sender checker for sender trust. Moderation is the only writer that can flip a report to</w:t>
+      </w:r>
+      <w:r>
+        <w:t xml:space="preserve"> </w:t>
+      </w:r>
+      <w:r>
+        <w:rPr>
+          <w:rStyle w:val="VerbatimChar"/>
+        </w:rPr>
+        <w:t xml:space="preserve">APPROVED</w:t>
+      </w:r>
+      <w:r>
+        <w:t xml:space="preserve">, which is what makes it visible to the reports search, the flagged feed, and the phone blocklist the mobile app syncs.</w:t>
       </w:r>
     </w:p>
     <w:tbl>
@@ -1525,29 +1687,29 @@
               <w:pStyle w:val="Compact"/>
             </w:pPr>
             <w:r>
-              <w:t xml:space="preserve">Backend</w:t>
-            </w:r>
-          </w:p>
-        </w:tc>
-        <w:tc>
-          <w:tcPr/>
-          <w:p>
-            <w:pPr>
-              <w:pStyle w:val="Compact"/>
-            </w:pPr>
-            <w:r>
-              <w:t xml:space="preserve">Node.js + Express + TypeScript</w:t>
-            </w:r>
-          </w:p>
-        </w:tc>
-        <w:tc>
-          <w:tcPr/>
-          <w:p>
-            <w:pPr>
-              <w:pStyle w:val="Compact"/>
-            </w:pPr>
-            <w:r>
-              <w:t xml:space="preserve">Same language as frontend, large ecosystem</w:t>
+              <w:t xml:space="preserve">Real-time protection</w:t>
+            </w:r>
+          </w:p>
+        </w:tc>
+        <w:tc>
+          <w:tcPr/>
+          <w:p>
+            <w:pPr>
+              <w:pStyle w:val="Compact"/>
+            </w:pPr>
+            <w:r>
+              <w:t xml:space="preserve">Kotlin (Android native)</w:t>
+            </w:r>
+          </w:p>
+        </w:tc>
+        <w:tc>
+          <w:tcPr/>
+          <w:p>
+            <w:pPr>
+              <w:pStyle w:val="Compact"/>
+            </w:pPr>
+            <w:r>
+              <w:t xml:space="preserve">Call screening, SMS receipt and system overlay are OS-level capabilities Flutter cannot reach (§8.1)</w:t>
             </w:r>
           </w:p>
         </w:tc>
@@ -1560,29 +1722,29 @@
               <w:pStyle w:val="Compact"/>
             </w:pPr>
             <w:r>
-              <w:t xml:space="preserve">ORM / DB</w:t>
-            </w:r>
-          </w:p>
-        </w:tc>
-        <w:tc>
-          <w:tcPr/>
-          <w:p>
-            <w:pPr>
-              <w:pStyle w:val="Compact"/>
-            </w:pPr>
-            <w:r>
-              <w:t xml:space="preserve">Prisma + SQLite → PostgreSQL</w:t>
-            </w:r>
-          </w:p>
-        </w:tc>
-        <w:tc>
-          <w:tcPr/>
-          <w:p>
-            <w:pPr>
-              <w:pStyle w:val="Compact"/>
-            </w:pPr>
-            <w:r>
-              <w:t xml:space="preserve">Zero-setup development, drop-in production upgrade</w:t>
+              <w:t xml:space="preserve">Backend</w:t>
+            </w:r>
+          </w:p>
+        </w:tc>
+        <w:tc>
+          <w:tcPr/>
+          <w:p>
+            <w:pPr>
+              <w:pStyle w:val="Compact"/>
+            </w:pPr>
+            <w:r>
+              <w:t xml:space="preserve">Node.js + Express + TypeScript</w:t>
+            </w:r>
+          </w:p>
+        </w:tc>
+        <w:tc>
+          <w:tcPr/>
+          <w:p>
+            <w:pPr>
+              <w:pStyle w:val="Compact"/>
+            </w:pPr>
+            <w:r>
+              <w:t xml:space="preserve">Same language as frontend, large ecosystem</w:t>
             </w:r>
           </w:p>
         </w:tc>
@@ -1595,6 +1757,41 @@
               <w:pStyle w:val="Compact"/>
             </w:pPr>
             <w:r>
+              <w:t xml:space="preserve">ORM / DB</w:t>
+            </w:r>
+          </w:p>
+        </w:tc>
+        <w:tc>
+          <w:tcPr/>
+          <w:p>
+            <w:pPr>
+              <w:pStyle w:val="Compact"/>
+            </w:pPr>
+            <w:r>
+              <w:t xml:space="preserve">Prisma + SQLite → PostgreSQL</w:t>
+            </w:r>
+          </w:p>
+        </w:tc>
+        <w:tc>
+          <w:tcPr/>
+          <w:p>
+            <w:pPr>
+              <w:pStyle w:val="Compact"/>
+            </w:pPr>
+            <w:r>
+              <w:t xml:space="preserve">Zero-setup development, drop-in production upgrade</w:t>
+            </w:r>
+          </w:p>
+        </w:tc>
+      </w:tr>
+      <w:tr>
+        <w:tc>
+          <w:tcPr/>
+          <w:p>
+            <w:pPr>
+              <w:pStyle w:val="Compact"/>
+            </w:pPr>
+            <w:r>
               <w:t xml:space="preserve">Validation</w:t>
             </w:r>
           </w:p>
@@ -1618,13 +1815,118 @@
             </w:pPr>
             <w:r>
               <w:t xml:space="preserve">Every API input validated server-side</w:t>
+            </w:r>
+          </w:p>
+        </w:tc>
+      </w:tr>
+      <w:tr>
+        <w:tc>
+          <w:tcPr/>
+          <w:p>
+            <w:pPr>
+              <w:pStyle w:val="Compact"/>
+            </w:pPr>
+            <w:r>
+              <w:t xml:space="preserve">Optional AI layer</w:t>
+            </w:r>
+          </w:p>
+        </w:tc>
+        <w:tc>
+          <w:tcPr/>
+          <w:p>
+            <w:pPr>
+              <w:pStyle w:val="Compact"/>
+            </w:pPr>
+            <w:r>
+              <w:t xml:space="preserve">Ollama (local LLM)</w:t>
+            </w:r>
+          </w:p>
+        </w:tc>
+        <w:tc>
+          <w:tcPr/>
+          <w:p>
+            <w:pPr>
+              <w:pStyle w:val="Compact"/>
+            </w:pPr>
+            <w:r>
+              <w:t xml:space="preserve">A bounded second opinion on messages that runs on the operator's own machine, so no message ever leaves it (§9.3)</w:t>
+            </w:r>
+          </w:p>
+        </w:tc>
+      </w:tr>
+      <w:tr>
+        <w:tc>
+          <w:tcPr/>
+          <w:p>
+            <w:pPr>
+              <w:pStyle w:val="Compact"/>
+            </w:pPr>
+            <w:r>
+              <w:t xml:space="preserve">Deployment</w:t>
+            </w:r>
+          </w:p>
+        </w:tc>
+        <w:tc>
+          <w:tcPr/>
+          <w:p>
+            <w:pPr>
+              <w:pStyle w:val="Compact"/>
+            </w:pPr>
+            <w:r>
+              <w:t xml:space="preserve">Docker Compose + nginx</w:t>
+            </w:r>
+          </w:p>
+        </w:tc>
+        <w:tc>
+          <w:tcPr/>
+          <w:p>
+            <w:pPr>
+              <w:pStyle w:val="Compact"/>
+            </w:pPr>
+            <w:r>
+              <w:t xml:space="preserve">Reproducible production stack; nginx serves the SPA and proxies the API (§12)</w:t>
+            </w:r>
+          </w:p>
+        </w:tc>
+      </w:tr>
+      <w:tr>
+        <w:tc>
+          <w:tcPr/>
+          <w:p>
+            <w:pPr>
+              <w:pStyle w:val="Compact"/>
+            </w:pPr>
+            <w:r>
+              <w:t xml:space="preserve">Testing</w:t>
+            </w:r>
+          </w:p>
+        </w:tc>
+        <w:tc>
+          <w:tcPr/>
+          <w:p>
+            <w:pPr>
+              <w:pStyle w:val="Compact"/>
+            </w:pPr>
+            <w:r>
+              <w:t xml:space="preserve">Vitest · testing-library · flutter test</w:t>
+            </w:r>
+          </w:p>
+        </w:tc>
+        <w:tc>
+          <w:tcPr/>
+          <w:p>
+            <w:pPr>
+              <w:pStyle w:val="Compact"/>
+            </w:pPr>
+            <w:r>
+              <w:t xml:space="preserve">151 automated tests across the three tiers (§13.2)</w:t>
             </w:r>
           </w:p>
         </w:tc>
       </w:tr>
     </w:tbl>
-    <w:bookmarkEnd w:id="34"/>
-    <w:bookmarkStart w:id="38" w:name="method"/>
+    <w:bookmarkEnd w:id="36"/>
+    <w:bookmarkStart w:id="40" w:name="method"/>
     <w:p>
       <w:pPr>
         <w:pStyle w:val="Heading2"/>
@@ -1672,18 +1974,18 @@
           <wp:inline>
             <wp:extent cx="5334000" cy="597665"/>
             <wp:effectExtent b="0" l="0" r="0" t="0"/>
-            <wp:docPr descr="" title="" id="36" name="Picture"/>
+            <wp:docPr descr="" title="" id="38" name="Picture"/>
             <a:graphic>
               <a:graphicData uri="http://schemas.openxmlformats.org/drawingml/2006/picture">
                 <pic:pic>
                   <pic:nvPicPr>
-                    <pic:cNvPr descr="img01.png" id="37" name="Picture"/>
+                    <pic:cNvPr descr="diagram-1.png" id="39" name="Picture"/>
                     <pic:cNvPicPr>
                       <a:picLocks noChangeArrowheads="1" noChangeAspect="1"/>
                     </pic:cNvPicPr>
                   </pic:nvPicPr>
                   <pic:blipFill>
-                    <a:blip r:embed="rId35"/>
+                    <a:blip r:embed="rId37"/>
                     <a:stretch>
                       <a:fillRect/>
                     </a:stretch>
@@ -1715,7 +2017,7 @@
         <w:pStyle w:val="ImageCaption"/>
       </w:pPr>
       <w:r>
-        <w:t xml:space="preserve">Figure 2 — Methodology phases. Evaluation feeds back into design: misclassified samples become new rules or adjusted weights.</w:t>
+        <w:t xml:space="preserve">Figure 2. Methodology phases. Evaluation feeds back into design: misclassified samples become new rules or adjusted weights.</w:t>
       </w:r>
     </w:p>
     <w:tbl>
@@ -1978,8 +2280,8 @@
         </w:tc>
       </w:tr>
     </w:tbl>
-    <w:bookmarkEnd w:id="38"/>
-    <w:bookmarkStart w:id="49" w:name="q-suspicious"/>
+    <w:bookmarkEnd w:id="40"/>
+    <w:bookmarkStart w:id="51" w:name="q-suspicious"/>
     <w:p>
       <w:pPr>
         <w:pStyle w:val="Heading2"/>
@@ -1988,7 +2290,7 @@
         <w:t xml:space="preserve">6.</w:t>
       </w:r>
       <w:r>
-        <w:t xml:space="preserve">Q1 — How do we determine that a link is suspicious?</w:t>
+        <w:t xml:space="preserve">Q1. How do we determine that a link is suspicious?</w:t>
       </w:r>
     </w:p>
     <w:p>
@@ -2028,19 +2330,7 @@
         <w:t xml:space="preserve"> </w:t>
       </w:r>
       <w:r>
-        <w:t xml:space="preserve">from</w:t>
-      </w:r>
-      <w:r>
-        <w:t xml:space="preserve"> </w:t>
-      </w:r>
-      <w:r>
-        <w:t xml:space="preserve">three families — lexical (the URL text itself), transport (encryption), and community (our own database) —</w:t>
-      </w:r>
-      <w:r>
-        <w:t xml:space="preserve"> </w:t>
-      </w:r>
-      <w:r>
-        <w:t xml:space="preserve">and combines them into a 0–100 risk score. This mirrors the feature families proven effective in the</w:t>
+        <w:t xml:space="preserve">from three families, namely lexical (the URL text itself), transport (encryption), and community (our own database), and combines them into a 0–100 risk score. This mirrors the feature families proven effective in the</w:t>
       </w:r>
       <w:r>
         <w:t xml:space="preserve"> </w:t>
@@ -2062,7 +2352,7 @@
         <w:t xml:space="preserve">.</w:t>
       </w:r>
     </w:p>
-    <w:bookmarkStart w:id="39" w:name="detection-signals-and-weights"/>
+    <w:bookmarkStart w:id="41" w:name="detection-signals-and-weights"/>
     <w:p>
       <w:pPr>
         <w:pStyle w:val="Heading3"/>
@@ -2163,7 +2453,7 @@
               <w:pStyle w:val="Compact"/>
             </w:pPr>
             <w:r>
-              <w:t xml:space="preserve">Palestinian brand lookalike — registrable domain within Levenshtein distance ≤ 2 of a protected brand (jawwal, ooredoo, bankofpalestine, palpay, reflect…) or brand name embedded in a non-official domain</w:t>
+              <w:t xml:space="preserve">Palestinian brand lookalike: registrable domain within Levenshtein distance ≤ 2 of a protected brand (jawwal, ooredoo, bankofpalestine, palpay, reflect…) or brand name embedded in a non-official domain</w:t>
             </w:r>
           </w:p>
         </w:tc>
@@ -2608,10 +2898,7 @@
               <w:t xml:space="preserve">No HTTPS</w:t>
             </w:r>
             <w:r>
-              <w:t xml:space="preserve"> </w:t>
-            </w:r>
-            <w:r>
-              <w:t xml:space="preserve">— the link is unencrypted, so any submitted data travels in clear text</w:t>
+              <w:t xml:space="preserve">: the link is unencrypted, so any submitted data travels in clear text</w:t>
             </w:r>
           </w:p>
         </w:tc>
@@ -2731,7 +3018,7 @@
               <w:pStyle w:val="Compact"/>
             </w:pPr>
             <w:r>
-              <w:t xml:space="preserve">Community reports — each approved report matching this URL</w:t>
+              <w:t xml:space="preserve">Community reports: each approved report matching this URL</w:t>
             </w:r>
           </w:p>
         </w:tc>
@@ -2788,7 +3075,7 @@
               <w:pStyle w:val="Compact"/>
             </w:pPr>
             <w:r>
-              <w:t xml:space="preserve">Check-frequency spike — same URL checked unusually often recently (§7)</w:t>
+              <w:t xml:space="preserve">Check-frequency spike: same URL checked unusually often recently (§7)</w:t>
             </w:r>
           </w:p>
         </w:tc>
@@ -2832,11 +3119,11 @@
         <w:pStyle w:val="BodyText"/>
       </w:pPr>
       <w:r>
-        <w:t xml:space="preserve">Table 2 — Signal catalog. Weights were set from the relative severity reported in the literature [5][8] and will be tuned in the evaluation phase (§11).</w:t>
-      </w:r>
-    </w:p>
-    <w:bookmarkEnd w:id="39"/>
-    <w:bookmarkStart w:id="40" w:name="scoring-and-verdict"/>
+        <w:t xml:space="preserve">Table 2. Signal catalog. Weights were set from the relative severity reported in the literature [5][8] and will be tuned in the evaluation phase (§11).</w:t>
+      </w:r>
+    </w:p>
+    <w:bookmarkEnd w:id="41"/>
+    <w:bookmarkStart w:id="42" w:name="scoring-and-verdict"/>
     <w:p>
       <w:pPr>
         <w:pStyle w:val="Heading3"/>
@@ -2859,7 +3146,7 @@
         <w:br/>
       </w:r>
       <w:r>
-        <w:t xml:space="preserve">xᵢ(u) ∈ {0,1} — signal i triggered · R(u) — approved community reports · F(u) — frequency-spike flag</w:t>
+        <w:t xml:space="preserve">xᵢ(u) ∈ {0,1} = signal i triggered · R(u) = approved community reports · F(u) = frequency-spike flag</w:t>
       </w:r>
     </w:p>
     <w:p>
@@ -2908,7 +3195,7 @@
         <w:pStyle w:val="BodyText"/>
       </w:pPr>
       <w:r>
-        <w:t xml:space="preserve">Figure 3 — Verdict thresholds. “Safe” means</w:t>
+        <w:t xml:space="preserve">Figure 3. Verdict thresholds. “Safe” means</w:t>
       </w:r>
       <w:r>
         <w:t xml:space="preserve"> </w:t>
@@ -2921,11 +3208,11 @@
         <w:t xml:space="preserve">no risk signals found</w:t>
       </w:r>
       <w:r>
-        <w:t xml:space="preserve">, and the UI says so honestly — absence of signals is not a guarantee.</w:t>
-      </w:r>
-    </w:p>
-    <w:bookmarkEnd w:id="40"/>
-    <w:bookmarkStart w:id="44" w:name="worked-example"/>
+        <w:t xml:space="preserve">, and the UI says so honestly, because absence of signals is not a guarantee.</w:t>
+      </w:r>
+    </w:p>
+    <w:bookmarkEnd w:id="42"/>
+    <w:bookmarkStart w:id="46" w:name="worked-example"/>
     <w:p>
       <w:pPr>
         <w:pStyle w:val="Heading3"/>
@@ -2964,20 +3251,20 @@
       <w:r>
         <w:drawing>
           <wp:inline>
-            <wp:extent cx="5334000" cy="1687153"/>
+            <wp:extent cx="5334000" cy="2525006"/>
             <wp:effectExtent b="0" l="0" r="0" t="0"/>
-            <wp:docPr descr="" title="" id="42" name="Picture"/>
+            <wp:docPr descr="" title="" id="44" name="Picture"/>
             <a:graphic>
               <a:graphicData uri="http://schemas.openxmlformats.org/drawingml/2006/picture">
                 <pic:pic>
                   <pic:nvPicPr>
-                    <pic:cNvPr descr="img02.png" id="43" name="Picture"/>
+                    <pic:cNvPr descr="viz-0.png" id="45" name="Picture"/>
                     <pic:cNvPicPr>
                       <a:picLocks noChangeArrowheads="1" noChangeAspect="1"/>
                     </pic:cNvPicPr>
                   </pic:nvPicPr>
                   <pic:blipFill>
-                    <a:blip r:embed="rId41"/>
+                    <a:blip r:embed="rId43"/>
                     <a:stretch>
                       <a:fillRect/>
                     </a:stretch>
@@ -2985,7 +3272,7 @@
                   <pic:spPr bwMode="auto">
                     <a:xfrm>
                       <a:off x="0" y="0"/>
-                      <a:ext cx="5334000" cy="1687153"/>
+                      <a:ext cx="5334000" cy="2525006"/>
                     </a:xfrm>
                     <a:prstGeom prst="rect">
                       <a:avLst/>
@@ -3004,8 +3291,8 @@
         </w:drawing>
       </w:r>
     </w:p>
-    <w:bookmarkEnd w:id="44"/>
-    <w:bookmarkStart w:id="48" w:name="check-pipeline"/>
+    <w:bookmarkEnd w:id="46"/>
+    <w:bookmarkStart w:id="50" w:name="check-pipeline"/>
     <w:p>
       <w:pPr>
         <w:pStyle w:val="Heading3"/>
@@ -3021,20 +3308,20 @@
       <w:r>
         <w:drawing>
           <wp:inline>
-            <wp:extent cx="5334000" cy="2384233"/>
+            <wp:extent cx="5334000" cy="2313542"/>
             <wp:effectExtent b="0" l="0" r="0" t="0"/>
-            <wp:docPr descr="" title="" id="46" name="Picture"/>
+            <wp:docPr descr="" title="" id="48" name="Picture"/>
             <a:graphic>
               <a:graphicData uri="http://schemas.openxmlformats.org/drawingml/2006/picture">
                 <pic:pic>
                   <pic:nvPicPr>
-                    <pic:cNvPr descr="img03.png" id="47" name="Picture"/>
+                    <pic:cNvPr descr="diagram-2.png" id="49" name="Picture"/>
                     <pic:cNvPicPr>
                       <a:picLocks noChangeArrowheads="1" noChangeAspect="1"/>
                     </pic:cNvPicPr>
                   </pic:nvPicPr>
                   <pic:blipFill>
-                    <a:blip r:embed="rId45"/>
+                    <a:blip r:embed="rId47"/>
                     <a:stretch>
                       <a:fillRect/>
                     </a:stretch>
@@ -3042,7 +3329,7 @@
                   <pic:spPr bwMode="auto">
                     <a:xfrm>
                       <a:off x="0" y="0"/>
-                      <a:ext cx="5334000" cy="2384233"/>
+                      <a:ext cx="5334000" cy="2313542"/>
                     </a:xfrm>
                     <a:prstGeom prst="rect">
                       <a:avLst/>
@@ -3066,12 +3353,12 @@
         <w:pStyle w:val="ImageCaption"/>
       </w:pPr>
       <w:r>
-        <w:t xml:space="preserve">Figure 5 — URL check sequence. Every check is logged (anonymously) — the log powers the visit-proxy metrics in §7 and the flagged-links feed.</w:t>
-      </w:r>
-    </w:p>
-    <w:bookmarkEnd w:id="48"/>
-    <w:bookmarkEnd w:id="49"/>
-    <w:bookmarkStart w:id="53" w:name="q-visits"/>
+        <w:t xml:space="preserve">Figure 5. URL check sequence. Every check is logged (anonymously), and the log powers the visit-proxy metrics in §7 and the flagged-links feed.</w:t>
+      </w:r>
+    </w:p>
+    <w:bookmarkEnd w:id="50"/>
+    <w:bookmarkEnd w:id="51"/>
+    <w:bookmarkStart w:id="55" w:name="q-visits"/>
     <w:p>
       <w:pPr>
         <w:pStyle w:val="Heading2"/>
@@ -3080,7 +3367,7 @@
         <w:t xml:space="preserve">7.</w:t>
       </w:r>
       <w:r>
-        <w:t xml:space="preserve">Q2 — How do we know how many people visited a link?</w:t>
+        <w:t xml:space="preserve">Q2. How do we know how many people visited a link?</w:t>
       </w:r>
     </w:p>
     <w:p>
@@ -3120,7 +3407,7 @@
         <w:t xml:space="preserve"> </w:t>
       </w:r>
       <w:r>
-        <w:t xml:space="preserve">visit count of an arbitrary external URL — only the site's owner (or its DNS/hosting provider) has that data.</w:t>
+        <w:t xml:space="preserve">visit count of an arbitrary external URL. Only the site's owner (or its DNS/hosting provider) has that data.</w:t>
       </w:r>
       <w:r>
         <w:t xml:space="preserve"> </w:t>
@@ -3161,10 +3448,7 @@
         <w:t xml:space="preserve">observed spread through channels we instrument</w:t>
       </w:r>
       <w:r>
-        <w:t xml:space="preserve"> </w:t>
-      </w:r>
-      <w:r>
-        <w:t xml:space="preserve">— and that is a proven proxy for</w:t>
+        <w:t xml:space="preserve">: and that is a proven proxy for</w:t>
       </w:r>
       <w:r>
         <w:t xml:space="preserve"> </w:t>
@@ -3463,10 +3747,7 @@
               <w:t xml:space="preserve">of the warning page</w:t>
             </w:r>
             <w:r>
-              <w:t xml:space="preserve"> </w:t>
-            </w:r>
-            <w:r>
-              <w:t xml:space="preserve">— a direct measure of how many people encountered the link</w:t>
+              <w:t xml:space="preserve">, a direct measure of how many people encountered the link</w:t>
             </w:r>
           </w:p>
         </w:tc>
@@ -3515,7 +3796,7 @@
               <w:t xml:space="preserve"> </w:t>
             </w:r>
             <w:r>
-              <w:t xml:space="preserve">Checks visited URLs against our blocklist using hashed URL prefixes (k-anonymity, the Safe Browsing model [1]) — counts</w:t>
+              <w:t xml:space="preserve">Checks visited URLs against our blocklist using hashed URL prefixes (k-anonymity, the Safe Browsing model [1]), counting</w:t>
             </w:r>
             <w:r>
               <w:t xml:space="preserve"> </w:t>
@@ -3564,7 +3845,7 @@
         <w:pStyle w:val="BodyText"/>
       </w:pPr>
       <w:r>
-        <w:t xml:space="preserve">Table 3 — Visit-measurement tiers. Tiers A+B feed signals S10/S11 in the scoring engine, closing the feedback loop.</w:t>
+        <w:t xml:space="preserve">Table 3. Visit-measurement tiers. Tiers A+B feed signals S10/S11 in the scoring engine, closing the feedback loop.</w:t>
       </w:r>
     </w:p>
     <w:p>
@@ -3574,20 +3855,20 @@
       <w:r>
         <w:drawing>
           <wp:inline>
-            <wp:extent cx="5334000" cy="3888036"/>
+            <wp:extent cx="5334000" cy="3810918"/>
             <wp:effectExtent b="0" l="0" r="0" t="0"/>
-            <wp:docPr descr="" title="" id="51" name="Picture"/>
+            <wp:docPr descr="" title="" id="53" name="Picture"/>
             <a:graphic>
               <a:graphicData uri="http://schemas.openxmlformats.org/drawingml/2006/picture">
                 <pic:pic>
                   <pic:nvPicPr>
-                    <pic:cNvPr descr="img04.png" id="52" name="Picture"/>
+                    <pic:cNvPr descr="diagram-3.png" id="54" name="Picture"/>
                     <pic:cNvPicPr>
                       <a:picLocks noChangeArrowheads="1" noChangeAspect="1"/>
                     </pic:cNvPicPr>
                   </pic:nvPicPr>
                   <pic:blipFill>
-                    <a:blip r:embed="rId50"/>
+                    <a:blip r:embed="rId52"/>
                     <a:stretch>
                       <a:fillRect/>
                     </a:stretch>
@@ -3595,7 +3876,7 @@
                   <pic:spPr bwMode="auto">
                     <a:xfrm>
                       <a:off x="0" y="0"/>
-                      <a:ext cx="5334000" cy="3888036"/>
+                      <a:ext cx="5334000" cy="3810918"/>
                     </a:xfrm>
                     <a:prstGeom prst="rect">
                       <a:avLst/>
@@ -3619,7 +3900,7 @@
         <w:pStyle w:val="ImageCaption"/>
       </w:pPr>
       <w:r>
-        <w:t xml:space="preserve">Figure 6 — Tier C: the protective warning link both</w:t>
+        <w:t xml:space="preserve">Figure 6. Tier C: the protective warning link both</w:t>
       </w:r>
       <w:r>
         <w:t xml:space="preserve"> </w:t>
@@ -3654,8 +3935,8 @@
         <w:t xml:space="preserve">the scam at the moment of the click.</w:t>
       </w:r>
     </w:p>
-    <w:bookmarkEnd w:id="53"/>
-    <w:bookmarkStart w:id="54" w:name="q-monitor"/>
+    <w:bookmarkEnd w:id="55"/>
+    <w:bookmarkStart w:id="60" w:name="q-monitor"/>
     <w:p>
       <w:pPr>
         <w:pStyle w:val="Heading2"/>
@@ -3664,7 +3945,7 @@
         <w:t xml:space="preserve">8.</w:t>
       </w:r>
       <w:r>
-        <w:t xml:space="preserve">Q3 — How do we “monitor” users who visited links?</w:t>
+        <w:t xml:space="preserve">Q3. How do we “monitor” users who visited links?</w:t>
       </w:r>
     </w:p>
     <w:p>
@@ -3692,7 +3973,7 @@
           <w:b/>
           <w:bCs/>
         </w:rPr>
-        <w:t xml:space="preserve">We deliberately do not monitor individuals — the platform is designed so that it cannot.</w:t>
+        <w:t xml:space="preserve">We deliberately do not monitor individuals. The platform is designed so that it cannot.</w:t>
       </w:r>
       <w:r>
         <w:t xml:space="preserve"> </w:t>
@@ -3836,7 +4117,7 @@
         <w:pStyle w:val="BodyText"/>
       </w:pPr>
       <w:r>
-        <w:t xml:space="preserve">Table 4 — Privacy-by-design data policy. No login is required to check a link or search reports; reporters may optionally leave a display name.</w:t>
+        <w:t xml:space="preserve">Table 4. Privacy-by-design data policy. No login is required to check a link or search reports; reporters may optionally leave a display name.</w:t>
       </w:r>
     </w:p>
     <w:p>
@@ -3885,7 +4166,7 @@
         <w:t xml:space="preserve"> </w:t>
       </w:r>
       <w:r>
-        <w:t xml:space="preserve">encountered a flagged link — never</w:t>
+        <w:t xml:space="preserve">encountered a flagged link, never</w:t>
       </w:r>
       <w:r>
         <w:t xml:space="preserve"> </w:t>
@@ -3901,8 +4182,355 @@
         <w:t xml:space="preserve">, and never the rest of their browsing.</w:t>
       </w:r>
     </w:p>
-    <w:bookmarkEnd w:id="54"/>
-    <w:bookmarkStart w:id="55" w:name="messages"/>
+    <w:bookmarkStart w:id="59" w:name="Xef1f37fa361eb69e80bf14c2d023830af340f5c"/>
+    <w:p>
+      <w:pPr>
+        <w:pStyle w:val="Heading3"/>
+      </w:pPr>
+      <w:r>
+        <w:t xml:space="preserve">8.1 What we built instead: on-device real-time protection</w:t>
+      </w:r>
+    </w:p>
+    <w:p>
+      <w:pPr>
+        <w:pStyle w:val="FirstParagraph"/>
+      </w:pPr>
+      <w:r>
+        <w:t xml:space="preserve">The implemented answer to “how do you protect people at the moment of the attack, without watching them?”</w:t>
+      </w:r>
+      <w:r>
+        <w:t xml:space="preserve"> </w:t>
+      </w:r>
+      <w:r>
+        <w:t xml:space="preserve">is to move the check</w:t>
+      </w:r>
+      <w:r>
+        <w:t xml:space="preserve"> </w:t>
+      </w:r>
+      <w:r>
+        <w:rPr>
+          <w:i/>
+          <w:iCs/>
+        </w:rPr>
+        <w:t xml:space="preserve">to the device</w:t>
+      </w:r>
+      <w:r>
+        <w:t xml:space="preserve">. The Android app screens every incoming call and SMS against</w:t>
+      </w:r>
+      <w:r>
+        <w:t xml:space="preserve"> </w:t>
+      </w:r>
+      <w:r>
+        <w:t xml:space="preserve">the community blocklist and shows a warning overlay on a match, and the entire comparison happens locally,</w:t>
+      </w:r>
+      <w:r>
+        <w:t xml:space="preserve"> </w:t>
+      </w:r>
+      <w:r>
+        <w:t xml:space="preserve">in native code, with no network round trip.</w:t>
+      </w:r>
+    </w:p>
+    <w:p>
+      <w:pPr>
+        <w:pStyle w:val="CaptionedFigure"/>
+      </w:pPr>
+      <w:r>
+        <w:drawing>
+          <wp:inline>
+            <wp:extent cx="5334000" cy="3219679"/>
+            <wp:effectExtent b="0" l="0" r="0" t="0"/>
+            <wp:docPr descr="" title="" id="57" name="Picture"/>
+            <a:graphic>
+              <a:graphicData uri="http://schemas.openxmlformats.org/drawingml/2006/picture">
+                <pic:pic>
+                  <pic:nvPicPr>
+                    <pic:cNvPr descr="diagram-4.png" id="58" name="Picture"/>
+                    <pic:cNvPicPr>
+                      <a:picLocks noChangeArrowheads="1" noChangeAspect="1"/>
+                    </pic:cNvPicPr>
+                  </pic:nvPicPr>
+                  <pic:blipFill>
+                    <a:blip r:embed="rId56"/>
+                    <a:stretch>
+                      <a:fillRect/>
+                    </a:stretch>
+                  </pic:blipFill>
+                  <pic:spPr bwMode="auto">
+                    <a:xfrm>
+                      <a:off x="0" y="0"/>
+                      <a:ext cx="5334000" cy="3219679"/>
+                    </a:xfrm>
+                    <a:prstGeom prst="rect">
+                      <a:avLst/>
+                    </a:prstGeom>
+                    <a:noFill/>
+                    <a:ln w="9525">
+                      <a:noFill/>
+                      <a:headEnd/>
+                      <a:tailEnd/>
+                    </a:ln>
+                  </pic:spPr>
+                </pic:pic>
+              </a:graphicData>
+            </a:graphic>
+          </wp:inline>
+        </w:drawing>
+      </w:r>
+    </w:p>
+    <w:p>
+      <w:pPr>
+        <w:pStyle w:val="ImageCaption"/>
+      </w:pPr>
+      <w:r>
+        <w:t xml:space="preserve">Figure 5b. On-device screening. The blocklist flows one way (server → device). Calls, messages, and matches never flow back, so the platform cannot know who was contacted by whom.</w:t>
+      </w:r>
+    </w:p>
+    <w:p>
+      <w:pPr>
+        <w:pStyle w:val="BodyText"/>
+      </w:pPr>
+      <w:r>
+        <w:t xml:space="preserve">Three properties make this compatible with the privacy stance above rather than a contradiction of it:</w:t>
+      </w:r>
+    </w:p>
+    <w:p>
+      <w:pPr>
+        <w:pStyle w:val="Compact"/>
+        <w:numPr>
+          <w:ilvl w:val="0"/>
+          <w:numId w:val="1002"/>
+        </w:numPr>
+      </w:pPr>
+      <w:r>
+        <w:rPr>
+          <w:b/>
+          <w:bCs/>
+        </w:rPr>
+        <w:t xml:space="preserve">Nothing is uploaded.</w:t>
+      </w:r>
+      <w:r>
+        <w:t xml:space="preserve"> </w:t>
+      </w:r>
+      <w:r>
+        <w:t xml:space="preserve">Call numbers and message bodies are matched on the device and never transmitted. The server only ever serves a public blocklist; it receives no telemetry in return.</w:t>
+      </w:r>
+    </w:p>
+    <w:p>
+      <w:pPr>
+        <w:pStyle w:val="Compact"/>
+        <w:numPr>
+          <w:ilvl w:val="0"/>
+          <w:numId w:val="1002"/>
+        </w:numPr>
+      </w:pPr>
+      <w:r>
+        <w:rPr>
+          <w:b/>
+          <w:bCs/>
+        </w:rPr>
+        <w:t xml:space="preserve">Nothing is blocked.</w:t>
+      </w:r>
+      <w:r>
+        <w:t xml:space="preserve"> </w:t>
+      </w:r>
+      <w:r>
+        <w:t xml:space="preserve">The call-screening service always responds “allow”. The user is warned and decides. The platform never silently intervenes in someone's communications, which also keeps it clear of the interception prohibitions in the Cybercrime Law [11].</w:t>
+      </w:r>
+    </w:p>
+    <w:p>
+      <w:pPr>
+        <w:pStyle w:val="Compact"/>
+        <w:numPr>
+          <w:ilvl w:val="0"/>
+          <w:numId w:val="1002"/>
+        </w:numPr>
+      </w:pPr>
+      <w:r>
+        <w:rPr>
+          <w:b/>
+          <w:bCs/>
+        </w:rPr>
+        <w:t xml:space="preserve">The list is public.</w:t>
+      </w:r>
+      <w:r>
+        <w:t xml:space="preserve"> </w:t>
+      </w:r>
+      <w:r>
+        <w:t xml:space="preserve">The blocklist is built only from</w:t>
+      </w:r>
+      <w:r>
+        <w:t xml:space="preserve"> </w:t>
+      </w:r>
+      <w:r>
+        <w:rPr>
+          <w:i/>
+          <w:iCs/>
+        </w:rPr>
+        <w:t xml:space="preserve">approved</w:t>
+      </w:r>
+      <w:r>
+        <w:t xml:space="preserve"> </w:t>
+      </w:r>
+      <w:r>
+        <w:t xml:space="preserve">community reports (§11), so nothing on a device came from surveillance. It came from people who chose to report.</w:t>
+      </w:r>
+    </w:p>
+    <w:p>
+      <w:pPr>
+        <w:pStyle w:val="FirstParagraph"/>
+      </w:pPr>
+      <w:r>
+        <w:t xml:space="preserve">When the app is running, a suspicious SMS is additionally sent through the full analyzer</w:t>
+      </w:r>
+      <w:r>
+        <w:t xml:space="preserve"> </w:t>
+      </w:r>
+      <w:r>
+        <w:t xml:space="preserve">(</w:t>
+      </w:r>
+      <w:r>
+        <w:rPr>
+          <w:rStyle w:val="VerbatimChar"/>
+        </w:rPr>
+        <w:t xml:space="preserve">POST /analyze-message</w:t>
+      </w:r>
+      <w:r>
+        <w:t xml:space="preserve">) for an explained verdict; when it is not, the native blocklist plus a small</w:t>
+      </w:r>
+      <w:r>
+        <w:t xml:space="preserve"> </w:t>
+      </w:r>
+      <w:r>
+        <w:t xml:space="preserve">embedded keyword list still covers it. This is a deliberate trade-off: no headless background Dart isolate,</w:t>
+      </w:r>
+      <w:r>
+        <w:t xml:space="preserve"> </w:t>
+      </w:r>
+      <w:r>
+        <w:t xml:space="preserve">at the cost of a shallower check while the app is closed.</w:t>
+      </w:r>
+    </w:p>
+    <w:p>
+      <w:pPr>
+        <w:pStyle w:val="BodyText"/>
+      </w:pPr>
+      <w:r>
+        <w:rPr>
+          <w:b/>
+          <w:bCs/>
+        </w:rPr>
+        <w:t xml:space="preserve">Why iOS cannot do this.</w:t>
+      </w:r>
+      <w:r>
+        <w:t xml:space="preserve"> </w:t>
+      </w:r>
+      <w:r>
+        <w:t xml:space="preserve">This is a structural platform restriction, not unfinished work. iOS</w:t>
+      </w:r>
+      <w:r>
+        <w:t xml:space="preserve"> </w:t>
+      </w:r>
+      <w:r>
+        <w:t xml:space="preserve">gives no app the ability to read incoming SMS content, since</w:t>
+      </w:r>
+      <w:r>
+        <w:t xml:space="preserve"> </w:t>
+      </w:r>
+      <w:r>
+        <w:rPr>
+          <w:rStyle w:val="VerbatimChar"/>
+        </w:rPr>
+        <w:t xml:space="preserve">ILMessageFilterExtension</w:t>
+      </w:r>
+      <w:r>
+        <w:t xml:space="preserve"> </w:t>
+      </w:r>
+      <w:r>
+        <w:t xml:space="preserve">only sorts</w:t>
+      </w:r>
+      <w:r>
+        <w:t xml:space="preserve"> </w:t>
+      </w:r>
+      <w:r>
+        <w:t xml:space="preserve">messages from unknown senders into fixed folders, never returning the text or permitting a per-message server</w:t>
+      </w:r>
+      <w:r>
+        <w:t xml:space="preserve"> </w:t>
+      </w:r>
+      <w:r>
+        <w:t xml:space="preserve">call; to draw over other applications; or to observe that a call arrived at all, because</w:t>
+      </w:r>
+      <w:r>
+        <w:t xml:space="preserve"> </w:t>
+      </w:r>
+      <w:r>
+        <w:rPr>
+          <w:rStyle w:val="VerbatimChar"/>
+        </w:rPr>
+        <w:t xml:space="preserve">CallKit</w:t>
+      </w:r>
+      <w:r>
+        <w:t xml:space="preserve"> </w:t>
+      </w:r>
+      <w:r>
+        <w:t xml:space="preserve">matches</w:t>
+      </w:r>
+      <w:r>
+        <w:t xml:space="preserve"> </w:t>
+      </w:r>
+      <w:r>
+        <w:t xml:space="preserve">a list the app supplies in advance, which the system reads directly. The portable fragment is that list: an</w:t>
+      </w:r>
+      <w:r>
+        <w:t xml:space="preserve"> </w:t>
+      </w:r>
+      <w:r>
+        <w:t xml:space="preserve">iOS extension could publish approved numbers and let the system block matches</w:t>
+      </w:r>
+      <w:r>
+        <w:t xml:space="preserve"> </w:t>
+      </w:r>
+      <w:r>
+        <w:rPr>
+          <w:i/>
+          <w:iCs/>
+        </w:rPr>
+        <w:t xml:space="preserve">silently</w:t>
+      </w:r>
+      <w:r>
+        <w:t xml:space="preserve">, with no</w:t>
+      </w:r>
+      <w:r>
+        <w:t xml:space="preserve"> </w:t>
+      </w:r>
+      <w:r>
+        <w:t xml:space="preserve">verdict, score, reasons, or overlay. The app therefore returns</w:t>
+      </w:r>
+      <w:r>
+        <w:t xml:space="preserve"> </w:t>
+      </w:r>
+      <w:r>
+        <w:rPr>
+          <w:rStyle w:val="VerbatimChar"/>
+        </w:rPr>
+        <w:t xml:space="preserve">false</w:t>
+      </w:r>
+      <w:r>
+        <w:t xml:space="preserve"> </w:t>
+      </w:r>
+      <w:r>
+        <w:t xml:space="preserve">for protection support on</w:t>
+      </w:r>
+      <w:r>
+        <w:t xml:space="preserve"> </w:t>
+      </w:r>
+      <w:r>
+        <w:t xml:space="preserve">every non-Android platform and explains the limitation in the interface instead of failing.</w:t>
+      </w:r>
+    </w:p>
+    <w:bookmarkEnd w:id="59"/>
+    <w:bookmarkEnd w:id="60"/>
+    <w:bookmarkStart w:id="64" w:name="messages"/>
     <w:p>
       <w:pPr>
         <w:pStyle w:val="Heading2"/>
@@ -4212,11 +4840,1069 @@
         <w:pStyle w:val="BodyText"/>
       </w:pPr>
       <w:r>
-        <w:t xml:space="preserve">Table 5 — Category pattern examples (abbreviated). Urgency markers (عاجل, فوراً, urgent) and payment requests add cross-category weight.</w:t>
-      </w:r>
-    </w:p>
-    <w:bookmarkEnd w:id="55"/>
-    <w:bookmarkStart w:id="59" w:name="data"/>
+        <w:t xml:space="preserve">Table 5. Category pattern examples (abbreviated). Urgency markers (عاجل, فوراً, urgent) and payment requests add cross-category weight.</w:t>
+      </w:r>
+    </w:p>
+    <w:bookmarkStart w:id="61" w:name="sender-aware-analysis"/>
+    <w:p>
+      <w:pPr>
+        <w:pStyle w:val="Heading3"/>
+      </w:pPr>
+      <w:r>
+        <w:t xml:space="preserve">9.1 Sender-aware analysis</w:t>
+      </w:r>
+    </w:p>
+    <w:p>
+      <w:pPr>
+        <w:pStyle w:val="FirstParagraph"/>
+      </w:pPr>
+      <w:r>
+        <w:t xml:space="preserve">A message is not just its text. Who it came from matters. When the optional</w:t>
+      </w:r>
+      <w:r>
+        <w:t xml:space="preserve"> </w:t>
+      </w:r>
+      <w:r>
+        <w:rPr>
+          <w:rStyle w:val="VerbatimChar"/>
+        </w:rPr>
+        <w:t xml:space="preserve">sender</w:t>
+      </w:r>
+      <w:r>
+        <w:t xml:space="preserve"> </w:t>
+      </w:r>
+      <w:r>
+        <w:t xml:space="preserve">field is</w:t>
+      </w:r>
+      <w:r>
+        <w:t xml:space="preserve"> </w:t>
+      </w:r>
+      <w:r>
+        <w:t xml:space="preserve">supplied, the analyzer resolves it through the sender checker (§3) and adjusts the score:</w:t>
+      </w:r>
+    </w:p>
+    <w:tbl>
+      <w:tblPr>
+        <w:tblStyle w:val="Table"/>
+        <w:tblW w:type="auto" w:w="0"/>
+        <w:tblLook w:firstRow="1" w:lastRow="0" w:firstColumn="0" w:lastColumn="0" w:noHBand="0" w:noVBand="0" w:val="0020"/>
+      </w:tblPr>
+      <w:tblGrid>
+        <w:gridCol w:w="1980"/>
+        <w:gridCol w:w="1980"/>
+        <w:gridCol w:w="1980"/>
+        <w:gridCol w:w="1980"/>
+      </w:tblGrid>
+      <w:tr>
+        <w:trPr>
+          <w:tblHeader w:val="on"/>
+        </w:trPr>
+        <w:tc>
+          <w:tcPr/>
+          <w:p>
+            <w:pPr>
+              <w:pStyle w:val="Compact"/>
+            </w:pPr>
+            <w:r>
+              <w:t xml:space="preserve">Sender trust</w:t>
+            </w:r>
+          </w:p>
+        </w:tc>
+        <w:tc>
+          <w:tcPr/>
+          <w:p>
+            <w:pPr>
+              <w:pStyle w:val="Compact"/>
+            </w:pPr>
+            <w:r>
+              <w:t xml:space="preserve">Resolved from</w:t>
+            </w:r>
+          </w:p>
+        </w:tc>
+        <w:tc>
+          <w:tcPr/>
+          <w:p>
+            <w:pPr>
+              <w:pStyle w:val="Compact"/>
+            </w:pPr>
+            <w:r>
+              <w:t xml:space="preserve">Effect on score</w:t>
+            </w:r>
+          </w:p>
+        </w:tc>
+        <w:tc>
+          <w:tcPr/>
+          <w:p>
+            <w:pPr>
+              <w:pStyle w:val="Compact"/>
+            </w:pPr>
+            <w:r>
+              <w:t xml:space="preserve">Reason code</w:t>
+            </w:r>
+          </w:p>
+        </w:tc>
+      </w:tr>
+      <w:tr>
+        <w:tc>
+          <w:tcPr/>
+          <w:p>
+            <w:pPr>
+              <w:pStyle w:val="Compact"/>
+            </w:pPr>
+            <w:r>
+              <w:rPr>
+                <w:b/>
+                <w:bCs/>
+              </w:rPr>
+              <w:t xml:space="preserve">official</w:t>
+            </w:r>
+          </w:p>
+        </w:tc>
+        <w:tc>
+          <w:tcPr/>
+          <w:p>
+            <w:pPr>
+              <w:pStyle w:val="Compact"/>
+            </w:pPr>
+            <w:r>
+              <w:t xml:space="preserve">Curated registry: JAWWAL, OOREDOO, PALTEL, Bank of Palestine, PALPAY, Jawwal Pay, Reflect, government IDs</w:t>
+            </w:r>
+          </w:p>
+        </w:tc>
+        <w:tc>
+          <w:tcPr/>
+          <w:p>
+            <w:pPr>
+              <w:pStyle w:val="Compact"/>
+            </w:pPr>
+            <w:r>
+              <w:t xml:space="preserve">−25</w:t>
+            </w:r>
+          </w:p>
+        </w:tc>
+        <w:tc>
+          <w:tcPr/>
+          <w:p>
+            <w:pPr>
+              <w:pStyle w:val="Compact"/>
+            </w:pPr>
+            <w:r>
+              <w:rPr>
+                <w:rStyle w:val="VerbatimChar"/>
+              </w:rPr>
+              <w:t xml:space="preserve">OFFICIAL_SENDER</w:t>
+            </w:r>
+          </w:p>
+        </w:tc>
+      </w:tr>
+      <w:tr>
+        <w:tc>
+          <w:tcPr/>
+          <w:p>
+            <w:pPr>
+              <w:pStyle w:val="Compact"/>
+            </w:pPr>
+            <w:r>
+              <w:rPr>
+                <w:b/>
+                <w:bCs/>
+              </w:rPr>
+              <w:t xml:space="preserve">reported</w:t>
+            </w:r>
+          </w:p>
+        </w:tc>
+        <w:tc>
+          <w:tcPr/>
+          <w:p>
+            <w:pPr>
+              <w:pStyle w:val="Compact"/>
+            </w:pPr>
+            <w:r>
+              <w:t xml:space="preserve">Matching approved</w:t>
+            </w:r>
+            <w:r>
+              <w:t xml:space="preserve"> </w:t>
+            </w:r>
+            <w:r>
+              <w:rPr>
+                <w:rStyle w:val="VerbatimChar"/>
+              </w:rPr>
+              <w:t xml:space="preserve">PHONE</w:t>
+            </w:r>
+            <w:r>
+              <w:t xml:space="preserve"> </w:t>
+            </w:r>
+            <w:r>
+              <w:t xml:space="preserve">reports</w:t>
+            </w:r>
+          </w:p>
+        </w:tc>
+        <w:tc>
+          <w:tcPr/>
+          <w:p>
+            <w:pPr>
+              <w:pStyle w:val="Compact"/>
+            </w:pPr>
+            <w:r>
+              <w:t xml:space="preserve">+40</w:t>
+            </w:r>
+          </w:p>
+        </w:tc>
+        <w:tc>
+          <w:tcPr/>
+          <w:p>
+            <w:pPr>
+              <w:pStyle w:val="Compact"/>
+            </w:pPr>
+            <w:r>
+              <w:rPr>
+                <w:rStyle w:val="VerbatimChar"/>
+              </w:rPr>
+              <w:t xml:space="preserve">REPORTED_SENDER</w:t>
+            </w:r>
+          </w:p>
+        </w:tc>
+      </w:tr>
+      <w:tr>
+        <w:tc>
+          <w:tcPr/>
+          <w:p>
+            <w:pPr>
+              <w:pStyle w:val="Compact"/>
+            </w:pPr>
+            <w:r>
+              <w:rPr>
+                <w:b/>
+                <w:bCs/>
+              </w:rPr>
+              <w:t xml:space="preserve">unknown</w:t>
+            </w:r>
+          </w:p>
+        </w:tc>
+        <w:tc>
+          <w:tcPr/>
+          <w:p>
+            <w:pPr>
+              <w:pStyle w:val="Compact"/>
+            </w:pPr>
+            <w:r>
+              <w:t xml:space="preserve">Neither</w:t>
+            </w:r>
+          </w:p>
+        </w:tc>
+        <w:tc>
+          <w:tcPr/>
+          <w:p>
+            <w:pPr>
+              <w:pStyle w:val="Compact"/>
+            </w:pPr>
+            <w:r>
+              <w:t xml:space="preserve">0 (neutral)</w:t>
+            </w:r>
+          </w:p>
+        </w:tc>
+        <w:tc>
+          <w:tcPr/>
+          <w:p>
+            <w:pPr>
+              <w:pStyle w:val="Compact"/>
+            </w:pPr>
+            <w:r>
+              <w:rPr>
+                <w:rStyle w:val="VerbatimChar"/>
+              </w:rPr>
+              <w:t xml:space="preserve">UNKNOWN_SENDER</w:t>
+            </w:r>
+          </w:p>
+        </w:tc>
+      </w:tr>
+    </w:tbl>
+    <w:p>
+      <w:pPr>
+        <w:pStyle w:val="BodyText"/>
+      </w:pPr>
+      <w:r>
+        <w:t xml:space="preserve">Table 5b. Sender trust resolution. Phone senders are normalized to the canonical</w:t>
+      </w:r>
+      <w:r>
+        <w:t xml:space="preserve"> </w:t>
+      </w:r>
+      <w:r>
+        <w:rPr>
+          <w:rStyle w:val="VerbatimChar"/>
+        </w:rPr>
+        <w:t xml:space="preserve">+970…</w:t>
+      </w:r>
+      <w:r>
+        <w:t xml:space="preserve"> </w:t>
+      </w:r>
+      <w:r>
+        <w:t xml:space="preserve">form before matching, so</w:t>
+      </w:r>
+      <w:r>
+        <w:t xml:space="preserve"> </w:t>
+      </w:r>
+      <w:r>
+        <w:rPr>
+          <w:rStyle w:val="VerbatimChar"/>
+        </w:rPr>
+        <w:t xml:space="preserve">0599…</w:t>
+      </w:r>
+      <w:r>
+        <w:t xml:space="preserve"> </w:t>
+      </w:r>
+      <w:r>
+        <w:t xml:space="preserve">and</w:t>
+      </w:r>
+      <w:r>
+        <w:t xml:space="preserve"> </w:t>
+      </w:r>
+      <w:r>
+        <w:rPr>
+          <w:rStyle w:val="VerbatimChar"/>
+        </w:rPr>
+        <w:t xml:space="preserve">00970…</w:t>
+      </w:r>
+      <w:r>
+        <w:t xml:space="preserve"> </w:t>
+      </w:r>
+      <w:r>
+        <w:t xml:space="preserve">resolve identically.</w:t>
+      </w:r>
+    </w:p>
+    <w:p>
+      <w:pPr>
+        <w:pStyle w:val="BodyText"/>
+      </w:pPr>
+      <w:r>
+        <w:rPr>
+          <w:b/>
+          <w:bCs/>
+        </w:rPr>
+        <w:t xml:space="preserve">The spoofing exception: why “official” is not a free pass.</w:t>
+      </w:r>
+      <w:r>
+        <w:t xml:space="preserve"> </w:t>
+      </w:r>
+      <w:r>
+        <w:t xml:space="preserve">SMS sender IDs are trivially</w:t>
+      </w:r>
+      <w:r>
+        <w:t xml:space="preserve"> </w:t>
+      </w:r>
+      <w:r>
+        <w:t xml:space="preserve">forged; a scammer can put</w:t>
+      </w:r>
+      <w:r>
+        <w:t xml:space="preserve"> </w:t>
+      </w:r>
+      <w:r>
+        <w:rPr>
+          <w:rStyle w:val="VerbatimChar"/>
+        </w:rPr>
+        <w:t xml:space="preserve">JAWWAL</w:t>
+      </w:r>
+      <w:r>
+        <w:t xml:space="preserve"> </w:t>
+      </w:r>
+      <w:r>
+        <w:t xml:space="preserve">in the from-field. So the −25 reduction is</w:t>
+      </w:r>
+      <w:r>
+        <w:t xml:space="preserve"> </w:t>
+      </w:r>
+      <w:r>
+        <w:rPr>
+          <w:i/>
+          <w:iCs/>
+        </w:rPr>
+        <w:t xml:space="preserve">withheld</w:t>
+      </w:r>
+      <w:r>
+        <w:t xml:space="preserve">, and a</w:t>
+      </w:r>
+      <w:r>
+        <w:t xml:space="preserve"> </w:t>
+      </w:r>
+      <w:r>
+        <w:rPr>
+          <w:rStyle w:val="VerbatimChar"/>
+        </w:rPr>
+        <w:t xml:space="preserve">SPOOFING_WARNING</w:t>
+      </w:r>
+      <w:r>
+        <w:t xml:space="preserve"> </w:t>
+      </w:r>
+      <w:r>
+        <w:t xml:space="preserve">reason is raised instead, whenever a message from a</w:t>
+      </w:r>
+      <w:r>
+        <w:t xml:space="preserve"> </w:t>
+      </w:r>
+      <w:r>
+        <w:t xml:space="preserve">supposedly official sender also asks for an OTP or credentials, or carries a link the URL engine rated</w:t>
+      </w:r>
+      <w:r>
+        <w:t xml:space="preserve"> </w:t>
+      </w:r>
+      <w:r>
+        <w:t xml:space="preserve">dangerous. The reasoning is domain knowledge, not statistics:</w:t>
+      </w:r>
+      <w:r>
+        <w:t xml:space="preserve"> </w:t>
+      </w:r>
+      <w:r>
+        <w:rPr>
+          <w:b/>
+          <w:bCs/>
+        </w:rPr>
+        <w:t xml:space="preserve">a real bank or telecom never asks for</w:t>
+      </w:r>
+      <w:r>
+        <w:rPr>
+          <w:b/>
+          <w:bCs/>
+        </w:rPr>
+        <w:t xml:space="preserve"> </w:t>
+      </w:r>
+      <w:r>
+        <w:rPr>
+          <w:b/>
+          <w:bCs/>
+        </w:rPr>
+        <w:t xml:space="preserve">your verification code</w:t>
+      </w:r>
+      <w:r>
+        <w:t xml:space="preserve">, so a message that does either is not from them or is not to be trusted, and in both cases the impersonation makes it</w:t>
+      </w:r>
+      <w:r>
+        <w:t xml:space="preserve"> </w:t>
+      </w:r>
+      <w:r>
+        <w:rPr>
+          <w:i/>
+          <w:iCs/>
+        </w:rPr>
+        <w:t xml:space="preserve">more</w:t>
+      </w:r>
+      <w:r>
+        <w:t xml:space="preserve"> </w:t>
+      </w:r>
+      <w:r>
+        <w:t xml:space="preserve">dangerous, not less. Without this rule the</w:t>
+      </w:r>
+      <w:r>
+        <w:t xml:space="preserve"> </w:t>
+      </w:r>
+      <w:r>
+        <w:t xml:space="preserve">sender field would be a vulnerability: attackers would simply spoof their way to a lower score.</w:t>
+      </w:r>
+    </w:p>
+    <w:bookmarkEnd w:id="61"/>
+    <w:bookmarkStart w:id="62" w:name="worked-example-1"/>
+    <w:p>
+      <w:pPr>
+        <w:pStyle w:val="Heading3"/>
+      </w:pPr>
+      <w:r>
+        <w:t xml:space="preserve">9.2 Worked example</w:t>
+      </w:r>
+    </w:p>
+    <w:p>
+      <w:pPr>
+        <w:pStyle w:val="FirstParagraph"/>
+      </w:pPr>
+      <w:r>
+        <w:t xml:space="preserve">Text:</w:t>
+      </w:r>
+      <w:r>
+        <w:t xml:space="preserve"> </w:t>
+      </w:r>
+      <w:r>
+        <w:rPr>
+          <w:i/>
+          <w:iCs/>
+        </w:rPr>
+        <w:t xml:space="preserve">«مبروك! ربحت 10000 شيكل من جوال. لاستلام الجائزة ادفع رسوم التوصيل عبر الرابط: bit.ly/jwl-prize ثم</w:t>
+      </w:r>
+      <w:r>
+        <w:rPr>
+          <w:i/>
+          <w:iCs/>
+        </w:rPr>
+        <w:t xml:space="preserve"> </w:t>
+      </w:r>
+      <w:r>
+        <w:rPr>
+          <w:i/>
+          <w:iCs/>
+        </w:rPr>
+        <w:t xml:space="preserve">أرسل رمز التحقق»</w:t>
+      </w:r>
+      <w:r>
+        <w:t xml:space="preserve">, sender</w:t>
+      </w:r>
+      <w:r>
+        <w:t xml:space="preserve"> </w:t>
+      </w:r>
+      <w:r>
+        <w:rPr>
+          <w:rStyle w:val="VerbatimChar"/>
+        </w:rPr>
+        <w:t xml:space="preserve">JAWWAL</w:t>
+      </w:r>
+      <w:r>
+        <w:t xml:space="preserve">.</w:t>
+      </w:r>
+    </w:p>
+    <w:tbl>
+      <w:tblPr>
+        <w:tblStyle w:val="Table"/>
+        <w:tblW w:type="auto" w:w="0"/>
+        <w:tblLook w:firstRow="1" w:lastRow="0" w:firstColumn="0" w:lastColumn="0" w:noHBand="0" w:noVBand="0" w:val="0020"/>
+      </w:tblPr>
+      <w:tblGrid>
+        <w:gridCol w:w="2640"/>
+        <w:gridCol w:w="2640"/>
+        <w:gridCol w:w="2640"/>
+      </w:tblGrid>
+      <w:tr>
+        <w:trPr>
+          <w:tblHeader w:val="on"/>
+        </w:trPr>
+        <w:tc>
+          <w:tcPr/>
+          <w:p>
+            <w:pPr>
+              <w:pStyle w:val="Compact"/>
+            </w:pPr>
+            <w:r>
+              <w:t xml:space="preserve">Step</w:t>
+            </w:r>
+          </w:p>
+        </w:tc>
+        <w:tc>
+          <w:tcPr/>
+          <w:p>
+            <w:pPr>
+              <w:pStyle w:val="Compact"/>
+            </w:pPr>
+            <w:r>
+              <w:t xml:space="preserve">Signal</w:t>
+            </w:r>
+          </w:p>
+        </w:tc>
+        <w:tc>
+          <w:tcPr/>
+          <w:p>
+            <w:pPr>
+              <w:pStyle w:val="Compact"/>
+            </w:pPr>
+            <w:r>
+              <w:t xml:space="preserve">Contribution</w:t>
+            </w:r>
+          </w:p>
+        </w:tc>
+      </w:tr>
+      <w:tr>
+        <w:tc>
+          <w:tcPr/>
+          <w:p>
+            <w:pPr>
+              <w:pStyle w:val="Compact"/>
+            </w:pPr>
+            <w:r>
+              <w:t xml:space="preserve">1</w:t>
+            </w:r>
+          </w:p>
+        </w:tc>
+        <w:tc>
+          <w:tcPr/>
+          <w:p>
+            <w:pPr>
+              <w:pStyle w:val="Compact"/>
+            </w:pPr>
+            <w:r>
+              <w:t xml:space="preserve">Unexpected congratulation opener: the canonical prize-scam lede</w:t>
+            </w:r>
+          </w:p>
+        </w:tc>
+        <w:tc>
+          <w:tcPr/>
+          <w:p>
+            <w:pPr>
+              <w:pStyle w:val="Compact"/>
+            </w:pPr>
+            <w:r>
+              <w:t xml:space="preserve">+</w:t>
+            </w:r>
+          </w:p>
+        </w:tc>
+      </w:tr>
+      <w:tr>
+        <w:tc>
+          <w:tcPr/>
+          <w:p>
+            <w:pPr>
+              <w:pStyle w:val="Compact"/>
+            </w:pPr>
+            <w:r>
+              <w:t xml:space="preserve">2</w:t>
+            </w:r>
+          </w:p>
+        </w:tc>
+        <w:tc>
+          <w:tcPr/>
+          <w:p>
+            <w:pPr>
+              <w:pStyle w:val="Compact"/>
+            </w:pPr>
+            <w:r>
+              <w:t xml:space="preserve">Claim of winning a draw the recipient never entered</w:t>
+            </w:r>
+          </w:p>
+        </w:tc>
+        <w:tc>
+          <w:tcPr/>
+          <w:p>
+            <w:pPr>
+              <w:pStyle w:val="Compact"/>
+            </w:pPr>
+            <w:r>
+              <w:t xml:space="preserve">+</w:t>
+            </w:r>
+          </w:p>
+        </w:tc>
+      </w:tr>
+      <w:tr>
+        <w:tc>
+          <w:tcPr/>
+          <w:p>
+            <w:pPr>
+              <w:pStyle w:val="Compact"/>
+            </w:pPr>
+            <w:r>
+              <w:t xml:space="preserve">3</w:t>
+            </w:r>
+          </w:p>
+        </w:tc>
+        <w:tc>
+          <w:tcPr/>
+          <w:p>
+            <w:pPr>
+              <w:pStyle w:val="Compact"/>
+            </w:pPr>
+            <w:r>
+              <w:t xml:space="preserve">Delivery/shipping fee demand</w:t>
+            </w:r>
+          </w:p>
+        </w:tc>
+        <w:tc>
+          <w:tcPr/>
+          <w:p>
+            <w:pPr>
+              <w:pStyle w:val="Compact"/>
+            </w:pPr>
+            <w:r>
+              <w:t xml:space="preserve">+</w:t>
+            </w:r>
+          </w:p>
+        </w:tc>
+      </w:tr>
+      <w:tr>
+        <w:tc>
+          <w:tcPr/>
+          <w:p>
+            <w:pPr>
+              <w:pStyle w:val="Compact"/>
+            </w:pPr>
+            <w:r>
+              <w:t xml:space="preserve">4</w:t>
+            </w:r>
+          </w:p>
+        </w:tc>
+        <w:tc>
+          <w:tcPr/>
+          <w:p>
+            <w:pPr>
+              <w:pStyle w:val="Compact"/>
+            </w:pPr>
+            <w:r>
+              <w:t xml:space="preserve">Request to transfer money up front</w:t>
+            </w:r>
+          </w:p>
+        </w:tc>
+        <w:tc>
+          <w:tcPr/>
+          <w:p>
+            <w:pPr>
+              <w:pStyle w:val="Compact"/>
+            </w:pPr>
+            <w:r>
+              <w:t xml:space="preserve">+</w:t>
+            </w:r>
+          </w:p>
+        </w:tc>
+      </w:tr>
+      <w:tr>
+        <w:tc>
+          <w:tcPr/>
+          <w:p>
+            <w:pPr>
+              <w:pStyle w:val="Compact"/>
+            </w:pPr>
+            <w:r>
+              <w:t xml:space="preserve">5</w:t>
+            </w:r>
+          </w:p>
+        </w:tc>
+        <w:tc>
+          <w:tcPr/>
+          <w:p>
+            <w:pPr>
+              <w:pStyle w:val="Compact"/>
+            </w:pPr>
+            <w:r>
+              <w:t xml:space="preserve">OTP request: the code is secret and is never shared</w:t>
+            </w:r>
+          </w:p>
+        </w:tc>
+        <w:tc>
+          <w:tcPr/>
+          <w:p>
+            <w:pPr>
+              <w:pStyle w:val="Compact"/>
+            </w:pPr>
+            <w:r>
+              <w:t xml:space="preserve">+</w:t>
+            </w:r>
+          </w:p>
+        </w:tc>
+      </w:tr>
+      <w:tr>
+        <w:tc>
+          <w:tcPr/>
+          <w:p>
+            <w:pPr>
+              <w:pStyle w:val="Compact"/>
+            </w:pPr>
+            <w:r>
+              <w:t xml:space="preserve">6</w:t>
+            </w:r>
+          </w:p>
+        </w:tc>
+        <w:tc>
+          <w:tcPr/>
+          <w:p>
+            <w:pPr>
+              <w:pStyle w:val="Compact"/>
+            </w:pPr>
+            <w:r>
+              <w:t xml:space="preserve">Embedded shortener</w:t>
+            </w:r>
+            <w:r>
+              <w:t xml:space="preserve"> </w:t>
+            </w:r>
+            <w:r>
+              <w:rPr>
+                <w:rStyle w:val="VerbatimChar"/>
+              </w:rPr>
+              <w:t xml:space="preserve">bit.ly/jwl-prize</w:t>
+            </w:r>
+            <w:r>
+              <w:t xml:space="preserve"> </w:t>
+            </w:r>
+            <w:r>
+              <w:t xml:space="preserve">routed through the URL engine</w:t>
+            </w:r>
+          </w:p>
+        </w:tc>
+        <w:tc>
+          <w:tcPr/>
+          <w:p>
+            <w:pPr>
+              <w:pStyle w:val="Compact"/>
+            </w:pPr>
+            <w:r>
+              <w:t xml:space="preserve">+</w:t>
+            </w:r>
+          </w:p>
+        </w:tc>
+      </w:tr>
+      <w:tr>
+        <w:tc>
+          <w:tcPr/>
+          <w:p>
+            <w:pPr>
+              <w:pStyle w:val="Compact"/>
+            </w:pPr>
+            <w:r>
+              <w:t xml:space="preserve">7</w:t>
+            </w:r>
+          </w:p>
+        </w:tc>
+        <w:tc>
+          <w:tcPr/>
+          <w:p>
+            <w:pPr>
+              <w:pStyle w:val="Compact"/>
+            </w:pPr>
+            <w:r>
+              <w:t xml:space="preserve">Sender resolves as</w:t>
+            </w:r>
+            <w:r>
+              <w:t xml:space="preserve"> </w:t>
+            </w:r>
+            <w:r>
+              <w:rPr>
+                <w:b/>
+                <w:bCs/>
+              </w:rPr>
+              <w:t xml:space="preserve">official</w:t>
+            </w:r>
+            <w:r>
+              <w:t xml:space="preserve">: but the message asks for an OTP, so the −25 is withheld</w:t>
+            </w:r>
+          </w:p>
+        </w:tc>
+        <w:tc>
+          <w:tcPr/>
+          <w:p>
+            <w:pPr>
+              <w:pStyle w:val="Compact"/>
+            </w:pPr>
+            <w:r>
+              <w:rPr>
+                <w:rStyle w:val="VerbatimChar"/>
+              </w:rPr>
+              <w:t xml:space="preserve">SPOOFING_WARNING</w:t>
+            </w:r>
+          </w:p>
+        </w:tc>
+      </w:tr>
+    </w:tbl>
+    <w:p>
+      <w:pPr>
+        <w:pStyle w:val="BodyText"/>
+      </w:pPr>
+      <w:r>
+        <w:t xml:space="preserve">Table 5c. Verdict:</w:t>
+      </w:r>
+      <w:r>
+        <w:t xml:space="preserve"> </w:t>
+      </w:r>
+      <w:r>
+        <w:rPr>
+          <w:b/>
+          <w:bCs/>
+        </w:rPr>
+        <w:t xml:space="preserve">dangerous</w:t>
+      </w:r>
+      <w:r>
+        <w:t xml:space="preserve">, score 100/100, categories PRIZE_SCAM · DELIVERY_SCAM · OTP_THEFT · BANK_PHISHING. Every one of these reasons is shown to the user in Arabic and English, so the verdict is never a bare number.</w:t>
+      </w:r>
+    </w:p>
+    <w:bookmarkEnd w:id="62"/>
+    <w:bookmarkStart w:id="63" w:name="optional-local-llm-second-opinion"/>
+    <w:p>
+      <w:pPr>
+        <w:pStyle w:val="Heading3"/>
+      </w:pPr>
+      <w:r>
+        <w:t xml:space="preserve">9.3 Optional local-LLM second opinion</w:t>
+      </w:r>
+    </w:p>
+    <w:p>
+      <w:pPr>
+        <w:pStyle w:val="FirstParagraph"/>
+      </w:pPr>
+      <w:r>
+        <w:t xml:space="preserve">Rule engines are precise but literal: they miss rephrasings they were never taught. The analyzer can</w:t>
+      </w:r>
+      <w:r>
+        <w:t xml:space="preserve"> </w:t>
+      </w:r>
+      <w:r>
+        <w:t xml:space="preserve">therefore consult a</w:t>
+      </w:r>
+      <w:r>
+        <w:t xml:space="preserve"> </w:t>
+      </w:r>
+      <w:r>
+        <w:rPr>
+          <w:b/>
+          <w:bCs/>
+        </w:rPr>
+        <w:t xml:space="preserve">local</w:t>
+      </w:r>
+      <w:r>
+        <w:t xml:space="preserve"> </w:t>
+      </w:r>
+      <w:r>
+        <w:t xml:space="preserve">large language model (Ollama) as a second opinion, deliberately</w:t>
+      </w:r>
+      <w:r>
+        <w:t xml:space="preserve"> </w:t>
+      </w:r>
+      <w:r>
+        <w:t xml:space="preserve">kept on a short leash:</w:t>
+      </w:r>
+    </w:p>
+    <w:p>
+      <w:pPr>
+        <w:pStyle w:val="Compact"/>
+        <w:numPr>
+          <w:ilvl w:val="0"/>
+          <w:numId w:val="1003"/>
+        </w:numPr>
+      </w:pPr>
+      <w:r>
+        <w:rPr>
+          <w:b/>
+          <w:bCs/>
+        </w:rPr>
+        <w:t xml:space="preserve">Rules run first and always.</w:t>
+      </w:r>
+      <w:r>
+        <w:t xml:space="preserve"> </w:t>
+      </w:r>
+      <w:r>
+        <w:t xml:space="preserve">The LLM never produces the base score; it can only adjust one that already exists, by</w:t>
+      </w:r>
+      <w:r>
+        <w:t xml:space="preserve"> </w:t>
+      </w:r>
+      <w:r>
+        <w:rPr>
+          <w:rStyle w:val="VerbatimChar"/>
+        </w:rPr>
+        <w:t xml:space="preserve">round(±confidence × 25)</w:t>
+      </w:r>
+      <w:r>
+        <w:t xml:space="preserve"> </w:t>
+      </w:r>
+      <w:r>
+        <w:t xml:space="preserve">at most.</w:t>
+      </w:r>
+    </w:p>
+    <w:p>
+      <w:pPr>
+        <w:pStyle w:val="Compact"/>
+        <w:numPr>
+          <w:ilvl w:val="0"/>
+          <w:numId w:val="1003"/>
+        </w:numPr>
+      </w:pPr>
+      <w:r>
+        <w:rPr>
+          <w:b/>
+          <w:bCs/>
+        </w:rPr>
+        <w:t xml:space="preserve">It cannot exonerate.</w:t>
+      </w:r>
+      <w:r>
+        <w:t xml:space="preserve"> </w:t>
+      </w:r>
+      <w:r>
+        <w:t xml:space="preserve">A message the rules scored ≥ 60 is clamped at ≥ 35, so the model can never talk a dangerous message down below</w:t>
+      </w:r>
+      <w:r>
+        <w:t xml:space="preserve"> </w:t>
+      </w:r>
+      <w:r>
+        <w:rPr>
+          <w:i/>
+          <w:iCs/>
+        </w:rPr>
+        <w:t xml:space="preserve">suspicious</w:t>
+      </w:r>
+      <w:r>
+        <w:t xml:space="preserve">.</w:t>
+      </w:r>
+    </w:p>
+    <w:p>
+      <w:pPr>
+        <w:pStyle w:val="Compact"/>
+        <w:numPr>
+          <w:ilvl w:val="0"/>
+          <w:numId w:val="1003"/>
+        </w:numPr>
+      </w:pPr>
+      <w:r>
+        <w:rPr>
+          <w:b/>
+          <w:bCs/>
+        </w:rPr>
+        <w:t xml:space="preserve">It cannot break the service.</w:t>
+      </w:r>
+      <w:r>
+        <w:t xml:space="preserve"> </w:t>
+      </w:r>
+      <w:r>
+        <w:t xml:space="preserve">Unreachable, timed out (12 s), or malformed output all fall back silently to rules-only analysis.</w:t>
+      </w:r>
+    </w:p>
+    <w:p>
+      <w:pPr>
+        <w:pStyle w:val="Compact"/>
+        <w:numPr>
+          <w:ilvl w:val="0"/>
+          <w:numId w:val="1003"/>
+        </w:numPr>
+      </w:pPr>
+      <w:r>
+        <w:rPr>
+          <w:b/>
+          <w:bCs/>
+        </w:rPr>
+        <w:t xml:space="preserve">It is local.</w:t>
+      </w:r>
+      <w:r>
+        <w:t xml:space="preserve"> </w:t>
+      </w:r>
+      <w:r>
+        <w:t xml:space="preserve">The model runs on the operator's own machine; no message text is sent to any third party. Disabled by default in the Docker stack.</w:t>
+      </w:r>
+    </w:p>
+    <w:p>
+      <w:pPr>
+        <w:pStyle w:val="FirstParagraph"/>
+      </w:pPr>
+      <w:r>
+        <w:t xml:space="preserve">This ordering is the point: the LLM is an</w:t>
+      </w:r>
+      <w:r>
+        <w:t xml:space="preserve"> </w:t>
+      </w:r>
+      <w:r>
+        <w:rPr>
+          <w:i/>
+          <w:iCs/>
+        </w:rPr>
+        <w:t xml:space="preserve">enhancement to recall</w:t>
+      </w:r>
+      <w:r>
+        <w:t xml:space="preserve"> </w:t>
+      </w:r>
+      <w:r>
+        <w:t xml:space="preserve">that cannot damage precision or</w:t>
+      </w:r>
+      <w:r>
+        <w:t xml:space="preserve"> </w:t>
+      </w:r>
+      <w:r>
+        <w:t xml:space="preserve">availability. A graduation project that put the model in the critical path would be less trustworthy, not</w:t>
+      </w:r>
+      <w:r>
+        <w:t xml:space="preserve"> </w:t>
+      </w:r>
+      <w:r>
+        <w:t xml:space="preserve">more modern.</w:t>
+      </w:r>
+    </w:p>
+    <w:bookmarkEnd w:id="63"/>
+    <w:bookmarkEnd w:id="64"/>
+    <w:bookmarkStart w:id="68" w:name="data"/>
     <w:p>
       <w:pPr>
         <w:pStyle w:val="Heading2"/>
@@ -4237,18 +5923,18 @@
           <wp:inline>
             <wp:extent cx="5334000" cy="2859795"/>
             <wp:effectExtent b="0" l="0" r="0" t="0"/>
-            <wp:docPr descr="" title="" id="57" name="Picture"/>
+            <wp:docPr descr="" title="" id="66" name="Picture"/>
             <a:graphic>
               <a:graphicData uri="http://schemas.openxmlformats.org/drawingml/2006/picture">
                 <pic:pic>
                   <pic:nvPicPr>
-                    <pic:cNvPr descr="img05.png" id="58" name="Picture"/>
+                    <pic:cNvPr descr="diagram-5.png" id="67" name="Picture"/>
                     <pic:cNvPicPr>
                       <a:picLocks noChangeArrowheads="1" noChangeAspect="1"/>
                     </pic:cNvPicPr>
                   </pic:nvPicPr>
                   <pic:blipFill>
-                    <a:blip r:embed="rId56"/>
+                    <a:blip r:embed="rId65"/>
                     <a:stretch>
                       <a:fillRect/>
                     </a:stretch>
@@ -4280,7 +5966,7 @@
         <w:pStyle w:val="ImageCaption"/>
       </w:pPr>
       <w:r>
-        <w:t xml:space="preserve">Figure 7 — Core entities.</w:t>
+        <w:t xml:space="preserve">Figure 7. Core entities.</w:t>
       </w:r>
       <w:r>
         <w:t xml:space="preserve"> </w:t>
@@ -4295,11 +5981,11 @@
         <w:t xml:space="preserve"> </w:t>
       </w:r>
       <w:r>
-        <w:t xml:space="preserve">is the join key between community reports and check logs — it powers signals S10/S11 and the flagged-links feed.</w:t>
-      </w:r>
-    </w:p>
-    <w:bookmarkEnd w:id="59"/>
-    <w:bookmarkStart w:id="60" w:name="eval"/>
+        <w:t xml:space="preserve">is the join key between community reports and check logs, and it powers signals S10/S11 and the flagged-links feed.</w:t>
+      </w:r>
+    </w:p>
+    <w:bookmarkEnd w:id="68"/>
+    <w:bookmarkStart w:id="72" w:name="moderation"/>
     <w:p>
       <w:pPr>
         <w:pStyle w:val="Heading2"/>
@@ -4308,7 +5994,7 @@
         <w:t xml:space="preserve">11.</w:t>
       </w:r>
       <w:r>
-        <w:t xml:space="preserve">Evaluation Plan</w:t>
+        <w:t xml:space="preserve">Moderation: how a report becomes public</w:t>
       </w:r>
     </w:p>
     <w:p>
@@ -4316,253 +6002,34 @@
         <w:pStyle w:val="FirstParagraph"/>
       </w:pPr>
       <w:r>
-        <w:t xml:space="preserve">The detection engines are evaluated like classifiers, on a held-out labeled dataset (phase 2 corpus):</w:t>
-      </w:r>
-    </w:p>
-    <w:tbl>
-      <w:tblPr>
-        <w:tblStyle w:val="Table"/>
-        <w:tblW w:type="auto" w:w="0"/>
-        <w:tblLook w:firstRow="1" w:lastRow="0" w:firstColumn="0" w:lastColumn="0" w:noHBand="0" w:noVBand="0" w:val="0020"/>
-      </w:tblPr>
-      <w:tblGrid>
-        <w:gridCol w:w="2640"/>
-        <w:gridCol w:w="2640"/>
-        <w:gridCol w:w="2640"/>
-      </w:tblGrid>
-      <w:tr>
-        <w:trPr>
-          <w:tblHeader w:val="on"/>
-        </w:trPr>
-        <w:tc>
-          <w:tcPr/>
-          <w:p>
-            <w:pPr>
-              <w:pStyle w:val="Compact"/>
-            </w:pPr>
-            <w:r>
-              <w:t xml:space="preserve">Metric</w:t>
-            </w:r>
-          </w:p>
-        </w:tc>
-        <w:tc>
-          <w:tcPr/>
-          <w:p>
-            <w:pPr>
-              <w:pStyle w:val="Compact"/>
-            </w:pPr>
-            <w:r>
-              <w:t xml:space="preserve">Definition</w:t>
-            </w:r>
-          </w:p>
-        </w:tc>
-        <w:tc>
-          <w:tcPr/>
-          <w:p>
-            <w:pPr>
-              <w:pStyle w:val="Compact"/>
-            </w:pPr>
-            <w:r>
-              <w:t xml:space="preserve">Target</w:t>
-            </w:r>
-          </w:p>
-        </w:tc>
-      </w:tr>
-      <w:tr>
-        <w:tc>
-          <w:tcPr/>
-          <w:p>
-            <w:pPr>
-              <w:pStyle w:val="Compact"/>
-            </w:pPr>
-            <w:r>
-              <w:t xml:space="preserve">Precision</w:t>
-            </w:r>
-          </w:p>
-        </w:tc>
-        <w:tc>
-          <w:tcPr/>
-          <w:p>
-            <w:pPr>
-              <w:pStyle w:val="Compact"/>
-            </w:pPr>
-            <w:r>
-              <w:t xml:space="preserve">Of links/messages we flag, how many are truly scams (controls false alarms)</w:t>
-            </w:r>
-          </w:p>
-        </w:tc>
-        <w:tc>
-          <w:tcPr/>
-          <w:p>
-            <w:pPr>
-              <w:pStyle w:val="Compact"/>
-            </w:pPr>
-            <w:r>
-              <w:t xml:space="preserve">≥ 0.90</w:t>
-            </w:r>
-          </w:p>
-        </w:tc>
-      </w:tr>
-      <w:tr>
-        <w:tc>
-          <w:tcPr/>
-          <w:p>
-            <w:pPr>
-              <w:pStyle w:val="Compact"/>
-            </w:pPr>
-            <w:r>
-              <w:t xml:space="preserve">Recall</w:t>
-            </w:r>
-          </w:p>
-        </w:tc>
-        <w:tc>
-          <w:tcPr/>
-          <w:p>
-            <w:pPr>
-              <w:pStyle w:val="Compact"/>
-            </w:pPr>
-            <w:r>
-              <w:t xml:space="preserve">Of true scams, how many we catch</w:t>
-            </w:r>
-          </w:p>
-        </w:tc>
-        <w:tc>
-          <w:tcPr/>
-          <w:p>
-            <w:pPr>
-              <w:pStyle w:val="Compact"/>
-            </w:pPr>
-            <w:r>
-              <w:t xml:space="preserve">≥ 0.85</w:t>
-            </w:r>
-          </w:p>
-        </w:tc>
-      </w:tr>
-      <w:tr>
-        <w:tc>
-          <w:tcPr/>
-          <w:p>
-            <w:pPr>
-              <w:pStyle w:val="Compact"/>
-            </w:pPr>
-            <w:r>
-              <w:t xml:space="preserve">F1 score</w:t>
-            </w:r>
-          </w:p>
-        </w:tc>
-        <w:tc>
-          <w:tcPr/>
-          <w:p>
-            <w:pPr>
-              <w:pStyle w:val="Compact"/>
-            </w:pPr>
-            <w:r>
-              <w:t xml:space="preserve">Harmonic mean of the two</w:t>
-            </w:r>
-          </w:p>
-        </w:tc>
-        <w:tc>
-          <w:tcPr/>
-          <w:p>
-            <w:pPr>
-              <w:pStyle w:val="Compact"/>
-            </w:pPr>
-            <w:r>
-              <w:t xml:space="preserve">≥ 0.87</w:t>
-            </w:r>
-          </w:p>
-        </w:tc>
-      </w:tr>
-      <w:tr>
-        <w:tc>
-          <w:tcPr/>
-          <w:p>
-            <w:pPr>
-              <w:pStyle w:val="Compact"/>
-            </w:pPr>
-            <w:r>
-              <w:t xml:space="preserve">False-positive rate on benign set</w:t>
-            </w:r>
-          </w:p>
-        </w:tc>
-        <w:tc>
-          <w:tcPr/>
-          <w:p>
-            <w:pPr>
-              <w:pStyle w:val="Compact"/>
-            </w:pPr>
-            <w:r>
-              <w:t xml:space="preserve">Legitimate Palestinian sites (banks, telecoms, news) wrongly flagged</w:t>
-            </w:r>
-          </w:p>
-        </w:tc>
-        <w:tc>
-          <w:tcPr/>
-          <w:p>
-            <w:pPr>
-              <w:pStyle w:val="Compact"/>
-            </w:pPr>
-            <w:r>
-              <w:t xml:space="preserve">≤ 0.05</w:t>
-            </w:r>
-          </w:p>
-        </w:tc>
-      </w:tr>
-      <w:tr>
-        <w:tc>
-          <w:tcPr/>
-          <w:p>
-            <w:pPr>
-              <w:pStyle w:val="Compact"/>
-            </w:pPr>
-            <w:r>
-              <w:t xml:space="preserve">Usability (SUS)</w:t>
-            </w:r>
-          </w:p>
-        </w:tc>
-        <w:tc>
-          <w:tcPr/>
-          <w:p>
-            <w:pPr>
-              <w:pStyle w:val="Compact"/>
-            </w:pPr>
-            <w:r>
-              <w:t xml:space="preserve">System Usability Scale questionnaire with ≥ 15 local users</w:t>
-            </w:r>
-          </w:p>
-        </w:tc>
-        <w:tc>
-          <w:tcPr/>
-          <w:p>
-            <w:pPr>
-              <w:pStyle w:val="Compact"/>
-            </w:pPr>
-            <w:r>
-              <w:t xml:space="preserve">≥ 70</w:t>
-            </w:r>
-          </w:p>
-        </w:tc>
-      </w:tr>
-    </w:tbl>
-    <w:p>
-      <w:pPr>
-        <w:pStyle w:val="BodyText"/>
-      </w:pPr>
-      <w:r>
-        <w:t xml:space="preserve">Table 6 — Evaluation metrics. Misclassified samples from each round feed back into rule weights (Figure 2 feedback edge).</w:t>
-      </w:r>
-    </w:p>
-    <w:bookmarkEnd w:id="60"/>
-    <w:bookmarkStart w:id="64" w:name="timeline"/>
-    <w:p>
-      <w:pPr>
-        <w:pStyle w:val="Heading2"/>
-      </w:pPr>
-      <w:r>
-        <w:t xml:space="preserve">12.</w:t>
-      </w:r>
-      <w:r>
-        <w:t xml:space="preserve">Implementation Timeline</w:t>
+        <w:t xml:space="preserve">A community database is only as trustworthy as its gate. If anyone could publish a report instantly, the</w:t>
+      </w:r>
+      <w:r>
+        <w:t xml:space="preserve"> </w:t>
+      </w:r>
+      <w:r>
+        <w:t xml:space="preserve">platform would become an instrument for defaming a competitor's phone number or a personal enemy, the</w:t>
+      </w:r>
+      <w:r>
+        <w:t xml:space="preserve"> </w:t>
+      </w:r>
+      <w:r>
+        <w:t xml:space="preserve">opposite of its purpose. So</w:t>
+      </w:r>
+      <w:r>
+        <w:t xml:space="preserve"> </w:t>
+      </w:r>
+      <w:r>
+        <w:rPr>
+          <w:rStyle w:val="VerbatimChar"/>
+        </w:rPr>
+        <w:t xml:space="preserve">Report.status</w:t>
+      </w:r>
+      <w:r>
+        <w:t xml:space="preserve"> </w:t>
+      </w:r>
+      <w:r>
+        <w:t xml:space="preserve">is not decoration: it is the mechanism.</w:t>
       </w:r>
     </w:p>
     <w:p>
@@ -4572,20 +6039,20 @@
       <w:r>
         <w:drawing>
           <wp:inline>
-            <wp:extent cx="5334000" cy="1496121"/>
+            <wp:extent cx="5334000" cy="3637402"/>
             <wp:effectExtent b="0" l="0" r="0" t="0"/>
-            <wp:docPr descr="" title="" id="62" name="Picture"/>
+            <wp:docPr descr="" title="" id="70" name="Picture"/>
             <a:graphic>
               <a:graphicData uri="http://schemas.openxmlformats.org/drawingml/2006/picture">
                 <pic:pic>
                   <pic:nvPicPr>
-                    <pic:cNvPr descr="img06.png" id="63" name="Picture"/>
+                    <pic:cNvPr descr="diagram-6.png" id="71" name="Picture"/>
                     <pic:cNvPicPr>
                       <a:picLocks noChangeArrowheads="1" noChangeAspect="1"/>
                     </pic:cNvPicPr>
                   </pic:nvPicPr>
                   <pic:blipFill>
-                    <a:blip r:embed="rId61"/>
+                    <a:blip r:embed="rId69"/>
                     <a:stretch>
                       <a:fillRect/>
                     </a:stretch>
@@ -4593,7 +6060,7 @@
                   <pic:spPr bwMode="auto">
                     <a:xfrm>
                       <a:off x="0" y="0"/>
-                      <a:ext cx="5334000" cy="1496121"/>
+                      <a:ext cx="5334000" cy="3637402"/>
                     </a:xfrm>
                     <a:prstGeom prst="rect">
                       <a:avLst/>
@@ -4617,20 +6084,435 @@
         <w:pStyle w:val="ImageCaption"/>
       </w:pPr>
       <w:r>
-        <w:t xml:space="preserve">Figure 8 — Ten-week plan mapped to the methodology phases of §5.</w:t>
-      </w:r>
-    </w:p>
-    <w:bookmarkEnd w:id="64"/>
-    <w:bookmarkStart w:id="65" w:name="refs"/>
+        <w:t xml:space="preserve">Figure 7b. Report lifecycle. Every public read path filters on</w:t>
+      </w:r>
+      <w:r>
+        <w:t xml:space="preserve"> </w:t>
+      </w:r>
+      <w:r>
+        <w:rPr>
+          <w:rStyle w:val="VerbatimChar"/>
+        </w:rPr>
+        <w:t xml:space="preserve">APPROVED</w:t>
+      </w:r>
+      <w:r>
+        <w:t xml:space="preserve">; a single moderator decision is what propagates a report to the website, the scoring engines, and every mobile device.</w:t>
+      </w:r>
+    </w:p>
+    <w:p>
+      <w:pPr>
+        <w:pStyle w:val="BodyText"/>
+      </w:pPr>
+      <w:r>
+        <w:t xml:space="preserve">The moderation API is guarded by a shared secret sent in the</w:t>
+      </w:r>
+      <w:r>
+        <w:t xml:space="preserve"> </w:t>
+      </w:r>
+      <w:r>
+        <w:rPr>
+          <w:rStyle w:val="VerbatimChar"/>
+        </w:rPr>
+        <w:t xml:space="preserve">x-admin-token</w:t>
+      </w:r>
+      <w:r>
+        <w:t xml:space="preserve"> </w:t>
+      </w:r>
+      <w:r>
+        <w:t xml:space="preserve">header and compared</w:t>
+      </w:r>
+      <w:r>
+        <w:t xml:space="preserve"> </w:t>
+      </w:r>
+      <w:r>
+        <w:t xml:space="preserve">in constant time. Three design choices are worth stating explicitly, because each prevents a specific</w:t>
+      </w:r>
+      <w:r>
+        <w:t xml:space="preserve"> </w:t>
+      </w:r>
+      <w:r>
+        <w:t xml:space="preserve">failure:</w:t>
+      </w:r>
+    </w:p>
+    <w:tbl>
+      <w:tblPr>
+        <w:tblStyle w:val="Table"/>
+        <w:tblW w:type="auto" w:w="0"/>
+        <w:tblLook w:firstRow="1" w:lastRow="0" w:firstColumn="0" w:lastColumn="0" w:noHBand="0" w:noVBand="0" w:val="0020"/>
+      </w:tblPr>
+      <w:tblGrid>
+        <w:gridCol w:w="3960"/>
+        <w:gridCol w:w="3960"/>
+      </w:tblGrid>
+      <w:tr>
+        <w:trPr>
+          <w:tblHeader w:val="on"/>
+        </w:trPr>
+        <w:tc>
+          <w:tcPr/>
+          <w:p>
+            <w:pPr>
+              <w:pStyle w:val="Compact"/>
+            </w:pPr>
+            <w:r>
+              <w:t xml:space="preserve">Choice</w:t>
+            </w:r>
+          </w:p>
+        </w:tc>
+        <w:tc>
+          <w:tcPr/>
+          <w:p>
+            <w:pPr>
+              <w:pStyle w:val="Compact"/>
+            </w:pPr>
+            <w:r>
+              <w:t xml:space="preserve">Failure it prevents</w:t>
+            </w:r>
+          </w:p>
+        </w:tc>
+      </w:tr>
+      <w:tr>
+        <w:tc>
+          <w:tcPr/>
+          <w:p>
+            <w:pPr>
+              <w:pStyle w:val="Compact"/>
+            </w:pPr>
+            <w:r>
+              <w:rPr>
+                <w:b/>
+                <w:bCs/>
+              </w:rPr>
+              <w:t xml:space="preserve">Fails closed</w:t>
+            </w:r>
+            <w:r>
+              <w:t xml:space="preserve">: with no token configured, or one under 16 characters, the routes answer</w:t>
+            </w:r>
+            <w:r>
+              <w:t xml:space="preserve"> </w:t>
+            </w:r>
+            <w:r>
+              <w:rPr>
+                <w:rStyle w:val="VerbatimChar"/>
+              </w:rPr>
+              <w:t xml:space="preserve">503 ADMIN_DISABLED</w:t>
+            </w:r>
+          </w:p>
+        </w:tc>
+        <w:tc>
+          <w:tcPr/>
+          <w:p>
+            <w:pPr>
+              <w:pStyle w:val="Compact"/>
+            </w:pPr>
+            <w:r>
+              <w:t xml:space="preserve">A misconfigured deployment silently exposing an open moderation endpoint. The system refuses to moderate rather than letting anyone do it.</w:t>
+            </w:r>
+          </w:p>
+        </w:tc>
+      </w:tr>
+      <w:tr>
+        <w:tc>
+          <w:tcPr/>
+          <w:p>
+            <w:pPr>
+              <w:pStyle w:val="Compact"/>
+            </w:pPr>
+            <w:r>
+              <w:rPr>
+                <w:b/>
+                <w:bCs/>
+              </w:rPr>
+              <w:t xml:space="preserve">Token in a header, never the URL</w:t>
+            </w:r>
+          </w:p>
+        </w:tc>
+        <w:tc>
+          <w:tcPr/>
+          <w:p>
+            <w:pPr>
+              <w:pStyle w:val="Compact"/>
+            </w:pPr>
+            <w:r>
+              <w:t xml:space="preserve">Secrets leaking into server logs, browser history, and</w:t>
+            </w:r>
+            <w:r>
+              <w:t xml:space="preserve"> </w:t>
+            </w:r>
+            <w:r>
+              <w:rPr>
+                <w:rStyle w:val="VerbatimChar"/>
+              </w:rPr>
+              <w:t xml:space="preserve">Referer</w:t>
+            </w:r>
+            <w:r>
+              <w:t xml:space="preserve"> </w:t>
+            </w:r>
+            <w:r>
+              <w:t xml:space="preserve">headers.</w:t>
+            </w:r>
+          </w:p>
+        </w:tc>
+      </w:tr>
+      <w:tr>
+        <w:tc>
+          <w:tcPr/>
+          <w:p>
+            <w:pPr>
+              <w:pStyle w:val="Compact"/>
+            </w:pPr>
+            <w:r>
+              <w:rPr>
+                <w:b/>
+                <w:bCs/>
+              </w:rPr>
+              <w:t xml:space="preserve">Queue ordered oldest-first</w:t>
+            </w:r>
+          </w:p>
+        </w:tc>
+        <w:tc>
+          <w:tcPr/>
+          <w:p>
+            <w:pPr>
+              <w:pStyle w:val="Compact"/>
+            </w:pPr>
+            <w:r>
+              <w:t xml:space="preserve">Reports starving at the bottom of a growing list.</w:t>
+            </w:r>
+          </w:p>
+        </w:tc>
+      </w:tr>
+    </w:tbl>
+    <w:p>
+      <w:pPr>
+        <w:pStyle w:val="BodyText"/>
+      </w:pPr>
+      <w:r>
+        <w:t xml:space="preserve">Table 5d. Moderation safeguards. The console lives at</w:t>
+      </w:r>
+      <w:r>
+        <w:t xml:space="preserve"> </w:t>
+      </w:r>
+      <w:r>
+        <w:rPr>
+          <w:rStyle w:val="VerbatimChar"/>
+        </w:rPr>
+        <w:t xml:space="preserve">/admin</w:t>
+      </w:r>
+      <w:r>
+        <w:t xml:space="preserve"> </w:t>
+      </w:r>
+      <w:r>
+        <w:t xml:space="preserve">and is deliberately absent from the site navigation; the token is held in</w:t>
+      </w:r>
+      <w:r>
+        <w:t xml:space="preserve"> </w:t>
+      </w:r>
+      <w:r>
+        <w:rPr>
+          <w:rStyle w:val="VerbatimChar"/>
+        </w:rPr>
+        <w:t xml:space="preserve">sessionStorage</w:t>
+      </w:r>
+      <w:r>
+        <w:t xml:space="preserve"> </w:t>
+      </w:r>
+      <w:r>
+        <w:t xml:space="preserve">so it expires with the tab unless the moderator opts into persistence.</w:t>
+      </w:r>
+    </w:p>
+    <w:p>
+      <w:pPr>
+        <w:pStyle w:val="BodyText"/>
+      </w:pPr>
+      <w:r>
+        <w:rPr>
+          <w:b/>
+          <w:bCs/>
+        </w:rPr>
+        <w:t xml:space="preserve">An honest limitation.</w:t>
+      </w:r>
+      <w:r>
+        <w:t xml:space="preserve"> </w:t>
+      </w:r>
+      <w:r>
+        <w:t xml:space="preserve">This is single-secret authentication, not user accounts: it identifies</w:t>
+      </w:r>
+      <w:r>
+        <w:t xml:space="preserve"> </w:t>
+      </w:r>
+      <w:r>
+        <w:rPr>
+          <w:i/>
+          <w:iCs/>
+        </w:rPr>
+        <w:t xml:space="preserve">a</w:t>
+      </w:r>
+      <w:r>
+        <w:t xml:space="preserve"> </w:t>
+      </w:r>
+      <w:r>
+        <w:t xml:space="preserve">moderator, not</w:t>
+      </w:r>
+      <w:r>
+        <w:t xml:space="preserve"> </w:t>
+      </w:r>
+      <w:r>
+        <w:rPr>
+          <w:i/>
+          <w:iCs/>
+        </w:rPr>
+        <w:t xml:space="preserve">which</w:t>
+      </w:r>
+      <w:r>
+        <w:t xml:space="preserve"> </w:t>
+      </w:r>
+      <w:r>
+        <w:t xml:space="preserve">moderator, and therefore supports no audit trail of who approved</w:t>
+      </w:r>
+      <w:r>
+        <w:t xml:space="preserve"> </w:t>
+      </w:r>
+      <w:r>
+        <w:t xml:space="preserve">what. That is an accepted trade-off for a project with one operator. A production deployment serving a real</w:t>
+      </w:r>
+      <w:r>
+        <w:t xml:space="preserve"> </w:t>
+      </w:r>
+      <w:r>
+        <w:t xml:space="preserve">community would need per-moderator accounts, an action log, and a four-eyes rule for rejections, recorded</w:t>
+      </w:r>
+      <w:r>
+        <w:t xml:space="preserve"> </w:t>
+      </w:r>
+      <w:r>
+        <w:t xml:space="preserve">here as known future work rather than left as an implicit gap.</w:t>
+      </w:r>
+    </w:p>
+    <w:bookmarkEnd w:id="72"/>
+    <w:bookmarkStart w:id="76" w:name="deploy"/>
     <w:p>
       <w:pPr>
         <w:pStyle w:val="Heading2"/>
       </w:pPr>
       <w:r>
-        <w:t xml:space="preserve">13.</w:t>
-      </w:r>
-      <w:r>
-        <w:t xml:space="preserve">References</w:t>
+        <w:t xml:space="preserve">12.</w:t>
+      </w:r>
+      <w:r>
+        <w:t xml:space="preserve">Deployment</w:t>
+      </w:r>
+    </w:p>
+    <w:p>
+      <w:pPr>
+        <w:pStyle w:val="FirstParagraph"/>
+      </w:pPr>
+      <w:r>
+        <w:t xml:space="preserve">Development runs on SQLite with no external services: clone, install, migrate, run. Production runs the</w:t>
+      </w:r>
+      <w:r>
+        <w:t xml:space="preserve"> </w:t>
+      </w:r>
+      <w:r>
+        <w:t xml:space="preserve">same code against PostgreSQL in containers:</w:t>
+      </w:r>
+    </w:p>
+    <w:p>
+      <w:pPr>
+        <w:pStyle w:val="CaptionedFigure"/>
+      </w:pPr>
+      <w:r>
+        <w:drawing>
+          <wp:inline>
+            <wp:extent cx="5334000" cy="1028240"/>
+            <wp:effectExtent b="0" l="0" r="0" t="0"/>
+            <wp:docPr descr="" title="" id="74" name="Picture"/>
+            <a:graphic>
+              <a:graphicData uri="http://schemas.openxmlformats.org/drawingml/2006/picture">
+                <pic:pic>
+                  <pic:nvPicPr>
+                    <pic:cNvPr descr="diagram-7.png" id="75" name="Picture"/>
+                    <pic:cNvPicPr>
+                      <a:picLocks noChangeArrowheads="1" noChangeAspect="1"/>
+                    </pic:cNvPicPr>
+                  </pic:nvPicPr>
+                  <pic:blipFill>
+                    <a:blip r:embed="rId73"/>
+                    <a:stretch>
+                      <a:fillRect/>
+                    </a:stretch>
+                  </pic:blipFill>
+                  <pic:spPr bwMode="auto">
+                    <a:xfrm>
+                      <a:off x="0" y="0"/>
+                      <a:ext cx="5334000" cy="1028240"/>
+                    </a:xfrm>
+                    <a:prstGeom prst="rect">
+                      <a:avLst/>
+                    </a:prstGeom>
+                    <a:noFill/>
+                    <a:ln w="9525">
+                      <a:noFill/>
+                      <a:headEnd/>
+                      <a:tailEnd/>
+                    </a:ln>
+                  </pic:spPr>
+                </pic:pic>
+              </a:graphicData>
+            </a:graphic>
+          </wp:inline>
+        </w:drawing>
+      </w:r>
+    </w:p>
+    <w:p>
+      <w:pPr>
+        <w:pStyle w:val="ImageCaption"/>
+      </w:pPr>
+      <w:r>
+        <w:t xml:space="preserve">Figure 7c. Production stack. nginx falls back to</w:t>
+      </w:r>
+      <w:r>
+        <w:t xml:space="preserve"> </w:t>
+      </w:r>
+      <w:r>
+        <w:rPr>
+          <w:rStyle w:val="VerbatimChar"/>
+        </w:rPr>
+        <w:t xml:space="preserve">index.html</w:t>
+      </w:r>
+      <w:r>
+        <w:t xml:space="preserve"> </w:t>
+      </w:r>
+      <w:r>
+        <w:t xml:space="preserve">so client-side routes such as</w:t>
+      </w:r>
+      <w:r>
+        <w:t xml:space="preserve"> </w:t>
+      </w:r>
+      <w:r>
+        <w:rPr>
+          <w:rStyle w:val="VerbatimChar"/>
+        </w:rPr>
+        <w:t xml:space="preserve">/admin</w:t>
+      </w:r>
+      <w:r>
+        <w:t xml:space="preserve"> </w:t>
+      </w:r>
+      <w:r>
+        <w:t xml:space="preserve">survive a page reload, and resolves the backend per request so it boots even while the API is still starting.</w:t>
+      </w:r>
+    </w:p>
+    <w:p>
+      <w:pPr>
+        <w:pStyle w:val="BodyText"/>
+      </w:pPr>
+      <w:r>
+        <w:t xml:space="preserve">Two implementation details are worth recording because both were discovered by running the stack rather</w:t>
+      </w:r>
+      <w:r>
+        <w:t xml:space="preserve"> </w:t>
+      </w:r>
+      <w:r>
+        <w:t xml:space="preserve">than by reading documentation:</w:t>
       </w:r>
     </w:p>
     <w:p>
@@ -4638,27 +6520,36 @@
         <w:pStyle w:val="Compact"/>
         <w:numPr>
           <w:ilvl w:val="0"/>
-          <w:numId w:val="1002"/>
+          <w:numId w:val="1004"/>
         </w:numPr>
       </w:pPr>
       <w:r>
-        <w:t xml:space="preserve">Google.</w:t>
-      </w:r>
-      <w:r>
-        <w:t xml:space="preserve"> </w:t>
-      </w:r>
-      <w:r>
-        <w:rPr>
-          <w:i/>
-          <w:iCs/>
-        </w:rPr>
-        <w:t xml:space="preserve">Google Safe Browsing.</w:t>
-      </w:r>
-      <w:r>
-        <w:t xml:space="preserve"> </w:t>
-      </w:r>
-      <w:r>
-        <w:t xml:space="preserve">https://safebrowsing.google.com/ — and the Safe Browsing Update API (v4) documentation on hash-prefix k-anonymity, https://developers.google.com/safe-browsing</w:t>
+        <w:rPr>
+          <w:b/>
+          <w:bCs/>
+        </w:rPr>
+        <w:t xml:space="preserve">Migrations run before traffic.</w:t>
+      </w:r>
+      <w:r>
+        <w:t xml:space="preserve"> </w:t>
+      </w:r>
+      <w:r>
+        <w:t xml:space="preserve">The container applies</w:t>
+      </w:r>
+      <w:r>
+        <w:t xml:space="preserve"> </w:t>
+      </w:r>
+      <w:r>
+        <w:rPr>
+          <w:rStyle w:val="VerbatimChar"/>
+        </w:rPr>
+        <w:t xml:space="preserve">prisma migrate deploy</w:t>
+      </w:r>
+      <w:r>
+        <w:t xml:space="preserve"> </w:t>
+      </w:r>
+      <w:r>
+        <w:t xml:space="preserve">in its entrypoint and only then starts the server, so the API is never reachable against a schema that does not yet exist. The command is idempotent, making restarts safe.</w:t>
       </w:r>
     </w:p>
     <w:p>
@@ -4666,11 +6557,21 @@
         <w:pStyle w:val="Compact"/>
         <w:numPr>
           <w:ilvl w:val="0"/>
-          <w:numId w:val="1002"/>
+          <w:numId w:val="1004"/>
         </w:numPr>
       </w:pPr>
       <w:r>
-        <w:t xml:space="preserve">Cisco / OpenDNS.</w:t>
+        <w:rPr>
+          <w:b/>
+          <w:bCs/>
+        </w:rPr>
+        <w:t xml:space="preserve">Two Prisma schemas, one source of truth.</w:t>
+      </w:r>
+      <w:r>
+        <w:t xml:space="preserve"> </w:t>
+      </w:r>
+      <w:r>
+        <w:t xml:space="preserve">Prisma will not accept the datasource</w:t>
       </w:r>
       <w:r>
         <w:t xml:space="preserve"> </w:t>
@@ -4680,13 +6581,1034 @@
           <w:i/>
           <w:iCs/>
         </w:rPr>
-        <w:t xml:space="preserve">PhishTank — community phishing verification.</w:t>
-      </w:r>
-      <w:r>
-        <w:t xml:space="preserve"> </w:t>
-      </w:r>
-      <w:r>
-        <w:t xml:space="preserve">https://phishtank.org/</w:t>
+        <w:t xml:space="preserve">provider</w:t>
+      </w:r>
+      <w:r>
+        <w:t xml:space="preserve"> </w:t>
+      </w:r>
+      <w:r>
+        <w:t xml:space="preserve">from an environment variable, so running SQLite in development and PostgreSQL in production requires one schema file per provider. The development schema is authoritative and the production one is kept in sync deliberately, a maintenance cost recorded here rather than hidden.</w:t>
+      </w:r>
+    </w:p>
+    <w:bookmarkEnd w:id="76"/>
+    <w:bookmarkStart w:id="79" w:name="eval"/>
+    <w:p>
+      <w:pPr>
+        <w:pStyle w:val="Heading2"/>
+      </w:pPr>
+      <w:r>
+        <w:t xml:space="preserve">13.</w:t>
+      </w:r>
+      <w:r>
+        <w:t xml:space="preserve">Evaluation &amp; Verification</w:t>
+      </w:r>
+    </w:p>
+    <w:p>
+      <w:pPr>
+        <w:pStyle w:val="FirstParagraph"/>
+      </w:pPr>
+      <w:r>
+        <w:t xml:space="preserve">Two different questions have to be answered separately, and conflating them would be a mistake:</w:t>
+      </w:r>
+      <w:r>
+        <w:t xml:space="preserve"> </w:t>
+      </w:r>
+      <w:r>
+        <w:rPr>
+          <w:b/>
+          <w:bCs/>
+        </w:rPr>
+        <w:t xml:space="preserve">“is the code correct?”</w:t>
+      </w:r>
+      <w:r>
+        <w:t xml:space="preserve"> </w:t>
+      </w:r>
+      <w:r>
+        <w:t xml:space="preserve">is settled by the test suite and is answered</w:t>
+      </w:r>
+      <w:r>
+        <w:t xml:space="preserve"> </w:t>
+      </w:r>
+      <w:r>
+        <w:rPr>
+          <w:i/>
+          <w:iCs/>
+        </w:rPr>
+        <w:t xml:space="preserve">now</w:t>
+      </w:r>
+      <w:r>
+        <w:t xml:space="preserve">;</w:t>
+      </w:r>
+      <w:r>
+        <w:t xml:space="preserve"> </w:t>
+      </w:r>
+      <w:r>
+        <w:rPr>
+          <w:b/>
+          <w:bCs/>
+        </w:rPr>
+        <w:t xml:space="preserve">“is the detection accurate?”</w:t>
+      </w:r>
+      <w:r>
+        <w:t xml:space="preserve"> </w:t>
+      </w:r>
+      <w:r>
+        <w:t xml:space="preserve">is a measurement against labeled real-world scams and is</w:t>
+      </w:r>
+      <w:r>
+        <w:t xml:space="preserve"> </w:t>
+      </w:r>
+      <w:r>
+        <w:t xml:space="preserve">answered by the evaluation below, which is still pending its corpus.</w:t>
+      </w:r>
+    </w:p>
+    <w:bookmarkStart w:id="77" w:name="detection-accuracy-planned"/>
+    <w:p>
+      <w:pPr>
+        <w:pStyle w:val="Heading3"/>
+      </w:pPr>
+      <w:r>
+        <w:t xml:space="preserve">13.1 Detection accuracy (planned)</w:t>
+      </w:r>
+    </w:p>
+    <w:p>
+      <w:pPr>
+        <w:pStyle w:val="FirstParagraph"/>
+      </w:pPr>
+      <w:r>
+        <w:t xml:space="preserve">The detection engines are evaluated like classifiers, on a held-out labeled dataset (phase 2 corpus):</w:t>
+      </w:r>
+    </w:p>
+    <w:tbl>
+      <w:tblPr>
+        <w:tblStyle w:val="Table"/>
+        <w:tblW w:type="auto" w:w="0"/>
+        <w:tblLook w:firstRow="1" w:lastRow="0" w:firstColumn="0" w:lastColumn="0" w:noHBand="0" w:noVBand="0" w:val="0020"/>
+      </w:tblPr>
+      <w:tblGrid>
+        <w:gridCol w:w="2640"/>
+        <w:gridCol w:w="2640"/>
+        <w:gridCol w:w="2640"/>
+      </w:tblGrid>
+      <w:tr>
+        <w:trPr>
+          <w:tblHeader w:val="on"/>
+        </w:trPr>
+        <w:tc>
+          <w:tcPr/>
+          <w:p>
+            <w:pPr>
+              <w:pStyle w:val="Compact"/>
+            </w:pPr>
+            <w:r>
+              <w:t xml:space="preserve">Metric</w:t>
+            </w:r>
+          </w:p>
+        </w:tc>
+        <w:tc>
+          <w:tcPr/>
+          <w:p>
+            <w:pPr>
+              <w:pStyle w:val="Compact"/>
+            </w:pPr>
+            <w:r>
+              <w:t xml:space="preserve">Definition</w:t>
+            </w:r>
+          </w:p>
+        </w:tc>
+        <w:tc>
+          <w:tcPr/>
+          <w:p>
+            <w:pPr>
+              <w:pStyle w:val="Compact"/>
+            </w:pPr>
+            <w:r>
+              <w:t xml:space="preserve">Target</w:t>
+            </w:r>
+          </w:p>
+        </w:tc>
+      </w:tr>
+      <w:tr>
+        <w:tc>
+          <w:tcPr/>
+          <w:p>
+            <w:pPr>
+              <w:pStyle w:val="Compact"/>
+            </w:pPr>
+            <w:r>
+              <w:t xml:space="preserve">Precision</w:t>
+            </w:r>
+          </w:p>
+        </w:tc>
+        <w:tc>
+          <w:tcPr/>
+          <w:p>
+            <w:pPr>
+              <w:pStyle w:val="Compact"/>
+            </w:pPr>
+            <w:r>
+              <w:t xml:space="preserve">Of links/messages we flag, how many are truly scams (controls false alarms)</w:t>
+            </w:r>
+          </w:p>
+        </w:tc>
+        <w:tc>
+          <w:tcPr/>
+          <w:p>
+            <w:pPr>
+              <w:pStyle w:val="Compact"/>
+            </w:pPr>
+            <w:r>
+              <w:t xml:space="preserve">≥ 0.90</w:t>
+            </w:r>
+          </w:p>
+        </w:tc>
+      </w:tr>
+      <w:tr>
+        <w:tc>
+          <w:tcPr/>
+          <w:p>
+            <w:pPr>
+              <w:pStyle w:val="Compact"/>
+            </w:pPr>
+            <w:r>
+              <w:t xml:space="preserve">Recall</w:t>
+            </w:r>
+          </w:p>
+        </w:tc>
+        <w:tc>
+          <w:tcPr/>
+          <w:p>
+            <w:pPr>
+              <w:pStyle w:val="Compact"/>
+            </w:pPr>
+            <w:r>
+              <w:t xml:space="preserve">Of true scams, how many we catch</w:t>
+            </w:r>
+          </w:p>
+        </w:tc>
+        <w:tc>
+          <w:tcPr/>
+          <w:p>
+            <w:pPr>
+              <w:pStyle w:val="Compact"/>
+            </w:pPr>
+            <w:r>
+              <w:t xml:space="preserve">≥ 0.85</w:t>
+            </w:r>
+          </w:p>
+        </w:tc>
+      </w:tr>
+      <w:tr>
+        <w:tc>
+          <w:tcPr/>
+          <w:p>
+            <w:pPr>
+              <w:pStyle w:val="Compact"/>
+            </w:pPr>
+            <w:r>
+              <w:t xml:space="preserve">F1 score</w:t>
+            </w:r>
+          </w:p>
+        </w:tc>
+        <w:tc>
+          <w:tcPr/>
+          <w:p>
+            <w:pPr>
+              <w:pStyle w:val="Compact"/>
+            </w:pPr>
+            <w:r>
+              <w:t xml:space="preserve">Harmonic mean of the two</w:t>
+            </w:r>
+          </w:p>
+        </w:tc>
+        <w:tc>
+          <w:tcPr/>
+          <w:p>
+            <w:pPr>
+              <w:pStyle w:val="Compact"/>
+            </w:pPr>
+            <w:r>
+              <w:t xml:space="preserve">≥ 0.87</w:t>
+            </w:r>
+          </w:p>
+        </w:tc>
+      </w:tr>
+      <w:tr>
+        <w:tc>
+          <w:tcPr/>
+          <w:p>
+            <w:pPr>
+              <w:pStyle w:val="Compact"/>
+            </w:pPr>
+            <w:r>
+              <w:t xml:space="preserve">False-positive rate on benign set</w:t>
+            </w:r>
+          </w:p>
+        </w:tc>
+        <w:tc>
+          <w:tcPr/>
+          <w:p>
+            <w:pPr>
+              <w:pStyle w:val="Compact"/>
+            </w:pPr>
+            <w:r>
+              <w:t xml:space="preserve">Legitimate Palestinian sites (banks, telecoms, news) wrongly flagged</w:t>
+            </w:r>
+          </w:p>
+        </w:tc>
+        <w:tc>
+          <w:tcPr/>
+          <w:p>
+            <w:pPr>
+              <w:pStyle w:val="Compact"/>
+            </w:pPr>
+            <w:r>
+              <w:t xml:space="preserve">≤ 0.05</w:t>
+            </w:r>
+          </w:p>
+        </w:tc>
+      </w:tr>
+      <w:tr>
+        <w:tc>
+          <w:tcPr/>
+          <w:p>
+            <w:pPr>
+              <w:pStyle w:val="Compact"/>
+            </w:pPr>
+            <w:r>
+              <w:t xml:space="preserve">Usability (SUS)</w:t>
+            </w:r>
+          </w:p>
+        </w:tc>
+        <w:tc>
+          <w:tcPr/>
+          <w:p>
+            <w:pPr>
+              <w:pStyle w:val="Compact"/>
+            </w:pPr>
+            <w:r>
+              <w:t xml:space="preserve">System Usability Scale questionnaire with ≥ 15 local users</w:t>
+            </w:r>
+          </w:p>
+        </w:tc>
+        <w:tc>
+          <w:tcPr/>
+          <w:p>
+            <w:pPr>
+              <w:pStyle w:val="Compact"/>
+            </w:pPr>
+            <w:r>
+              <w:t xml:space="preserve">≥ 70</w:t>
+            </w:r>
+          </w:p>
+        </w:tc>
+      </w:tr>
+    </w:tbl>
+    <w:p>
+      <w:pPr>
+        <w:pStyle w:val="BodyText"/>
+      </w:pPr>
+      <w:r>
+        <w:t xml:space="preserve">Table 6. Evaluation metrics. Misclassified samples from each round feed back into rule weights (Figure 2 feedback edge).</w:t>
+      </w:r>
+    </w:p>
+    <w:p>
+      <w:pPr>
+        <w:pStyle w:val="BodyText"/>
+      </w:pPr>
+      <w:r>
+        <w:rPr>
+          <w:b/>
+          <w:bCs/>
+        </w:rPr>
+        <w:t xml:space="preserve">Status: not yet measured.</w:t>
+      </w:r>
+      <w:r>
+        <w:t xml:space="preserve"> </w:t>
+      </w:r>
+      <w:r>
+        <w:t xml:space="preserve">These are targets, not results. Reporting them as achievements</w:t>
+      </w:r>
+      <w:r>
+        <w:t xml:space="preserve"> </w:t>
+      </w:r>
+      <w:r>
+        <w:t xml:space="preserve">before the labeled corpus exists would misrepresent the project. What</w:t>
+      </w:r>
+      <w:r>
+        <w:t xml:space="preserve"> </w:t>
+      </w:r>
+      <w:r>
+        <w:rPr>
+          <w:i/>
+          <w:iCs/>
+        </w:rPr>
+        <w:t xml:space="preserve">is</w:t>
+      </w:r>
+      <w:r>
+        <w:t xml:space="preserve"> </w:t>
+      </w:r>
+      <w:r>
+        <w:t xml:space="preserve">measured today is the</w:t>
+      </w:r>
+      <w:r>
+        <w:t xml:space="preserve"> </w:t>
+      </w:r>
+      <w:r>
+        <w:t xml:space="preserve">correctness of the implementation, below.</w:t>
+      </w:r>
+    </w:p>
+    <w:bookmarkEnd w:id="77"/>
+    <w:bookmarkStart w:id="78" w:name="implementation-correctness-achieved"/>
+    <w:p>
+      <w:pPr>
+        <w:pStyle w:val="Heading3"/>
+      </w:pPr>
+      <w:r>
+        <w:t xml:space="preserve">13.2 Implementation correctness (achieved)</w:t>
+      </w:r>
+    </w:p>
+    <w:p>
+      <w:pPr>
+        <w:pStyle w:val="FirstParagraph"/>
+      </w:pPr>
+      <w:r>
+        <w:t xml:space="preserve">Every engine, endpoint, and screen is covered by automated tests that run on every change:</w:t>
+      </w:r>
+      <w:r>
+        <w:t xml:space="preserve"> </w:t>
+      </w:r>
+      <w:r>
+        <w:rPr>
+          <w:b/>
+          <w:bCs/>
+        </w:rPr>
+        <w:t xml:space="preserve">151 across the three tiers</w:t>
+      </w:r>
+      <w:r>
+        <w:t xml:space="preserve">, all passing:</w:t>
+      </w:r>
+    </w:p>
+    <w:tbl>
+      <w:tblPr>
+        <w:tblStyle w:val="Table"/>
+        <w:tblW w:type="auto" w:w="0"/>
+        <w:tblLook w:firstRow="1" w:lastRow="0" w:firstColumn="0" w:lastColumn="0" w:noHBand="0" w:noVBand="0" w:val="0020"/>
+      </w:tblPr>
+      <w:tblGrid>
+        <w:gridCol w:w="2640"/>
+        <w:gridCol w:w="2640"/>
+        <w:gridCol w:w="2640"/>
+      </w:tblGrid>
+      <w:tr>
+        <w:trPr>
+          <w:tblHeader w:val="on"/>
+        </w:trPr>
+        <w:tc>
+          <w:tcPr/>
+          <w:p>
+            <w:pPr>
+              <w:pStyle w:val="Compact"/>
+            </w:pPr>
+            <w:r>
+              <w:t xml:space="preserve">Tier</w:t>
+            </w:r>
+          </w:p>
+        </w:tc>
+        <w:tc>
+          <w:tcPr/>
+          <w:p>
+            <w:pPr>
+              <w:pStyle w:val="Compact"/>
+            </w:pPr>
+            <w:r>
+              <w:t xml:space="preserve">Tests</w:t>
+            </w:r>
+          </w:p>
+        </w:tc>
+        <w:tc>
+          <w:tcPr/>
+          <w:p>
+            <w:pPr>
+              <w:pStyle w:val="Compact"/>
+            </w:pPr>
+            <w:r>
+              <w:t xml:space="preserve">What they pin down</w:t>
+            </w:r>
+          </w:p>
+        </w:tc>
+      </w:tr>
+      <w:tr>
+        <w:tc>
+          <w:tcPr/>
+          <w:p>
+            <w:pPr>
+              <w:pStyle w:val="Compact"/>
+            </w:pPr>
+            <w:r>
+              <w:t xml:space="preserve">Backend (vitest)</w:t>
+            </w:r>
+          </w:p>
+        </w:tc>
+        <w:tc>
+          <w:tcPr/>
+          <w:p>
+            <w:pPr>
+              <w:pStyle w:val="Compact"/>
+            </w:pPr>
+            <w:r>
+              <w:t xml:space="preserve">85</w:t>
+            </w:r>
+          </w:p>
+        </w:tc>
+        <w:tc>
+          <w:tcPr/>
+          <w:p>
+            <w:pPr>
+              <w:pStyle w:val="Compact"/>
+            </w:pPr>
+            <w:r>
+              <w:t xml:space="preserve">URL heuristics and scoring bands, message rules, sender-aware scoring and the spoofing exception, social impersonation, phone/URL normalization, the blocklist delta feed, the bounded LLM layer, and the moderation API</w:t>
+            </w:r>
+          </w:p>
+        </w:tc>
+      </w:tr>
+      <w:tr>
+        <w:tc>
+          <w:tcPr/>
+          <w:p>
+            <w:pPr>
+              <w:pStyle w:val="Compact"/>
+            </w:pPr>
+            <w:r>
+              <w:t xml:space="preserve">Web (vitest + testing-library)</w:t>
+            </w:r>
+          </w:p>
+        </w:tc>
+        <w:tc>
+          <w:tcPr/>
+          <w:p>
+            <w:pPr>
+              <w:pStyle w:val="Compact"/>
+            </w:pPr>
+            <w:r>
+              <w:t xml:space="preserve">52</w:t>
+            </w:r>
+          </w:p>
+        </w:tc>
+        <w:tc>
+          <w:tcPr/>
+          <w:p>
+            <w:pPr>
+              <w:pStyle w:val="Compact"/>
+            </w:pPr>
+            <w:r>
+              <w:t xml:space="preserve">API client error and network handling, Arabic/English dictionary parity, verdict rendering and score clamping, the URL-checker flow, and the moderation console including token handling</w:t>
+            </w:r>
+          </w:p>
+        </w:tc>
+      </w:tr>
+      <w:tr>
+        <w:tc>
+          <w:tcPr/>
+          <w:p>
+            <w:pPr>
+              <w:pStyle w:val="Compact"/>
+            </w:pPr>
+            <w:r>
+              <w:t xml:space="preserve">Mobile (flutter test)</w:t>
+            </w:r>
+          </w:p>
+        </w:tc>
+        <w:tc>
+          <w:tcPr/>
+          <w:p>
+            <w:pPr>
+              <w:pStyle w:val="Compact"/>
+            </w:pPr>
+            <w:r>
+              <w:t xml:space="preserve">14</w:t>
+            </w:r>
+          </w:p>
+        </w:tc>
+        <w:tc>
+          <w:tcPr/>
+          <w:p>
+            <w:pPr>
+              <w:pStyle w:val="Compact"/>
+            </w:pPr>
+            <w:r>
+              <w:t xml:space="preserve">Screens, models, the blocklist contract, and the protection tab in both its supported and unsupported-platform states</w:t>
+            </w:r>
+          </w:p>
+        </w:tc>
+      </w:tr>
+    </w:tbl>
+    <w:p>
+      <w:pPr>
+        <w:pStyle w:val="BodyText"/>
+      </w:pPr>
+      <w:r>
+        <w:t xml:space="preserve">Table 6b. Automated test coverage. Several tests exist specifically to pin security properties rather than behaviour: that a report cannot be published without a valid token, that the admin token never appears in a URL, that a rejected token is discarded, and that</w:t>
+      </w:r>
+      <w:r>
+        <w:t xml:space="preserve"> </w:t>
+      </w:r>
+      <w:r>
+        <w:rPr>
+          <w:rStyle w:val="VerbatimChar"/>
+        </w:rPr>
+        <w:t xml:space="preserve">PENDING</w:t>
+      </w:r>
+      <w:r>
+        <w:t xml:space="preserve"> </w:t>
+      </w:r>
+      <w:r>
+        <w:t xml:space="preserve">reports never leak into any public read path.</w:t>
+      </w:r>
+    </w:p>
+    <w:p>
+      <w:pPr>
+        <w:pStyle w:val="BodyText"/>
+      </w:pPr>
+      <w:r>
+        <w:t xml:space="preserve">The moderation path is verified end-to-end rather than only in units: a test submits a report, confirms it is</w:t>
+      </w:r>
+      <w:r>
+        <w:t xml:space="preserve"> </w:t>
+      </w:r>
+      <w:r>
+        <w:t xml:space="preserve">absent from public search, confirms an unauthenticated approval attempt fails with</w:t>
+      </w:r>
+      <w:r>
+        <w:t xml:space="preserve"> </w:t>
+      </w:r>
+      <w:r>
+        <w:rPr>
+          <w:rStyle w:val="VerbatimChar"/>
+        </w:rPr>
+        <w:t xml:space="preserve">401</w:t>
+      </w:r>
+      <w:r>
+        <w:t xml:space="preserve"> </w:t>
+      </w:r>
+      <w:r>
+        <w:t xml:space="preserve">and leaves</w:t>
+      </w:r>
+      <w:r>
+        <w:t xml:space="preserve"> </w:t>
+      </w:r>
+      <w:r>
+        <w:t xml:space="preserve">the status untouched, approves it with a valid token, and then confirms it appears in both public search and</w:t>
+      </w:r>
+      <w:r>
+        <w:t xml:space="preserve"> </w:t>
+      </w:r>
+      <w:r>
+        <w:t xml:space="preserve">the phone blocklist. The full production stack was additionally exercised in real containers against</w:t>
+      </w:r>
+      <w:r>
+        <w:t xml:space="preserve"> </w:t>
+      </w:r>
+      <w:r>
+        <w:t xml:space="preserve">PostgreSQL, which is how three defects were found that unit tests could not have caught: a missing native</w:t>
+      </w:r>
+      <w:r>
+        <w:t xml:space="preserve"> </w:t>
+      </w:r>
+      <w:r>
+        <w:t xml:space="preserve">dependency, a filesystem permission error under the unprivileged container user, and a proxy that resolved</w:t>
+      </w:r>
+      <w:r>
+        <w:t xml:space="preserve"> </w:t>
+      </w:r>
+      <w:r>
+        <w:t xml:space="preserve">its upstream only once at start-up.</w:t>
+      </w:r>
+    </w:p>
+    <w:bookmarkEnd w:id="78"/>
+    <w:bookmarkEnd w:id="79"/>
+    <w:bookmarkStart w:id="83" w:name="timeline"/>
+    <w:p>
+      <w:pPr>
+        <w:pStyle w:val="Heading2"/>
+      </w:pPr>
+      <w:r>
+        <w:t xml:space="preserve">14.</w:t>
+      </w:r>
+      <w:r>
+        <w:t xml:space="preserve">Implementation Timeline</w:t>
+      </w:r>
+    </w:p>
+    <w:p>
+      <w:pPr>
+        <w:pStyle w:val="CaptionedFigure"/>
+      </w:pPr>
+      <w:r>
+        <w:drawing>
+          <wp:inline>
+            <wp:extent cx="5334000" cy="1812274"/>
+            <wp:effectExtent b="0" l="0" r="0" t="0"/>
+            <wp:docPr descr="" title="" id="81" name="Picture"/>
+            <a:graphic>
+              <a:graphicData uri="http://schemas.openxmlformats.org/drawingml/2006/picture">
+                <pic:pic>
+                  <pic:nvPicPr>
+                    <pic:cNvPr descr="diagram-8.png" id="82" name="Picture"/>
+                    <pic:cNvPicPr>
+                      <a:picLocks noChangeArrowheads="1" noChangeAspect="1"/>
+                    </pic:cNvPicPr>
+                  </pic:nvPicPr>
+                  <pic:blipFill>
+                    <a:blip r:embed="rId80"/>
+                    <a:stretch>
+                      <a:fillRect/>
+                    </a:stretch>
+                  </pic:blipFill>
+                  <pic:spPr bwMode="auto">
+                    <a:xfrm>
+                      <a:off x="0" y="0"/>
+                      <a:ext cx="5334000" cy="1812274"/>
+                    </a:xfrm>
+                    <a:prstGeom prst="rect">
+                      <a:avLst/>
+                    </a:prstGeom>
+                    <a:noFill/>
+                    <a:ln w="9525">
+                      <a:noFill/>
+                      <a:headEnd/>
+                      <a:tailEnd/>
+                    </a:ln>
+                  </pic:spPr>
+                </pic:pic>
+              </a:graphicData>
+            </a:graphic>
+          </wp:inline>
+        </w:drawing>
+      </w:r>
+    </w:p>
+    <w:p>
+      <w:pPr>
+        <w:pStyle w:val="ImageCaption"/>
+      </w:pPr>
+      <w:r>
+        <w:t xml:space="preserve">Figure 8. Implementation status. Milestones 1 to 5 are complete: all six platform functions, the Android real-time protection layer, report moderation, the containerized PostgreSQL deployment, and 151 automated tests. What remains is the labeled scam corpus and the accuracy evaluation of §13.1, plus the written thesis chapters.</w:t>
+      </w:r>
+    </w:p>
+    <w:tbl>
+      <w:tblPr>
+        <w:tblStyle w:val="Table"/>
+        <w:tblW w:type="auto" w:w="0"/>
+        <w:tblLook w:firstRow="1" w:lastRow="0" w:firstColumn="0" w:lastColumn="0" w:noHBand="0" w:noVBand="0" w:val="0020"/>
+      </w:tblPr>
+      <w:tblGrid>
+        <w:gridCol w:w="2640"/>
+        <w:gridCol w:w="2640"/>
+        <w:gridCol w:w="2640"/>
+      </w:tblGrid>
+      <w:tr>
+        <w:trPr>
+          <w:tblHeader w:val="on"/>
+        </w:trPr>
+        <w:tc>
+          <w:tcPr/>
+          <w:p>
+            <w:pPr>
+              <w:pStyle w:val="Compact"/>
+            </w:pPr>
+            <w:r>
+              <w:t xml:space="preserve">Milestone</w:t>
+            </w:r>
+          </w:p>
+        </w:tc>
+        <w:tc>
+          <w:tcPr/>
+          <w:p>
+            <w:pPr>
+              <w:pStyle w:val="Compact"/>
+            </w:pPr>
+            <w:r>
+              <w:t xml:space="preserve">Scope</w:t>
+            </w:r>
+          </w:p>
+        </w:tc>
+        <w:tc>
+          <w:tcPr/>
+          <w:p>
+            <w:pPr>
+              <w:pStyle w:val="Compact"/>
+            </w:pPr>
+            <w:r>
+              <w:t xml:space="preserve">Status</w:t>
+            </w:r>
+          </w:p>
+        </w:tc>
+      </w:tr>
+      <w:tr>
+        <w:tc>
+          <w:tcPr/>
+          <w:p>
+            <w:pPr>
+              <w:pStyle w:val="Compact"/>
+            </w:pPr>
+            <w:r>
+              <w:t xml:space="preserve">1</w:t>
+            </w:r>
+          </w:p>
+        </w:tc>
+        <w:tc>
+          <w:tcPr/>
+          <w:p>
+            <w:pPr>
+              <w:pStyle w:val="Compact"/>
+            </w:pPr>
+            <w:r>
+              <w:t xml:space="preserve">Proposal, backend scaffold, DB schema, seed data</w:t>
+            </w:r>
+          </w:p>
+        </w:tc>
+        <w:tc>
+          <w:tcPr/>
+          <w:p>
+            <w:pPr>
+              <w:pStyle w:val="Compact"/>
+            </w:pPr>
+            <w:r>
+              <w:t xml:space="preserve">✓ complete</w:t>
+            </w:r>
+          </w:p>
+        </w:tc>
+      </w:tr>
+      <w:tr>
+        <w:tc>
+          <w:tcPr/>
+          <w:p>
+            <w:pPr>
+              <w:pStyle w:val="Compact"/>
+            </w:pPr>
+            <w:r>
+              <w:t xml:space="preserve">2</w:t>
+            </w:r>
+          </w:p>
+        </w:tc>
+        <w:tc>
+          <w:tcPr/>
+          <w:p>
+            <w:pPr>
+              <w:pStyle w:val="Compact"/>
+            </w:pPr>
+            <w:r>
+              <w:t xml:space="preserve">URL checker and message analyzer with tests</w:t>
+            </w:r>
+          </w:p>
+        </w:tc>
+        <w:tc>
+          <w:tcPr/>
+          <w:p>
+            <w:pPr>
+              <w:pStyle w:val="Compact"/>
+            </w:pPr>
+            <w:r>
+              <w:t xml:space="preserve">✓ complete</w:t>
+            </w:r>
+          </w:p>
+        </w:tc>
+      </w:tr>
+      <w:tr>
+        <w:tc>
+          <w:tcPr/>
+          <w:p>
+            <w:pPr>
+              <w:pStyle w:val="Compact"/>
+            </w:pPr>
+            <w:r>
+              <w:t xml:space="preserve">3</w:t>
+            </w:r>
+          </w:p>
+        </w:tc>
+        <w:tc>
+          <w:tcPr/>
+          <w:p>
+            <w:pPr>
+              <w:pStyle w:val="Compact"/>
+            </w:pPr>
+            <w:r>
+              <w:t xml:space="preserve">Reports API and the full web frontend</w:t>
+            </w:r>
+          </w:p>
+        </w:tc>
+        <w:tc>
+          <w:tcPr/>
+          <w:p>
+            <w:pPr>
+              <w:pStyle w:val="Compact"/>
+            </w:pPr>
+            <w:r>
+              <w:t xml:space="preserve">✓ complete</w:t>
+            </w:r>
+          </w:p>
+        </w:tc>
+      </w:tr>
+      <w:tr>
+        <w:tc>
+          <w:tcPr/>
+          <w:p>
+            <w:pPr>
+              <w:pStyle w:val="Compact"/>
+            </w:pPr>
+            <w:r>
+              <w:t xml:space="preserve">4</w:t>
+            </w:r>
+          </w:p>
+        </w:tc>
+        <w:tc>
+          <w:tcPr/>
+          <w:p>
+            <w:pPr>
+              <w:pStyle w:val="Compact"/>
+            </w:pPr>
+            <w:r>
+              <w:t xml:space="preserve">Flutter app and Android real-time protection</w:t>
+            </w:r>
+          </w:p>
+        </w:tc>
+        <w:tc>
+          <w:tcPr/>
+          <w:p>
+            <w:pPr>
+              <w:pStyle w:val="Compact"/>
+            </w:pPr>
+            <w:r>
+              <w:t xml:space="preserve">✓ complete</w:t>
+            </w:r>
+          </w:p>
+        </w:tc>
+      </w:tr>
+      <w:tr>
+        <w:tc>
+          <w:tcPr/>
+          <w:p>
+            <w:pPr>
+              <w:pStyle w:val="Compact"/>
+            </w:pPr>
+            <w:r>
+              <w:t xml:space="preserve">5</w:t>
+            </w:r>
+          </w:p>
+        </w:tc>
+        <w:tc>
+          <w:tcPr/>
+          <w:p>
+            <w:pPr>
+              <w:pStyle w:val="Compact"/>
+            </w:pPr>
+            <w:r>
+              <w:t xml:space="preserve">Moderation, Docker + PostgreSQL deployment, test coverage across all tiers</w:t>
+            </w:r>
+          </w:p>
+        </w:tc>
+        <w:tc>
+          <w:tcPr/>
+          <w:p>
+            <w:pPr>
+              <w:pStyle w:val="Compact"/>
+            </w:pPr>
+            <w:r>
+              <w:t xml:space="preserve">✓ complete</w:t>
+            </w:r>
+          </w:p>
+        </w:tc>
+      </w:tr>
+      <w:tr>
+        <w:tc>
+          <w:tcPr/>
+          <w:p>
+            <w:pPr>
+              <w:pStyle w:val="Compact"/>
+            </w:pPr>
+            <w:r>
+              <w:t xml:space="preserve">6</w:t>
+            </w:r>
+          </w:p>
+        </w:tc>
+        <w:tc>
+          <w:tcPr/>
+          <w:p>
+            <w:pPr>
+              <w:pStyle w:val="Compact"/>
+            </w:pPr>
+            <w:r>
+              <w:t xml:space="preserve">Scam corpus, accuracy evaluation (§13.1), thesis chapters</w:t>
+            </w:r>
+          </w:p>
+        </w:tc>
+        <w:tc>
+          <w:tcPr/>
+          <w:p>
+            <w:pPr>
+              <w:pStyle w:val="Compact"/>
+            </w:pPr>
+            <w:r>
+              <w:t xml:space="preserve">in progress</w:t>
+            </w:r>
+          </w:p>
+        </w:tc>
+      </w:tr>
+      <w:tr>
+        <w:tc>
+          <w:tcPr/>
+          <w:p>
+            <w:pPr>
+              <w:pStyle w:val="Compact"/>
+            </w:pPr>
+            <w:r>
+              <w:t xml:space="preserve">Future</w:t>
+            </w:r>
+          </w:p>
+        </w:tc>
+        <w:tc>
+          <w:tcPr/>
+          <w:p>
+            <w:pPr>
+              <w:pStyle w:val="Compact"/>
+            </w:pPr>
+            <w:r>
+              <w:t xml:space="preserve">ML classifier trained on collected reports, browser extension, Safe Browsing API, iOS CallKit blocklist extension (§8.1)</w:t>
+            </w:r>
+          </w:p>
+        </w:tc>
+        <w:tc>
+          <w:tcPr/>
+          <w:p>
+            <w:pPr>
+              <w:pStyle w:val="Compact"/>
+            </w:pPr>
+            <w:r>
+              <w:t xml:space="preserve">not started</w:t>
+            </w:r>
+          </w:p>
+        </w:tc>
+      </w:tr>
+    </w:tbl>
+    <w:p>
+      <w:pPr>
+        <w:pStyle w:val="BodyText"/>
+      </w:pPr>
+      <w:r>
+        <w:t xml:space="preserve">Table 7. Milestone status at the time of writing. The scope beyond milestone 6 was always designated future work rather than deliverables of this project.</w:t>
+      </w:r>
+    </w:p>
+    <w:bookmarkEnd w:id="83"/>
+    <w:bookmarkStart w:id="84" w:name="refs"/>
+    <w:p>
+      <w:pPr>
+        <w:pStyle w:val="Heading2"/>
+      </w:pPr>
+      <w:r>
+        <w:t xml:space="preserve">15.</w:t>
+      </w:r>
+      <w:r>
+        <w:t xml:space="preserve">References</w:t>
       </w:r>
     </w:p>
     <w:p>
@@ -4694,11 +7616,11 @@
         <w:pStyle w:val="Compact"/>
         <w:numPr>
           <w:ilvl w:val="0"/>
-          <w:numId w:val="1002"/>
+          <w:numId w:val="1005"/>
         </w:numPr>
       </w:pPr>
       <w:r>
-        <w:t xml:space="preserve">Google (Chronicle).</w:t>
+        <w:t xml:space="preserve">Google.</w:t>
       </w:r>
       <w:r>
         <w:t xml:space="preserve"> </w:t>
@@ -4708,13 +7630,13 @@
           <w:i/>
           <w:iCs/>
         </w:rPr>
-        <w:t xml:space="preserve">VirusTotal.</w:t>
-      </w:r>
-      <w:r>
-        <w:t xml:space="preserve"> </w:t>
-      </w:r>
-      <w:r>
-        <w:t xml:space="preserve">https://www.virustotal.com/</w:t>
+        <w:t xml:space="preserve">Google Safe Browsing.</w:t>
+      </w:r>
+      <w:r>
+        <w:t xml:space="preserve"> </w:t>
+      </w:r>
+      <w:r>
+        <w:t xml:space="preserve">https://safebrowsing.google.com/ plus the Safe Browsing Update API (v4) documentation on hash-prefix k-anonymity, https://developers.google.com/safe-browsing</w:t>
       </w:r>
     </w:p>
     <w:p>
@@ -4722,11 +7644,11 @@
         <w:pStyle w:val="Compact"/>
         <w:numPr>
           <w:ilvl w:val="0"/>
-          <w:numId w:val="1002"/>
+          <w:numId w:val="1005"/>
         </w:numPr>
       </w:pPr>
       <w:r>
-        <w:t xml:space="preserve">ScamAdviser.</w:t>
+        <w:t xml:space="preserve">Cisco / OpenDNS.</w:t>
       </w:r>
       <w:r>
         <w:t xml:space="preserve"> </w:t>
@@ -4736,13 +7658,13 @@
           <w:i/>
           <w:iCs/>
         </w:rPr>
-        <w:t xml:space="preserve">Website trust-score checker.</w:t>
-      </w:r>
-      <w:r>
-        <w:t xml:space="preserve"> </w:t>
-      </w:r>
-      <w:r>
-        <w:t xml:space="preserve">https://www.scamadviser.com/</w:t>
+        <w:t xml:space="preserve">PhishTank: community phishing verification.</w:t>
+      </w:r>
+      <w:r>
+        <w:t xml:space="preserve"> </w:t>
+      </w:r>
+      <w:r>
+        <w:t xml:space="preserve">https://phishtank.org/</w:t>
       </w:r>
     </w:p>
     <w:p>
@@ -4750,11 +7672,11 @@
         <w:pStyle w:val="Compact"/>
         <w:numPr>
           <w:ilvl w:val="0"/>
-          <w:numId w:val="1002"/>
+          <w:numId w:val="1005"/>
         </w:numPr>
       </w:pPr>
       <w:r>
-        <w:t xml:space="preserve">Ma, J., Saul, L. K., Savage, S., &amp; Voelker, G. M. (2009).</w:t>
+        <w:t xml:space="preserve">Google (Chronicle).</w:t>
       </w:r>
       <w:r>
         <w:t xml:space="preserve"> </w:t>
@@ -4764,13 +7686,13 @@
           <w:i/>
           <w:iCs/>
         </w:rPr>
-        <w:t xml:space="preserve">Beyond Blacklists: Learning to Detect Malicious Web Sites from Suspicious URLs.</w:t>
-      </w:r>
-      <w:r>
-        <w:t xml:space="preserve"> </w:t>
-      </w:r>
-      <w:r>
-        <w:t xml:space="preserve">Proceedings of ACM SIGKDD (KDD '09), 1245–1254.</w:t>
+        <w:t xml:space="preserve">VirusTotal.</w:t>
+      </w:r>
+      <w:r>
+        <w:t xml:space="preserve"> </w:t>
+      </w:r>
+      <w:r>
+        <w:t xml:space="preserve">https://www.virustotal.com/</w:t>
       </w:r>
     </w:p>
     <w:p>
@@ -4778,11 +7700,11 @@
         <w:pStyle w:val="Compact"/>
         <w:numPr>
           <w:ilvl w:val="0"/>
-          <w:numId w:val="1002"/>
+          <w:numId w:val="1005"/>
         </w:numPr>
       </w:pPr>
       <w:r>
-        <w:t xml:space="preserve">Whittaker, C., Ryner, B., &amp; Nazif, M. (2010).</w:t>
+        <w:t xml:space="preserve">ScamAdviser.</w:t>
       </w:r>
       <w:r>
         <w:t xml:space="preserve"> </w:t>
@@ -4792,13 +7714,13 @@
           <w:i/>
           <w:iCs/>
         </w:rPr>
-        <w:t xml:space="preserve">Large-Scale Automatic Classification of Phishing Pages.</w:t>
-      </w:r>
-      <w:r>
-        <w:t xml:space="preserve"> </w:t>
-      </w:r>
-      <w:r>
-        <w:t xml:space="preserve">Network and Distributed System Security Symposium (NDSS '10).</w:t>
+        <w:t xml:space="preserve">Website trust-score checker.</w:t>
+      </w:r>
+      <w:r>
+        <w:t xml:space="preserve"> </w:t>
+      </w:r>
+      <w:r>
+        <w:t xml:space="preserve">https://www.scamadviser.com/</w:t>
       </w:r>
     </w:p>
     <w:p>
@@ -4806,11 +7728,11 @@
         <w:pStyle w:val="Compact"/>
         <w:numPr>
           <w:ilvl w:val="0"/>
-          <w:numId w:val="1002"/>
+          <w:numId w:val="1005"/>
         </w:numPr>
       </w:pPr>
       <w:r>
-        <w:t xml:space="preserve">Sahingoz, O. K., Buber, E., Demir, O., &amp; Diri, B. (2019).</w:t>
+        <w:t xml:space="preserve">Ma, J., Saul, L. K., Savage, S., &amp; Voelker, G. M. (2009).</w:t>
       </w:r>
       <w:r>
         <w:t xml:space="preserve"> </w:t>
@@ -4820,13 +7742,13 @@
           <w:i/>
           <w:iCs/>
         </w:rPr>
-        <w:t xml:space="preserve">Machine learning based phishing detection from URLs.</w:t>
-      </w:r>
-      <w:r>
-        <w:t xml:space="preserve"> </w:t>
-      </w:r>
-      <w:r>
-        <w:t xml:space="preserve">Expert Systems with Applications, 117, 345–357.</w:t>
+        <w:t xml:space="preserve">Beyond Blacklists: Learning to Detect Malicious Web Sites from Suspicious URLs.</w:t>
+      </w:r>
+      <w:r>
+        <w:t xml:space="preserve"> </w:t>
+      </w:r>
+      <w:r>
+        <w:t xml:space="preserve">Proceedings of ACM SIGKDD (KDD '09), 1245–1254.</w:t>
       </w:r>
     </w:p>
     <w:p>
@@ -4834,11 +7756,11 @@
         <w:pStyle w:val="Compact"/>
         <w:numPr>
           <w:ilvl w:val="0"/>
-          <w:numId w:val="1002"/>
+          <w:numId w:val="1005"/>
         </w:numPr>
       </w:pPr>
       <w:r>
-        <w:t xml:space="preserve">Mohammad, R. M., Thabtah, F., &amp; McCluskey, L. (2014).</w:t>
+        <w:t xml:space="preserve">Whittaker, C., Ryner, B., &amp; Nazif, M. (2010).</w:t>
       </w:r>
       <w:r>
         <w:t xml:space="preserve"> </w:t>
@@ -4848,13 +7770,13 @@
           <w:i/>
           <w:iCs/>
         </w:rPr>
-        <w:t xml:space="preserve">Predicting phishing websites based on self-structuring neural network.</w:t>
-      </w:r>
-      <w:r>
-        <w:t xml:space="preserve"> </w:t>
-      </w:r>
-      <w:r>
-        <w:t xml:space="preserve">Neural Computing and Applications, 25(2), 443–458.</w:t>
+        <w:t xml:space="preserve">Large-Scale Automatic Classification of Phishing Pages.</w:t>
+      </w:r>
+      <w:r>
+        <w:t xml:space="preserve"> </w:t>
+      </w:r>
+      <w:r>
+        <w:t xml:space="preserve">Network and Distributed System Security Symposium (NDSS '10).</w:t>
       </w:r>
     </w:p>
     <w:p>
@@ -4862,11 +7784,11 @@
         <w:pStyle w:val="Compact"/>
         <w:numPr>
           <w:ilvl w:val="0"/>
-          <w:numId w:val="1002"/>
+          <w:numId w:val="1005"/>
         </w:numPr>
       </w:pPr>
       <w:r>
-        <w:t xml:space="preserve">Anti-Phishing Working Group.</w:t>
+        <w:t xml:space="preserve">Sahingoz, O. K., Buber, E., Demir, O., &amp; Diri, B. (2019).</w:t>
       </w:r>
       <w:r>
         <w:t xml:space="preserve"> </w:t>
@@ -4876,13 +7798,13 @@
           <w:i/>
           <w:iCs/>
         </w:rPr>
-        <w:t xml:space="preserve">Phishing Activity Trends Reports.</w:t>
-      </w:r>
-      <w:r>
-        <w:t xml:space="preserve"> </w:t>
-      </w:r>
-      <w:r>
-        <w:t xml:space="preserve">https://apwg.org/trendsreports/</w:t>
+        <w:t xml:space="preserve">Machine learning based phishing detection from URLs.</w:t>
+      </w:r>
+      <w:r>
+        <w:t xml:space="preserve"> </w:t>
+      </w:r>
+      <w:r>
+        <w:t xml:space="preserve">Expert Systems with Applications, 117, 345–357.</w:t>
       </w:r>
     </w:p>
     <w:p>
@@ -4890,11 +7812,11 @@
         <w:pStyle w:val="Compact"/>
         <w:numPr>
           <w:ilvl w:val="0"/>
-          <w:numId w:val="1002"/>
+          <w:numId w:val="1005"/>
         </w:numPr>
       </w:pPr>
       <w:r>
-        <w:t xml:space="preserve">7amleh — The Arab Center for the Advancement of Social Media.</w:t>
+        <w:t xml:space="preserve">Mohammad, R. M., Thabtah, F., &amp; McCluskey, L. (2014).</w:t>
       </w:r>
       <w:r>
         <w:t xml:space="preserve"> </w:t>
@@ -4904,13 +7826,13 @@
           <w:i/>
           <w:iCs/>
         </w:rPr>
-        <w:t xml:space="preserve">Reports on Palestinian digital rights and safety.</w:t>
-      </w:r>
-      <w:r>
-        <w:t xml:space="preserve"> </w:t>
-      </w:r>
-      <w:r>
-        <w:t xml:space="preserve">https://7amleh.org/</w:t>
+        <w:t xml:space="preserve">Predicting phishing websites based on self-structuring neural network.</w:t>
+      </w:r>
+      <w:r>
+        <w:t xml:space="preserve"> </w:t>
+      </w:r>
+      <w:r>
+        <w:t xml:space="preserve">Neural Computing and Applications, 25(2), 443–458.</w:t>
       </w:r>
     </w:p>
     <w:p>
@@ -4918,11 +7840,11 @@
         <w:pStyle w:val="Compact"/>
         <w:numPr>
           <w:ilvl w:val="0"/>
-          <w:numId w:val="1002"/>
+          <w:numId w:val="1005"/>
         </w:numPr>
       </w:pPr>
       <w:r>
-        <w:t xml:space="preserve">Palestinian Authority.</w:t>
+        <w:t xml:space="preserve">Anti-Phishing Working Group.</w:t>
       </w:r>
       <w:r>
         <w:t xml:space="preserve"> </w:t>
@@ -4932,6 +7854,62 @@
           <w:i/>
           <w:iCs/>
         </w:rPr>
+        <w:t xml:space="preserve">Phishing Activity Trends Reports.</w:t>
+      </w:r>
+      <w:r>
+        <w:t xml:space="preserve"> </w:t>
+      </w:r>
+      <w:r>
+        <w:t xml:space="preserve">https://apwg.org/trendsreports/</w:t>
+      </w:r>
+    </w:p>
+    <w:p>
+      <w:pPr>
+        <w:pStyle w:val="Compact"/>
+        <w:numPr>
+          <w:ilvl w:val="0"/>
+          <w:numId w:val="1005"/>
+        </w:numPr>
+      </w:pPr>
+      <w:r>
+        <w:t xml:space="preserve">7amleh, The Arab Center for the Advancement of Social Media.</w:t>
+      </w:r>
+      <w:r>
+        <w:t xml:space="preserve"> </w:t>
+      </w:r>
+      <w:r>
+        <w:rPr>
+          <w:i/>
+          <w:iCs/>
+        </w:rPr>
+        <w:t xml:space="preserve">Reports on Palestinian digital rights and safety.</w:t>
+      </w:r>
+      <w:r>
+        <w:t xml:space="preserve"> </w:t>
+      </w:r>
+      <w:r>
+        <w:t xml:space="preserve">https://7amleh.org/</w:t>
+      </w:r>
+    </w:p>
+    <w:p>
+      <w:pPr>
+        <w:pStyle w:val="Compact"/>
+        <w:numPr>
+          <w:ilvl w:val="0"/>
+          <w:numId w:val="1005"/>
+        </w:numPr>
+      </w:pPr>
+      <w:r>
+        <w:t xml:space="preserve">Palestinian Authority.</w:t>
+      </w:r>
+      <w:r>
+        <w:t xml:space="preserve"> </w:t>
+      </w:r>
+      <w:r>
+        <w:rPr>
+          <w:i/>
+          <w:iCs/>
+        </w:rPr>
         <w:t xml:space="preserve">Law by Decree No. 10 of 2018 on Cybercrime.</w:t>
       </w:r>
       <w:r>
@@ -4946,10 +7924,10 @@
         <w:pStyle w:val="Bibliography"/>
       </w:pPr>
       <w:r>
-        <w:t xml:space="preserve">This document is self-contained (diagram library embedded) and prints cleanly — use the browser's Print → Save as PDF to produce a submission copy.</w:t>
-      </w:r>
-    </w:p>
-    <w:bookmarkEnd w:id="65"/>
+        <w:t xml:space="preserve">This document is self-contained (diagram library embedded) and prints cleanly. Use the browser's Print → Save as PDF to produce a submission copy.</w:t>
+      </w:r>
+    </w:p>
+    <w:bookmarkEnd w:id="84"/>
     <w:sectPr/>
   </w:body>
 </w:document>
@@ -5139,6 +8117,109 @@
       <w:pPr>
         <w:ind w:left="6480" w:hanging="360"/>
       </w:pPr>
+    </w:lvl>
+  </w:abstractNum>
+  <w:abstractNum w:abstractNumId="991">
+    <w:nsid w:val="0000A991"/>
+    <w:multiLevelType w:val="multilevel"/>
+    <w:lvl w:ilvl="0">
+      <w:numFmt w:val="bullet"/>
+      <w:lvlText w:val=""/>
+      <w:lvlJc w:val="left"/>
+      <w:pPr>
+        <w:ind w:left="720" w:hanging="360"/>
+      </w:pPr>
+      <w:rPr>
+        <w:rFonts w:ascii="Symbol" w:hAnsi="Symbol" w:cs="Symbol" w:hint="default"/>
+      </w:rPr>
+    </w:lvl>
+    <w:lvl w:ilvl="1">
+      <w:numFmt w:val="bullet"/>
+      <w:lvlText w:val="o"/>
+      <w:lvlJc w:val="left"/>
+      <w:pPr>
+        <w:ind w:left="1440" w:hanging="360"/>
+      </w:pPr>
+      <w:rPr>
+        <w:rFonts w:ascii="Courier New" w:hAnsi="Courier New" w:cs="Courier New" w:hint="default"/>
+      </w:rPr>
+    </w:lvl>
+    <w:lvl w:ilvl="2">
+      <w:numFmt w:val="bullet"/>
+      <w:lvlText w:val=""/>
+      <w:lvlJc w:val="left"/>
+      <w:pPr>
+        <w:ind w:left="2160" w:hanging="360"/>
+      </w:pPr>
+      <w:rPr>
+        <w:rFonts w:ascii="Wingdings" w:hAnsi="Wingdings" w:cs="Wingdings" w:hint="default"/>
+      </w:rPr>
+    </w:lvl>
+    <w:lvl w:ilvl="3">
+      <w:numFmt w:val="bullet"/>
+      <w:lvlText w:val=""/>
+      <w:lvlJc w:val="left"/>
+      <w:pPr>
+        <w:ind w:left="2880" w:hanging="360"/>
+      </w:pPr>
+      <w:rPr>
+        <w:rFonts w:ascii="Symbol" w:hAnsi="Symbol" w:cs="Symbol" w:hint="default"/>
+      </w:rPr>
+    </w:lvl>
+    <w:lvl w:ilvl="4">
+      <w:numFmt w:val="bullet"/>
+      <w:lvlText w:val="o"/>
+      <w:lvlJc w:val="left"/>
+      <w:pPr>
+        <w:ind w:left="3600" w:hanging="360"/>
+      </w:pPr>
+      <w:rPr>
+        <w:rFonts w:ascii="Courier New" w:hAnsi="Courier New" w:cs="Courier New" w:hint="default"/>
+      </w:rPr>
+    </w:lvl>
+    <w:lvl w:ilvl="5">
+      <w:numFmt w:val="bullet"/>
+      <w:lvlText w:val=""/>
+      <w:lvlJc w:val="left"/>
+      <w:pPr>
+        <w:ind w:left="4320" w:hanging="360"/>
+      </w:pPr>
+      <w:rPr>
+        <w:rFonts w:ascii="Wingdings" w:hAnsi="Wingdings" w:cs="Wingdings" w:hint="default"/>
+      </w:rPr>
+    </w:lvl>
+    <w:lvl w:ilvl="6">
+      <w:numFmt w:val="bullet"/>
+      <w:lvlText w:val=""/>
+      <w:lvlJc w:val="left"/>
+      <w:pPr>
+        <w:ind w:left="5040" w:hanging="360"/>
+      </w:pPr>
+      <w:rPr>
+        <w:rFonts w:ascii="Symbol" w:hAnsi="Symbol" w:cs="Symbol" w:hint="default"/>
+      </w:rPr>
+    </w:lvl>
+    <w:lvl w:ilvl="7">
+      <w:numFmt w:val="bullet"/>
+      <w:lvlText w:val="o"/>
+      <w:lvlJc w:val="left"/>
+      <w:pPr>
+        <w:ind w:left="5760" w:hanging="360"/>
+      </w:pPr>
+      <w:rPr>
+        <w:rFonts w:ascii="Courier New" w:hAnsi="Courier New" w:cs="Courier New" w:hint="default"/>
+      </w:rPr>
+    </w:lvl>
+    <w:lvl w:ilvl="8">
+      <w:numFmt w:val="bullet"/>
+      <w:lvlText w:val=""/>
+      <w:lvlJc w:val="left"/>
+      <w:pPr>
+        <w:ind w:left="6480" w:hanging="360"/>
+      </w:pPr>
+      <w:rPr>
+        <w:rFonts w:ascii="Wingdings" w:hAnsi="Wingdings" w:cs="Wingdings" w:hint="default"/>
+      </w:rPr>
     </w:lvl>
   </w:abstractNum>
   <w:num w:numId="1000">
@@ -5175,6 +8256,15 @@
     </w:lvlOverride>
   </w:num>
   <w:num w:numId="1002">
+    <w:abstractNumId w:val="991"/>
+  </w:num>
+  <w:num w:numId="1003">
+    <w:abstractNumId w:val="991"/>
+  </w:num>
+  <w:num w:numId="1004">
+    <w:abstractNumId w:val="991"/>
+  </w:num>
+  <w:num w:numId="1005">
     <w:abstractNumId w:val="99201"/>
     <w:lvlOverride w:ilvl="0">
       <w:startOverride w:val="1"/>
@@ -5215,7 +8305,7 @@
         <w:rFonts w:asciiTheme="minorHAnsi" w:cstheme="minorBidi" w:eastAsiaTheme="minorHAnsi" w:hAnsiTheme="minorHAnsi"/>
         <w:sz w:val="24"/>
         <w:szCs w:val="24"/>
-        <w:lang w:bidi="ar-SA" w:eastAsia="en-US" w:val="en-US"/>
+        <w:lang w:bidi="ar-SA" w:eastAsia="en-US" w:val="en"/>
       </w:rPr>
     </w:rPrDefault>
     <w:pPrDefault>

--- a/docs/how-it-works.docx
+++ b/docs/how-it-works.docx
@@ -3448,7 +3448,7 @@
         <w:t xml:space="preserve">observed spread through channels we instrument</w:t>
       </w:r>
       <w:r>
-        <w:t xml:space="preserve">: and that is a proven proxy for</w:t>
+        <w:t xml:space="preserve">, and that is a proven proxy for</w:t>
       </w:r>
       <w:r>
         <w:t xml:space="preserve"> </w:t>
@@ -5661,7 +5661,7 @@
               <w:t xml:space="preserve">official</w:t>
             </w:r>
             <w:r>
-              <w:t xml:space="preserve">: but the message asks for an OTP, so the −25 is withheld</w:t>
+              <w:t xml:space="preserve">, but the message asks for an OTP, so the −25 is withheld</w:t>
             </w:r>
           </w:p>
         </w:tc>
@@ -6423,7 +6423,7 @@
       <w:r>
         <w:drawing>
           <wp:inline>
-            <wp:extent cx="5334000" cy="1028240"/>
+            <wp:extent cx="5334000" cy="1021814"/>
             <wp:effectExtent b="0" l="0" r="0" t="0"/>
             <wp:docPr descr="" title="" id="74" name="Picture"/>
             <a:graphic>
@@ -6444,7 +6444,7 @@
                   <pic:spPr bwMode="auto">
                     <a:xfrm>
                       <a:off x="0" y="0"/>
-                      <a:ext cx="5334000" cy="1028240"/>
+                      <a:ext cx="5334000" cy="1021814"/>
                     </a:xfrm>
                     <a:prstGeom prst="rect">
                       <a:avLst/>

--- a/docs/how-it-works.docx
+++ b/docs/how-it-works.docx
@@ -383,31 +383,37 @@
         <w:pStyle w:val="FirstParagraph"/>
       </w:pPr>
       <w:r>
-        <w:t xml:space="preserve">Digital fraud against Palestinian users was relatively limited before the war on Gaza, but it has grown</w:t>
-      </w:r>
-      <w:r>
-        <w:t xml:space="preserve"> </w:t>
-      </w:r>
-      <w:r>
-        <w:t xml:space="preserve">sharply during and since it: fake prize draws impersonating telecom operators (Jawwal, Ooredoo), phishing</w:t>
-      </w:r>
-      <w:r>
-        <w:t xml:space="preserve"> </w:t>
-      </w:r>
-      <w:r>
-        <w:t xml:space="preserve">pages imitating local banks and e-wallets (Bank of Palestine, PalPay, Jawwal Pay, Reflect), fake delivery-fee</w:t>
-      </w:r>
-      <w:r>
-        <w:t xml:space="preserve"> </w:t>
-      </w:r>
-      <w:r>
-        <w:t xml:space="preserve">requests, fraudulent job offers, and fake donation campaigns exploiting the humanitarian situation. Victims</w:t>
-      </w:r>
-      <w:r>
-        <w:t xml:space="preserve"> </w:t>
-      </w:r>
-      <w:r>
-        <w:t xml:space="preserve">lose money, credentials, and accounts, and today there is</w:t>
+        <w:t xml:space="preserve">Online fraud was not a large problem for Palestinians before the war on Gaza. It has grown a great deal</w:t>
+      </w:r>
+      <w:r>
+        <w:t xml:space="preserve"> </w:t>
+      </w:r>
+      <w:r>
+        <w:t xml:space="preserve">during it and since. The messages take familiar shapes: a prize draw from Jawwal or Ooredoo that you never</w:t>
+      </w:r>
+      <w:r>
+        <w:t xml:space="preserve"> </w:t>
+      </w:r>
+      <w:r>
+        <w:t xml:space="preserve">entered, a login page that looks exactly like Bank of Palestine or PalPay or Jawwal Pay or Reflect, a small</w:t>
+      </w:r>
+      <w:r>
+        <w:t xml:space="preserve"> </w:t>
+      </w:r>
+      <w:r>
+        <w:t xml:space="preserve">delivery fee standing between you and a parcel, a job abroad that asks for money up front, a donation appeal</w:t>
+      </w:r>
+      <w:r>
+        <w:t xml:space="preserve"> </w:t>
+      </w:r>
+      <w:r>
+        <w:t xml:space="preserve">that trades on what people here are living through. People lose money, passwords and whole accounts to these.</w:t>
+      </w:r>
+      <w:r>
+        <w:t xml:space="preserve"> </w:t>
+      </w:r>
+      <w:r>
+        <w:t xml:space="preserve">And when a message arrives and something about it feels wrong, there is</w:t>
       </w:r>
       <w:r>
         <w:t xml:space="preserve"> </w:t>
@@ -417,25 +423,16 @@
           <w:b/>
           <w:bCs/>
         </w:rPr>
-        <w:t xml:space="preserve">no local, Arabic-first tool</w:t>
-      </w:r>
-      <w:r>
-        <w:t xml:space="preserve"> </w:t>
-      </w:r>
-      <w:r>
-        <w:t xml:space="preserve">where a</w:t>
-      </w:r>
-      <w:r>
-        <w:t xml:space="preserve"> </w:t>
-      </w:r>
-      <w:r>
-        <w:t xml:space="preserve">Palestinian user can check a suspicious link or message before acting on it, or look up whether a phone</w:t>
-      </w:r>
-      <w:r>
-        <w:t xml:space="preserve"> </w:t>
-      </w:r>
-      <w:r>
-        <w:t xml:space="preserve">number or page has already been reported as a scam.</w:t>
+        <w:t xml:space="preserve">nowhere local, and nothing in Arabic</w:t>
+      </w:r>
+      <w:r>
+        <w:t xml:space="preserve">, to ask before you tap: is this real, and has anyone</w:t>
+      </w:r>
+      <w:r>
+        <w:t xml:space="preserve"> </w:t>
+      </w:r>
+      <w:r>
+        <w:t xml:space="preserve">reported this number before?</w:t>
       </w:r>
     </w:p>
     <w:p>
@@ -443,7 +440,7 @@
         <w:pStyle w:val="BodyText"/>
       </w:pPr>
       <w:r>
-        <w:t xml:space="preserve">This project builds that tool: a</w:t>
+        <w:t xml:space="preserve">This project builds that tool. It is a</w:t>
       </w:r>
       <w:r>
         <w:t xml:space="preserve"> </w:t>
@@ -453,31 +450,37 @@
           <w:b/>
           <w:bCs/>
         </w:rPr>
-        <w:t xml:space="preserve">web + mobile platform</w:t>
-      </w:r>
-      <w:r>
-        <w:t xml:space="preserve"> </w:t>
-      </w:r>
-      <w:r>
-        <w:t xml:space="preserve">that (a) analyzes suspicious links and</w:t>
-      </w:r>
-      <w:r>
-        <w:t xml:space="preserve"> </w:t>
-      </w:r>
-      <w:r>
-        <w:t xml:space="preserve">messages and returns an explained risk verdict, (b) hosts a community database of reported scam numbers,</w:t>
-      </w:r>
-      <w:r>
-        <w:t xml:space="preserve"> </w:t>
-      </w:r>
-      <w:r>
-        <w:t xml:space="preserve">links, and accounts, (c) publishes a live feed of flagged links, and (d) provides localized awareness content</w:t>
-      </w:r>
-      <w:r>
-        <w:t xml:space="preserve"> </w:t>
-      </w:r>
-      <w:r>
-        <w:t xml:space="preserve">and quizzes. The platform is Arabic-first with full English support.</w:t>
+        <w:t xml:space="preserve">website and a mobile app</w:t>
+      </w:r>
+      <w:r>
+        <w:t xml:space="preserve"> </w:t>
+      </w:r>
+      <w:r>
+        <w:t xml:space="preserve">that looks at a suspicious</w:t>
+      </w:r>
+      <w:r>
+        <w:t xml:space="preserve"> </w:t>
+      </w:r>
+      <w:r>
+        <w:t xml:space="preserve">link or message and tells you how risky it is and why. It keeps a database of scam numbers, links and</w:t>
+      </w:r>
+      <w:r>
+        <w:t xml:space="preserve"> </w:t>
+      </w:r>
+      <w:r>
+        <w:t xml:space="preserve">accounts that people have reported, so anyone can search before trusting a contact. It publishes a running</w:t>
+      </w:r>
+      <w:r>
+        <w:t xml:space="preserve"> </w:t>
+      </w:r>
+      <w:r>
+        <w:t xml:space="preserve">feed of the links being flagged right now. And it explains, in articles and a short quiz, how these scams</w:t>
+      </w:r>
+      <w:r>
+        <w:t xml:space="preserve"> </w:t>
+      </w:r>
+      <w:r>
+        <w:t xml:space="preserve">work. Arabic comes first throughout, with full English alongside it.</w:t>
       </w:r>
     </w:p>
     <w:bookmarkEnd w:id="21"/>
@@ -1294,17 +1297,20 @@
         <w:pStyle w:val="FirstParagraph"/>
       </w:pPr>
       <w:r>
-        <w:t xml:space="preserve">Paste any link → multi-signal analysis → verdict (</w:t>
+        <w:t xml:space="preserve">Paste in a link and we tell you whether it looks</w:t>
+      </w:r>
+      <w:r>
+        <w:t xml:space="preserve"> </w:t>
       </w:r>
       <w:r>
         <w:rPr>
           <w:i/>
           <w:iCs/>
         </w:rPr>
-        <w:t xml:space="preserve">safe / suspicious / dangerous</w:t>
-      </w:r>
-      <w:r>
-        <w:t xml:space="preserve">) with human-readable reasons in Arabic and English.</w:t>
+        <w:t xml:space="preserve">safe, suspicious or dangerous</w:t>
+      </w:r>
+      <w:r>
+        <w:t xml:space="preserve">, and list the reasons in Arabic or English so you can judge for yourself.</w:t>
       </w:r>
     </w:p>
     <w:bookmarkEnd w:id="26"/>
@@ -1322,7 +1328,7 @@
         <w:pStyle w:val="FirstParagraph"/>
       </w:pPr>
       <w:r>
-        <w:t xml:space="preserve">Paste an SMS/WhatsApp text → bilingual scam-pattern engine detects prize, delivery, job, OTP and bank-phishing scams; embedded links are auto-extracted and checked. Optionally sender-aware (§9).</w:t>
+        <w:t xml:space="preserve">Paste the text of an SMS or WhatsApp message. We read it in Arabic or English, recognise the common scams (prizes, delivery fees, job offers, verification codes, fake bank warnings) and check any link inside it. Tell us who sent it and we take that into account too (§9).</w:t>
       </w:r>
     </w:p>
     <w:bookmarkEnd w:id="27"/>
@@ -1340,7 +1346,7 @@
         <w:pStyle w:val="FirstParagraph"/>
       </w:pPr>
       <w:r>
-        <w:t xml:space="preserve">Paste a profile URL or bare</w:t>
+        <w:t xml:space="preserve">Give us a profile link or just an</w:t>
       </w:r>
       <w:r>
         <w:t xml:space="preserve"> </w:t>
@@ -1352,10 +1358,7 @@
         <w:t xml:space="preserve">@handle</w:t>
       </w:r>
       <w:r>
-        <w:t xml:space="preserve"> </w:t>
-      </w:r>
-      <w:r>
-        <w:t xml:space="preserve">→ platform detection plus brand-impersonation scoring (Levenshtein and substring matching against the Palestinian brand list), scam keywords, and the digit-suffix pattern typical of cloned pages.</w:t>
+        <w:t xml:space="preserve">. We work out which platform it belongs to and look for the marks of a copied page: a name almost but not quite like a real company, scam wording, or the numbers tacked on the end that cloned accounts tend to have.</w:t>
       </w:r>
     </w:p>
     <w:bookmarkEnd w:id="28"/>
@@ -1373,7 +1376,7 @@
         <w:pStyle w:val="FirstParagraph"/>
       </w:pPr>
       <w:r>
-        <w:t xml:space="preserve">Look up a phone number or SMS sender ID against a curated registry of genuine Palestinian senders (telecoms, banks, government) and the community report database →</w:t>
+        <w:t xml:space="preserve">Look up a phone number or the name a text came from. We check it against a list of the real Palestinian senders (the telecoms, the banks, government bodies) and against what people have reported, and tell you whether it is</w:t>
       </w:r>
       <w:r>
         <w:t xml:space="preserve"> </w:t>
@@ -1383,7 +1386,33 @@
           <w:i/>
           <w:iCs/>
         </w:rPr>
-        <w:t xml:space="preserve">official / reported / unknown</w:t>
+        <w:t xml:space="preserve">official</w:t>
+      </w:r>
+      <w:r>
+        <w:t xml:space="preserve">,</w:t>
+      </w:r>
+      <w:r>
+        <w:t xml:space="preserve"> </w:t>
+      </w:r>
+      <w:r>
+        <w:rPr>
+          <w:i/>
+          <w:iCs/>
+        </w:rPr>
+        <w:t xml:space="preserve">already reported</w:t>
+      </w:r>
+      <w:r>
+        <w:t xml:space="preserve">, or simply</w:t>
+      </w:r>
+      <w:r>
+        <w:t xml:space="preserve"> </w:t>
+      </w:r>
+      <w:r>
+        <w:rPr>
+          <w:i/>
+          <w:iCs/>
+        </w:rPr>
+        <w:t xml:space="preserve">unknown to us</w:t>
       </w:r>
       <w:r>
         <w:t xml:space="preserve">.</w:t>
@@ -1404,7 +1433,7 @@
         <w:pStyle w:val="FirstParagraph"/>
       </w:pPr>
       <w:r>
-        <w:t xml:space="preserve">Users report scam phone numbers, links, and social accounts. Everyone can search the registry before trusting a contact. Reports feed back into URL scoring, once moderation (§11) approves them.</w:t>
+        <w:t xml:space="preserve">Anyone can report a scam number, link or account, and anyone can search what has been reported before trusting a contact. Once a moderator approves a report (§11) it starts raising the score for everyone else who checks the same thing.</w:t>
       </w:r>
     </w:p>
     <w:bookmarkEnd w:id="30"/>
@@ -1422,7 +1451,7 @@
         <w:pStyle w:val="FirstParagraph"/>
       </w:pPr>
       <w:r>
-        <w:t xml:space="preserve">Localized articles and quizzes, plus a public live feed of links the platform has recently flagged: “what scams are active right now.”</w:t>
+        <w:t xml:space="preserve">Short articles and a quiz about the scams that actually circulate here, next to a live list of the links we have flagged recently, so you can see what is going around this week.</w:t>
       </w:r>
     </w:p>
     <w:bookmarkEnd w:id="31"/>
@@ -1431,7 +1460,19 @@
         <w:pStyle w:val="BodyText"/>
       </w:pPr>
       <w:r>
-        <w:t xml:space="preserve">On Android the mobile app adds a seventh function that a website structurally cannot provide:</w:t>
+        <w:t xml:space="preserve">The Android app does one more thing a website simply cannot do. It watches incoming calls and text</w:t>
+      </w:r>
+      <w:r>
+        <w:t xml:space="preserve"> </w:t>
+      </w:r>
+      <w:r>
+        <w:t xml:space="preserve">messages as they arrive and checks them against the community blocklist, all on the phone itself. We call</w:t>
+      </w:r>
+      <w:r>
+        <w:t xml:space="preserve"> </w:t>
+      </w:r>
+      <w:r>
+        <w:t xml:space="preserve">this</w:t>
       </w:r>
       <w:r>
         <w:t xml:space="preserve"> </w:t>
@@ -1444,13 +1485,7 @@
         <w:t xml:space="preserve">real-time protection</w:t>
       </w:r>
       <w:r>
-        <w:t xml:space="preserve">: screening incoming calls and SMS against the community blocklist</w:t>
-      </w:r>
-      <w:r>
-        <w:t xml:space="preserve"> </w:t>
-      </w:r>
-      <w:r>
-        <w:t xml:space="preserve">as they arrive, entirely on the device (§8.1).</w:t>
+        <w:t xml:space="preserve">, and §8.1 explains how it works.</w:t>
       </w:r>
     </w:p>
     <w:p>
@@ -1458,26 +1493,19 @@
         <w:pStyle w:val="BodyText"/>
       </w:pPr>
       <w:r>
-        <w:t xml:space="preserve">The system creates a</w:t>
-      </w:r>
-      <w:r>
-        <w:t xml:space="preserve"> </w:t>
-      </w:r>
-      <w:r>
-        <w:rPr>
-          <w:b/>
-          <w:bCs/>
-        </w:rPr>
-        <w:t xml:space="preserve">feedback loop</w:t>
-      </w:r>
-      <w:r>
-        <w:t xml:space="preserve">: every check and every report makes the next check smarter: community reports raise the risk score of matching URLs, and unusually frequent checks of the same URL signal</w:t>
-      </w:r>
-      <w:r>
-        <w:t xml:space="preserve"> </w:t>
-      </w:r>
-      <w:r>
-        <w:t xml:space="preserve">an active campaign.</w:t>
+        <w:t xml:space="preserve">These parts feed each other. Every check and every report makes the next check a little sharper: a reported</w:t>
+      </w:r>
+      <w:r>
+        <w:t xml:space="preserve"> </w:t>
+      </w:r>
+      <w:r>
+        <w:t xml:space="preserve">link scores higher for the next person who pastes it, and a link suddenly being checked by a lot of people</w:t>
+      </w:r>
+      <w:r>
+        <w:t xml:space="preserve"> </w:t>
+      </w:r>
+      <w:r>
+        <w:t xml:space="preserve">tells us a campaign is underway.</w:t>
       </w:r>
     </w:p>
     <w:bookmarkEnd w:id="32"/>
@@ -1500,7 +1528,7 @@
       <w:r>
         <w:drawing>
           <wp:inline>
-            <wp:extent cx="5334000" cy="4562819"/>
+            <wp:extent cx="5334000" cy="4569245"/>
             <wp:effectExtent b="0" l="0" r="0" t="0"/>
             <wp:docPr descr="" title="" id="34" name="Picture"/>
             <a:graphic>
@@ -1521,7 +1549,7 @@
                   <pic:spPr bwMode="auto">
                     <a:xfrm>
                       <a:off x="0" y="0"/>
-                      <a:ext cx="5334000" cy="4562819"/>
+                      <a:ext cx="5334000" cy="4569245"/>
                     </a:xfrm>
                     <a:prstGeom prst="rect">
                       <a:avLst/>
@@ -1943,26 +1971,19 @@
         <w:pStyle w:val="FirstParagraph"/>
       </w:pPr>
       <w:r>
-        <w:t xml:space="preserve">We follow a</w:t>
-      </w:r>
-      <w:r>
-        <w:t xml:space="preserve"> </w:t>
-      </w:r>
-      <w:r>
-        <w:rPr>
-          <w:b/>
-          <w:bCs/>
-        </w:rPr>
-        <w:t xml:space="preserve">design-science / incremental development methodology</w:t>
-      </w:r>
-      <w:r>
-        <w:t xml:space="preserve">: build the artifact in small</w:t>
-      </w:r>
-      <w:r>
-        <w:t xml:space="preserve"> </w:t>
-      </w:r>
-      <w:r>
-        <w:t xml:space="preserve">verified increments, evaluate it against a labeled dataset and real users, and iterate.</w:t>
+        <w:t xml:space="preserve">We built the system in small pieces, testing each one before moving on, then checked it against collected</w:t>
+      </w:r>
+      <w:r>
+        <w:t xml:space="preserve"> </w:t>
+      </w:r>
+      <w:r>
+        <w:t xml:space="preserve">scam samples and real users and went back round again. In research terms this is design science with</w:t>
+      </w:r>
+      <w:r>
+        <w:t xml:space="preserve"> </w:t>
+      </w:r>
+      <w:r>
+        <w:t xml:space="preserve">incremental development.</w:t>
       </w:r>
     </w:p>
     <w:p>
@@ -2314,29 +2335,25 @@
         <w:pStyle w:val="BodyText"/>
       </w:pPr>
       <w:r>
-        <w:t xml:space="preserve">A URL is never judged by one signal. The engine evaluates</w:t>
-      </w:r>
-      <w:r>
-        <w:t xml:space="preserve"> </w:t>
-      </w:r>
-      <w:r>
-        <w:rPr>
-          <w:b/>
-          <w:bCs/>
-        </w:rPr>
-        <w:t xml:space="preserve">independent weighted signals</w:t>
-      </w:r>
-      <w:r>
-        <w:t xml:space="preserve"> </w:t>
-      </w:r>
-      <w:r>
-        <w:t xml:space="preserve">from three families, namely lexical (the URL text itself), transport (encryption), and community (our own database), and combines them into a 0–100 risk score. This mirrors the feature families proven effective in the</w:t>
-      </w:r>
-      <w:r>
-        <w:t xml:space="preserve"> </w:t>
-      </w:r>
-      <w:r>
-        <w:t xml:space="preserve">literature [5][7], implemented as transparent rules so every verdict can be</w:t>
+        <w:t xml:space="preserve">No single clue is enough on its own, so the engine looks at three kinds at once: what the link itself says,</w:t>
+      </w:r>
+      <w:r>
+        <w:t xml:space="preserve"> </w:t>
+      </w:r>
+      <w:r>
+        <w:t xml:space="preserve">whether it is encrypted, and what our community has already reported about it. Each clue that fires adds to</w:t>
+      </w:r>
+      <w:r>
+        <w:t xml:space="preserve"> </w:t>
+      </w:r>
+      <w:r>
+        <w:t xml:space="preserve">a score out of 100. These are the same families of clues the research literature found effective [5][7], but</w:t>
+      </w:r>
+      <w:r>
+        <w:t xml:space="preserve"> </w:t>
+      </w:r>
+      <w:r>
+        <w:t xml:space="preserve">we wrote them as plain rules rather than a trained model, so we can always</w:t>
       </w:r>
       <w:r>
         <w:t xml:space="preserve"> </w:t>
@@ -2346,10 +2363,19 @@
           <w:i/>
           <w:iCs/>
         </w:rPr>
-        <w:t xml:space="preserve">explained to the user</w:t>
-      </w:r>
-      <w:r>
-        <w:t xml:space="preserve">.</w:t>
+        <w:t xml:space="preserve">tell the user why</w:t>
+      </w:r>
+      <w:r>
+        <w:t xml:space="preserve"> </w:t>
+      </w:r>
+      <w:r>
+        <w:t xml:space="preserve">we</w:t>
+      </w:r>
+      <w:r>
+        <w:t xml:space="preserve"> </w:t>
+      </w:r>
+      <w:r>
+        <w:t xml:space="preserve">reached a verdict.</w:t>
       </w:r>
     </w:p>
     <w:bookmarkStart w:id="41" w:name="detection-signals-and-weights"/>
@@ -3308,7 +3334,7 @@
       <w:r>
         <w:drawing>
           <wp:inline>
-            <wp:extent cx="5334000" cy="2313542"/>
+            <wp:extent cx="5334000" cy="2307115"/>
             <wp:effectExtent b="0" l="0" r="0" t="0"/>
             <wp:docPr descr="" title="" id="48" name="Picture"/>
             <a:graphic>
@@ -3329,7 +3355,7 @@
                   <pic:spPr bwMode="auto">
                     <a:xfrm>
                       <a:off x="0" y="0"/>
-                      <a:ext cx="5334000" cy="2313542"/>
+                      <a:ext cx="5334000" cy="2307115"/>
                     </a:xfrm>
                     <a:prstGeom prst="rect">
                       <a:avLst/>
@@ -3395,25 +3421,25 @@
           <w:b/>
           <w:bCs/>
         </w:rPr>
-        <w:t xml:space="preserve">Honest scientific answer first:</w:t>
-      </w:r>
-      <w:r>
-        <w:t xml:space="preserve"> </w:t>
-      </w:r>
-      <w:r>
-        <w:t xml:space="preserve">no third party can measure the true global</w:t>
-      </w:r>
-      <w:r>
-        <w:t xml:space="preserve"> </w:t>
-      </w:r>
-      <w:r>
-        <w:t xml:space="preserve">visit count of an arbitrary external URL. Only the site's owner (or its DNS/hosting provider) has that data.</w:t>
-      </w:r>
-      <w:r>
-        <w:t xml:space="preserve"> </w:t>
-      </w:r>
-      <w:r>
-        <w:t xml:space="preserve">None of the established systems [1–4] rely on such a number either. What we</w:t>
+        <w:t xml:space="preserve">The honest answer first:</w:t>
+      </w:r>
+      <w:r>
+        <w:t xml:space="preserve"> </w:t>
+      </w:r>
+      <w:r>
+        <w:t xml:space="preserve">nobody outside a website can tell you how many</w:t>
+      </w:r>
+      <w:r>
+        <w:t xml:space="preserve"> </w:t>
+      </w:r>
+      <w:r>
+        <w:t xml:space="preserve">people really visited it. Only the site's owner, or whoever runs its hosting and DNS, holds that number, and</w:t>
+      </w:r>
+      <w:r>
+        <w:t xml:space="preserve"> </w:t>
+      </w:r>
+      <w:r>
+        <w:t xml:space="preserve">none of the established systems [1–4] claim otherwise. What we</w:t>
       </w:r>
       <w:r>
         <w:t xml:space="preserve"> </w:t>
@@ -3429,13 +3455,13 @@
         <w:t xml:space="preserve"> </w:t>
       </w:r>
       <w:r>
-        <w:t xml:space="preserve">measure, rigorously,</w:t>
-      </w:r>
-      <w:r>
-        <w:t xml:space="preserve"> </w:t>
-      </w:r>
-      <w:r>
-        <w:t xml:space="preserve">is the link's</w:t>
+        <w:t xml:space="preserve">count, and count properly, is how</w:t>
+      </w:r>
+      <w:r>
+        <w:t xml:space="preserve"> </w:t>
+      </w:r>
+      <w:r>
+        <w:t xml:space="preserve">far a link has spread</w:t>
       </w:r>
       <w:r>
         <w:t xml:space="preserve"> </w:t>
@@ -3445,16 +3471,16 @@
           <w:b/>
           <w:bCs/>
         </w:rPr>
-        <w:t xml:space="preserve">observed spread through channels we instrument</w:t>
-      </w:r>
-      <w:r>
-        <w:t xml:space="preserve">, and that is a proven proxy for</w:t>
-      </w:r>
-      <w:r>
-        <w:t xml:space="preserve"> </w:t>
-      </w:r>
-      <w:r>
-        <w:t xml:space="preserve">campaign activity. We present this limitation explicitly rather than over-claiming.</w:t>
+        <w:t xml:space="preserve">through the places we can see</w:t>
+      </w:r>
+      <w:r>
+        <w:t xml:space="preserve">, which is a well-established stand-in for</w:t>
+      </w:r>
+      <w:r>
+        <w:t xml:space="preserve"> </w:t>
+      </w:r>
+      <w:r>
+        <w:t xml:space="preserve">how active a campaign is. We would rather say that plainly than promise a number we cannot produce.</w:t>
       </w:r>
     </w:p>
     <w:p>
@@ -3973,41 +3999,55 @@
           <w:b/>
           <w:bCs/>
         </w:rPr>
-        <w:t xml:space="preserve">We deliberately do not monitor individuals. The platform is designed so that it cannot.</w:t>
-      </w:r>
-      <w:r>
-        <w:t xml:space="preserve"> </w:t>
-      </w:r>
-      <w:r>
-        <w:t xml:space="preserve">Tracking what specific people visit would itself be surveillance: it would violate the privacy of the very</w:t>
-      </w:r>
-      <w:r>
-        <w:t xml:space="preserve"> </w:t>
-      </w:r>
-      <w:r>
-        <w:t xml:space="preserve">users we protect, and unauthorized interception/monitoring is prohibited under the Palestinian Cybercrime</w:t>
-      </w:r>
-      <w:r>
-        <w:t xml:space="preserve"> </w:t>
-      </w:r>
-      <w:r>
-        <w:t xml:space="preserve">Law by Decree No. 10 of 2018 [11]. It would also destroy user trust, which a community-reporting platform</w:t>
-      </w:r>
-      <w:r>
-        <w:t xml:space="preserve"> </w:t>
-      </w:r>
-      <w:r>
-        <w:t xml:space="preserve">depends on. Instead, all metrics in §7 are</w:t>
-      </w:r>
-      <w:r>
-        <w:t xml:space="preserve"> </w:t>
+        <w:t xml:space="preserve">We do not monitor individuals, and we built the platform so that we could not even if we wanted</w:t>
       </w:r>
       <w:r>
         <w:rPr>
           <w:b/>
           <w:bCs/>
         </w:rPr>
-        <w:t xml:space="preserve">anonymous and aggregate by construction</w:t>
+        <w:t xml:space="preserve"> </w:t>
+      </w:r>
+      <w:r>
+        <w:rPr>
+          <w:b/>
+          <w:bCs/>
+        </w:rPr>
+        <w:t xml:space="preserve">to.</w:t>
+      </w:r>
+      <w:r>
+        <w:t xml:space="preserve"> </w:t>
+      </w:r>
+      <w:r>
+        <w:t xml:space="preserve">Following what particular people click would be surveillance, plain and simple. It would invade</w:t>
+      </w:r>
+      <w:r>
+        <w:t xml:space="preserve"> </w:t>
+      </w:r>
+      <w:r>
+        <w:t xml:space="preserve">the privacy of the very people we set out to protect, and intercepting or monitoring someone's communications</w:t>
+      </w:r>
+      <w:r>
+        <w:t xml:space="preserve"> </w:t>
+      </w:r>
+      <w:r>
+        <w:t xml:space="preserve">without authorisation is against the Palestinian Cybercrime Law by Decree No. 10 of 2018 [11]. It would also</w:t>
+      </w:r>
+      <w:r>
+        <w:t xml:space="preserve"> </w:t>
+      </w:r>
+      <w:r>
+        <w:t xml:space="preserve">cost us the trust that a community-reporting platform lives on. So every figure in §7 is</w:t>
+      </w:r>
+      <w:r>
+        <w:t xml:space="preserve"> </w:t>
+      </w:r>
+      <w:r>
+        <w:rPr>
+          <w:b/>
+          <w:bCs/>
+        </w:rPr>
+        <w:t xml:space="preserve">anonymous and aggregated from the start</w:t>
       </w:r>
       <w:r>
         <w:t xml:space="preserve">:</w:t>
@@ -4125,13 +4165,25 @@
         <w:pStyle w:val="BodyText"/>
       </w:pPr>
       <w:r>
-        <w:t xml:space="preserve">For the future browser extension (Tier D), the Safe Browsing k-anonymity model [1] applies: the extension</w:t>
-      </w:r>
-      <w:r>
-        <w:t xml:space="preserve"> </w:t>
-      </w:r>
-      <w:r>
-        <w:t xml:space="preserve">hashes each visited URL locally and sends only a short hash</w:t>
+        <w:t xml:space="preserve">The browser extension we plan for later would follow the same approach Google uses for Safe Browsing [1].</w:t>
+      </w:r>
+      <w:r>
+        <w:t xml:space="preserve"> </w:t>
+      </w:r>
+      <w:r>
+        <w:t xml:space="preserve">The extension scrambles each address you visit and sends only a short fragment of the result. The server</w:t>
+      </w:r>
+      <w:r>
+        <w:t xml:space="preserve"> </w:t>
+      </w:r>
+      <w:r>
+        <w:t xml:space="preserve">sends back the handful of entries that might match, and the final comparison happens inside your own browser.</w:t>
+      </w:r>
+      <w:r>
+        <w:t xml:space="preserve"> </w:t>
+      </w:r>
+      <w:r>
+        <w:t xml:space="preserve">All the server ever learns is that</w:t>
       </w:r>
       <w:r>
         <w:t xml:space="preserve"> </w:t>
@@ -4141,45 +4193,19 @@
           <w:i/>
           <w:iCs/>
         </w:rPr>
-        <w:t xml:space="preserve">prefix</w:t>
-      </w:r>
-      <w:r>
-        <w:t xml:space="preserve">; the server returns candidate</w:t>
-      </w:r>
-      <w:r>
-        <w:t xml:space="preserve"> </w:t>
-      </w:r>
-      <w:r>
-        <w:t xml:space="preserve">matches and the final comparison happens on the device. The server therefore learns that</w:t>
-      </w:r>
-      <w:r>
-        <w:t xml:space="preserve"> </w:t>
-      </w:r>
-      <w:r>
-        <w:rPr>
-          <w:i/>
-          <w:iCs/>
-        </w:rPr>
-        <w:t xml:space="preserve">someone</w:t>
-      </w:r>
-      <w:r>
-        <w:t xml:space="preserve"> </w:t>
-      </w:r>
-      <w:r>
-        <w:t xml:space="preserve">encountered a flagged link, never</w:t>
-      </w:r>
-      <w:r>
-        <w:t xml:space="preserve"> </w:t>
-      </w:r>
-      <w:r>
-        <w:rPr>
-          <w:i/>
-          <w:iCs/>
-        </w:rPr>
-        <w:t xml:space="preserve">who</w:t>
-      </w:r>
-      <w:r>
-        <w:t xml:space="preserve">, and never the rest of their browsing.</w:t>
+        <w:t xml:space="preserve">somebody</w:t>
+      </w:r>
+      <w:r>
+        <w:t xml:space="preserve"> </w:t>
+      </w:r>
+      <w:r>
+        <w:t xml:space="preserve">ran into a flagged link. It never learns who, and it</w:t>
+      </w:r>
+      <w:r>
+        <w:t xml:space="preserve"> </w:t>
+      </w:r>
+      <w:r>
+        <w:t xml:space="preserve">never sees the rest of your browsing.</w:t>
       </w:r>
     </w:p>
     <w:bookmarkStart w:id="59" w:name="Xef1f37fa361eb69e80bf14c2d023830af340f5c"/>
@@ -4196,38 +4222,25 @@
         <w:pStyle w:val="FirstParagraph"/>
       </w:pPr>
       <w:r>
-        <w:t xml:space="preserve">The implemented answer to “how do you protect people at the moment of the attack, without watching them?”</w:t>
-      </w:r>
-      <w:r>
-        <w:t xml:space="preserve"> </w:t>
-      </w:r>
-      <w:r>
-        <w:t xml:space="preserve">is to move the check</w:t>
-      </w:r>
-      <w:r>
-        <w:t xml:space="preserve"> </w:t>
-      </w:r>
-      <w:r>
-        <w:rPr>
-          <w:i/>
-          <w:iCs/>
-        </w:rPr>
-        <w:t xml:space="preserve">to the device</w:t>
-      </w:r>
-      <w:r>
-        <w:t xml:space="preserve">. The Android app screens every incoming call and SMS against</w:t>
-      </w:r>
-      <w:r>
-        <w:t xml:space="preserve"> </w:t>
-      </w:r>
-      <w:r>
-        <w:t xml:space="preserve">the community blocklist and shows a warning overlay on a match, and the entire comparison happens locally,</w:t>
-      </w:r>
-      <w:r>
-        <w:t xml:space="preserve"> </w:t>
-      </w:r>
-      <w:r>
-        <w:t xml:space="preserve">in native code, with no network round trip.</w:t>
+        <w:t xml:space="preserve">So how do you warn someone at the moment the scam reaches them, without watching what they do? Our answer</w:t>
+      </w:r>
+      <w:r>
+        <w:t xml:space="preserve"> </w:t>
+      </w:r>
+      <w:r>
+        <w:t xml:space="preserve">was to move the check onto the phone. The Android app compares every incoming call and message against the</w:t>
+      </w:r>
+      <w:r>
+        <w:t xml:space="preserve"> </w:t>
+      </w:r>
+      <w:r>
+        <w:t xml:space="preserve">community blocklist and shows a red warning card when one matches. That comparison happens in native code on</w:t>
+      </w:r>
+      <w:r>
+        <w:t xml:space="preserve"> </w:t>
+      </w:r>
+      <w:r>
+        <w:t xml:space="preserve">the device, and nothing is sent anywhere to make it.</w:t>
       </w:r>
     </w:p>
     <w:p>
@@ -4237,7 +4250,7 @@
       <w:r>
         <w:drawing>
           <wp:inline>
-            <wp:extent cx="5334000" cy="3219679"/>
+            <wp:extent cx="5334000" cy="3213253"/>
             <wp:effectExtent b="0" l="0" r="0" t="0"/>
             <wp:docPr descr="" title="" id="57" name="Picture"/>
             <a:graphic>
@@ -4258,7 +4271,7 @@
                   <pic:spPr bwMode="auto">
                     <a:xfrm>
                       <a:off x="0" y="0"/>
-                      <a:ext cx="5334000" cy="3219679"/>
+                      <a:ext cx="5334000" cy="3213253"/>
                     </a:xfrm>
                     <a:prstGeom prst="rect">
                       <a:avLst/>
@@ -4290,7 +4303,7 @@
         <w:pStyle w:val="BodyText"/>
       </w:pPr>
       <w:r>
-        <w:t xml:space="preserve">Three properties make this compatible with the privacy stance above rather than a contradiction of it:</w:t>
+        <w:t xml:space="preserve">At first glance this sounds like the surveillance we just ruled out. It is not, for three reasons:</w:t>
       </w:r>
     </w:p>
     <w:p>
@@ -4306,13 +4319,13 @@
           <w:b/>
           <w:bCs/>
         </w:rPr>
-        <w:t xml:space="preserve">Nothing is uploaded.</w:t>
-      </w:r>
-      <w:r>
-        <w:t xml:space="preserve"> </w:t>
-      </w:r>
-      <w:r>
-        <w:t xml:space="preserve">Call numbers and message bodies are matched on the device and never transmitted. The server only ever serves a public blocklist; it receives no telemetry in return.</w:t>
+        <w:t xml:space="preserve">Nothing leaves the phone.</w:t>
+      </w:r>
+      <w:r>
+        <w:t xml:space="preserve"> </w:t>
+      </w:r>
+      <w:r>
+        <w:t xml:space="preserve">The number that is calling and the words in the message are compared on the device and never sent anywhere. The server hands out a public list; it gets nothing back.</w:t>
       </w:r>
     </w:p>
     <w:p>
@@ -4328,13 +4341,13 @@
           <w:b/>
           <w:bCs/>
         </w:rPr>
-        <w:t xml:space="preserve">Nothing is blocked.</w:t>
-      </w:r>
-      <w:r>
-        <w:t xml:space="preserve"> </w:t>
-      </w:r>
-      <w:r>
-        <w:t xml:space="preserve">The call-screening service always responds “allow”. The user is warned and decides. The platform never silently intervenes in someone's communications, which also keeps it clear of the interception prohibitions in the Cybercrime Law [11].</w:t>
+        <w:t xml:space="preserve">No call is ever blocked.</w:t>
+      </w:r>
+      <w:r>
+        <w:t xml:space="preserve"> </w:t>
+      </w:r>
+      <w:r>
+        <w:t xml:space="preserve">The app always lets the call through and simply shows a warning. The person decides what to do with it. We never step into someone's calls or messages on their behalf, which also keeps us well clear of the interception rules in the Cybercrime Law [11].</w:t>
       </w:r>
     </w:p>
     <w:p>
@@ -4356,7 +4369,160 @@
         <w:t xml:space="preserve"> </w:t>
       </w:r>
       <w:r>
-        <w:t xml:space="preserve">The blocklist is built only from</w:t>
+        <w:t xml:space="preserve">Every number on it came from a community report that a moderator approved (§11). Nothing on anyone's phone was gathered by watching them; it was put there by people who chose to speak up.</w:t>
+      </w:r>
+    </w:p>
+    <w:p>
+      <w:pPr>
+        <w:pStyle w:val="FirstParagraph"/>
+      </w:pPr>
+      <w:r>
+        <w:t xml:space="preserve">If the app happens to be open when a suspicious message arrives, it also runs the text through the full</w:t>
+      </w:r>
+      <w:r>
+        <w:t xml:space="preserve"> </w:t>
+      </w:r>
+      <w:r>
+        <w:t xml:space="preserve">analyzer (</w:t>
+      </w:r>
+      <w:r>
+        <w:rPr>
+          <w:rStyle w:val="VerbatimChar"/>
+        </w:rPr>
+        <w:t xml:space="preserve">POST /analyze-message</w:t>
+      </w:r>
+      <w:r>
+        <w:t xml:space="preserve">) so the user gets the reasons, not just a warning. If the app is</w:t>
+      </w:r>
+      <w:r>
+        <w:t xml:space="preserve"> </w:t>
+      </w:r>
+      <w:r>
+        <w:t xml:space="preserve">closed, the blocklist and a short built-in keyword list still catch the obvious cases. We chose not to keep a</w:t>
+      </w:r>
+      <w:r>
+        <w:t xml:space="preserve"> </w:t>
+      </w:r>
+      <w:r>
+        <w:t xml:space="preserve">background process alive purely to close that gap, and accepted a shallower check while the app is shut.</w:t>
+      </w:r>
+    </w:p>
+    <w:p>
+      <w:pPr>
+        <w:pStyle w:val="BodyText"/>
+      </w:pPr>
+      <w:r>
+        <w:rPr>
+          <w:b/>
+          <w:bCs/>
+        </w:rPr>
+        <w:t xml:space="preserve">Why we could not build this for iPhone.</w:t>
+      </w:r>
+      <w:r>
+        <w:t xml:space="preserve"> </w:t>
+      </w:r>
+      <w:r>
+        <w:t xml:space="preserve">This is something Apple does not allow any app to</w:t>
+      </w:r>
+      <w:r>
+        <w:t xml:space="preserve"> </w:t>
+      </w:r>
+      <w:r>
+        <w:t xml:space="preserve">do, so no amount of extra work would get us there. iOS will not let an app read the text of an incoming</w:t>
+      </w:r>
+      <w:r>
+        <w:t xml:space="preserve"> </w:t>
+      </w:r>
+      <w:r>
+        <w:t xml:space="preserve">message:</w:t>
+      </w:r>
+      <w:r>
+        <w:t xml:space="preserve"> </w:t>
+      </w:r>
+      <w:r>
+        <w:rPr>
+          <w:rStyle w:val="VerbatimChar"/>
+        </w:rPr>
+        <w:t xml:space="preserve">ILMessageFilterExtension</w:t>
+      </w:r>
+      <w:r>
+        <w:t xml:space="preserve"> </w:t>
+      </w:r>
+      <w:r>
+        <w:t xml:space="preserve">can only sort messages from unknown senders into fixed folders,</w:t>
+      </w:r>
+      <w:r>
+        <w:t xml:space="preserve"> </w:t>
+      </w:r>
+      <w:r>
+        <w:t xml:space="preserve">and it never hands the text to the app or lets it ask a server about one. iOS will not let an app draw a</w:t>
+      </w:r>
+      <w:r>
+        <w:t xml:space="preserve"> </w:t>
+      </w:r>
+      <w:r>
+        <w:t xml:space="preserve">warning on top of whatever the user is looking at. And it will not even tell an app that a call came in:</w:t>
+      </w:r>
+      <w:r>
+        <w:t xml:space="preserve"> </w:t>
+      </w:r>
+      <w:r>
+        <w:rPr>
+          <w:rStyle w:val="VerbatimChar"/>
+        </w:rPr>
+        <w:t xml:space="preserve">CallKit</w:t>
+      </w:r>
+      <w:r>
+        <w:t xml:space="preserve"> </w:t>
+      </w:r>
+      <w:r>
+        <w:t xml:space="preserve">checks a list the app hands over in advance, and the system reads that list itself.</w:t>
+      </w:r>
+      <w:r>
+        <w:t xml:space="preserve"> </w:t>
+      </w:r>
+      <w:r>
+        <w:t xml:space="preserve">The one piece that would carry over is the list. An iOS version could hand Apple the approved numbers and</w:t>
+      </w:r>
+      <w:r>
+        <w:t xml:space="preserve"> </w:t>
+      </w:r>
+      <w:r>
+        <w:t xml:space="preserve">let the phone block them quietly, but the user would get no score, no reasons and no warning card, just a</w:t>
+      </w:r>
+      <w:r>
+        <w:t xml:space="preserve"> </w:t>
+      </w:r>
+      <w:r>
+        <w:t xml:space="preserve">call that never rings. Rather than ship something half-working, the app reports that protection is</w:t>
+      </w:r>
+      <w:r>
+        <w:t xml:space="preserve"> </w:t>
+      </w:r>
+      <w:r>
+        <w:t xml:space="preserve">unavailable on anything other than Android and explains why on screen.</w:t>
+      </w:r>
+    </w:p>
+    <w:bookmarkEnd w:id="59"/>
+    <w:bookmarkEnd w:id="60"/>
+    <w:bookmarkStart w:id="64" w:name="messages"/>
+    <w:p>
+      <w:pPr>
+        <w:pStyle w:val="Heading2"/>
+      </w:pPr>
+      <w:r>
+        <w:t xml:space="preserve">9.</w:t>
+      </w:r>
+      <w:r>
+        <w:t xml:space="preserve">Message (SMS/WhatsApp) Analysis</w:t>
+      </w:r>
+    </w:p>
+    <w:p>
+      <w:pPr>
+        <w:pStyle w:val="FirstParagraph"/>
+      </w:pPr>
+      <w:r>
+        <w:t xml:space="preserve">Most scams arrive as a</w:t>
       </w:r>
       <w:r>
         <w:t xml:space="preserve"> </w:t>
@@ -4366,213 +4532,25 @@
           <w:i/>
           <w:iCs/>
         </w:rPr>
-        <w:t xml:space="preserve">approved</w:t>
-      </w:r>
-      <w:r>
-        <w:t xml:space="preserve"> </w:t>
-      </w:r>
-      <w:r>
-        <w:t xml:space="preserve">community reports (§11), so nothing on a device came from surveillance. It came from people who chose to report.</w:t>
-      </w:r>
-    </w:p>
-    <w:p>
-      <w:pPr>
-        <w:pStyle w:val="FirstParagraph"/>
-      </w:pPr>
-      <w:r>
-        <w:t xml:space="preserve">When the app is running, a suspicious SMS is additionally sent through the full analyzer</w:t>
-      </w:r>
-      <w:r>
-        <w:t xml:space="preserve"> </w:t>
-      </w:r>
-      <w:r>
-        <w:t xml:space="preserve">(</w:t>
-      </w:r>
-      <w:r>
-        <w:rPr>
-          <w:rStyle w:val="VerbatimChar"/>
-        </w:rPr>
-        <w:t xml:space="preserve">POST /analyze-message</w:t>
-      </w:r>
-      <w:r>
-        <w:t xml:space="preserve">) for an explained verdict; when it is not, the native blocklist plus a small</w:t>
-      </w:r>
-      <w:r>
-        <w:t xml:space="preserve"> </w:t>
-      </w:r>
-      <w:r>
-        <w:t xml:space="preserve">embedded keyword list still covers it. This is a deliberate trade-off: no headless background Dart isolate,</w:t>
-      </w:r>
-      <w:r>
-        <w:t xml:space="preserve"> </w:t>
-      </w:r>
-      <w:r>
-        <w:t xml:space="preserve">at the cost of a shallower check while the app is closed.</w:t>
-      </w:r>
-    </w:p>
-    <w:p>
-      <w:pPr>
-        <w:pStyle w:val="BodyText"/>
-      </w:pPr>
-      <w:r>
-        <w:rPr>
-          <w:b/>
-          <w:bCs/>
-        </w:rPr>
-        <w:t xml:space="preserve">Why iOS cannot do this.</w:t>
-      </w:r>
-      <w:r>
-        <w:t xml:space="preserve"> </w:t>
-      </w:r>
-      <w:r>
-        <w:t xml:space="preserve">This is a structural platform restriction, not unfinished work. iOS</w:t>
-      </w:r>
-      <w:r>
-        <w:t xml:space="preserve"> </w:t>
-      </w:r>
-      <w:r>
-        <w:t xml:space="preserve">gives no app the ability to read incoming SMS content, since</w:t>
-      </w:r>
-      <w:r>
-        <w:t xml:space="preserve"> </w:t>
-      </w:r>
-      <w:r>
-        <w:rPr>
-          <w:rStyle w:val="VerbatimChar"/>
-        </w:rPr>
-        <w:t xml:space="preserve">ILMessageFilterExtension</w:t>
-      </w:r>
-      <w:r>
-        <w:t xml:space="preserve"> </w:t>
-      </w:r>
-      <w:r>
-        <w:t xml:space="preserve">only sorts</w:t>
-      </w:r>
-      <w:r>
-        <w:t xml:space="preserve"> </w:t>
-      </w:r>
-      <w:r>
-        <w:t xml:space="preserve">messages from unknown senders into fixed folders, never returning the text or permitting a per-message server</w:t>
-      </w:r>
-      <w:r>
-        <w:t xml:space="preserve"> </w:t>
-      </w:r>
-      <w:r>
-        <w:t xml:space="preserve">call; to draw over other applications; or to observe that a call arrived at all, because</w:t>
-      </w:r>
-      <w:r>
-        <w:t xml:space="preserve"> </w:t>
-      </w:r>
-      <w:r>
-        <w:rPr>
-          <w:rStyle w:val="VerbatimChar"/>
-        </w:rPr>
-        <w:t xml:space="preserve">CallKit</w:t>
-      </w:r>
-      <w:r>
-        <w:t xml:space="preserve"> </w:t>
-      </w:r>
-      <w:r>
-        <w:t xml:space="preserve">matches</w:t>
-      </w:r>
-      <w:r>
-        <w:t xml:space="preserve"> </w:t>
-      </w:r>
-      <w:r>
-        <w:t xml:space="preserve">a list the app supplies in advance, which the system reads directly. The portable fragment is that list: an</w:t>
-      </w:r>
-      <w:r>
-        <w:t xml:space="preserve"> </w:t>
-      </w:r>
-      <w:r>
-        <w:t xml:space="preserve">iOS extension could publish approved numbers and let the system block matches</w:t>
-      </w:r>
-      <w:r>
-        <w:t xml:space="preserve"> </w:t>
-      </w:r>
-      <w:r>
-        <w:rPr>
-          <w:i/>
-          <w:iCs/>
-        </w:rPr>
-        <w:t xml:space="preserve">silently</w:t>
-      </w:r>
-      <w:r>
-        <w:t xml:space="preserve">, with no</w:t>
-      </w:r>
-      <w:r>
-        <w:t xml:space="preserve"> </w:t>
-      </w:r>
-      <w:r>
-        <w:t xml:space="preserve">verdict, score, reasons, or overlay. The app therefore returns</w:t>
-      </w:r>
-      <w:r>
-        <w:t xml:space="preserve"> </w:t>
-      </w:r>
-      <w:r>
-        <w:rPr>
-          <w:rStyle w:val="VerbatimChar"/>
-        </w:rPr>
-        <w:t xml:space="preserve">false</w:t>
-      </w:r>
-      <w:r>
-        <w:t xml:space="preserve"> </w:t>
-      </w:r>
-      <w:r>
-        <w:t xml:space="preserve">for protection support on</w:t>
-      </w:r>
-      <w:r>
-        <w:t xml:space="preserve"> </w:t>
-      </w:r>
-      <w:r>
-        <w:t xml:space="preserve">every non-Android platform and explains the limitation in the interface instead of failing.</w:t>
-      </w:r>
-    </w:p>
-    <w:bookmarkEnd w:id="59"/>
-    <w:bookmarkEnd w:id="60"/>
-    <w:bookmarkStart w:id="64" w:name="messages"/>
-    <w:p>
-      <w:pPr>
-        <w:pStyle w:val="Heading2"/>
-      </w:pPr>
-      <w:r>
-        <w:t xml:space="preserve">9.</w:t>
-      </w:r>
-      <w:r>
-        <w:t xml:space="preserve">Message (SMS/WhatsApp) Analysis</w:t>
-      </w:r>
-    </w:p>
-    <w:p>
-      <w:pPr>
-        <w:pStyle w:val="FirstParagraph"/>
-      </w:pPr>
-      <w:r>
-        <w:t xml:space="preserve">Scams reach Palestinians mostly as</w:t>
-      </w:r>
-      <w:r>
-        <w:t xml:space="preserve"> </w:t>
-      </w:r>
-      <w:r>
-        <w:rPr>
-          <w:i/>
-          <w:iCs/>
-        </w:rPr>
-        <w:t xml:space="preserve">messages</w:t>
-      </w:r>
-      <w:r>
-        <w:t xml:space="preserve">, not bare links. The message analyzer applies a weighted</w:t>
-      </w:r>
-      <w:r>
-        <w:t xml:space="preserve"> </w:t>
-      </w:r>
-      <w:r>
-        <w:t xml:space="preserve">bilingual rule engine over the text, then extracts any embedded URLs and runs each through the URL engine</w:t>
-      </w:r>
-      <w:r>
-        <w:t xml:space="preserve"> </w:t>
-      </w:r>
-      <w:r>
-        <w:t xml:space="preserve">(§6), folding the results into one verdict.</w:t>
+        <w:t xml:space="preserve">message</w:t>
+      </w:r>
+      <w:r>
+        <w:t xml:space="preserve"> </w:t>
+      </w:r>
+      <w:r>
+        <w:t xml:space="preserve">rather than a bare link, usually by SMS or WhatsApp. The analyzer</w:t>
+      </w:r>
+      <w:r>
+        <w:t xml:space="preserve"> </w:t>
+      </w:r>
+      <w:r>
+        <w:t xml:space="preserve">reads the text in Arabic and English, pulls out any links it finds and sends those through the URL engine</w:t>
+      </w:r>
+      <w:r>
+        <w:t xml:space="preserve"> </w:t>
+      </w:r>
+      <w:r>
+        <w:t xml:space="preserve">(§6), then brings everything back into a single verdict.</w:t>
       </w:r>
     </w:p>
     <w:tbl>
@@ -4857,7 +4835,7 @@
         <w:pStyle w:val="FirstParagraph"/>
       </w:pPr>
       <w:r>
-        <w:t xml:space="preserve">A message is not just its text. Who it came from matters. When the optional</w:t>
+        <w:t xml:space="preserve">Who a message came from tells you almost as much as what it says. If the user fills in the optional</w:t>
       </w:r>
       <w:r>
         <w:t xml:space="preserve"> </w:t>
@@ -4872,13 +4850,7 @@
         <w:t xml:space="preserve"> </w:t>
       </w:r>
       <w:r>
-        <w:t xml:space="preserve">field is</w:t>
-      </w:r>
-      <w:r>
-        <w:t xml:space="preserve"> </w:t>
-      </w:r>
-      <w:r>
-        <w:t xml:space="preserve">supplied, the analyzer resolves it through the sender checker (§3) and adjusts the score:</w:t>
+        <w:t xml:space="preserve">field, the analyzer looks that sender up (§3) and adjusts the score:</w:t>
       </w:r>
     </w:p>
     <w:tbl>
@@ -5179,19 +5151,19 @@
           <w:b/>
           <w:bCs/>
         </w:rPr>
-        <w:t xml:space="preserve">The spoofing exception: why “official” is not a free pass.</w:t>
-      </w:r>
-      <w:r>
-        <w:t xml:space="preserve"> </w:t>
-      </w:r>
-      <w:r>
-        <w:t xml:space="preserve">SMS sender IDs are trivially</w:t>
-      </w:r>
-      <w:r>
-        <w:t xml:space="preserve"> </w:t>
-      </w:r>
-      <w:r>
-        <w:t xml:space="preserve">forged; a scammer can put</w:t>
+        <w:t xml:space="preserve">Why a trusted sender does not earn a free pass.</w:t>
+      </w:r>
+      <w:r>
+        <w:t xml:space="preserve"> </w:t>
+      </w:r>
+      <w:r>
+        <w:t xml:space="preserve">Sender names are easy to fake. Anyone can</w:t>
+      </w:r>
+      <w:r>
+        <w:t xml:space="preserve"> </w:t>
+      </w:r>
+      <w:r>
+        <w:t xml:space="preserve">put</w:t>
       </w:r>
       <w:r>
         <w:t xml:space="preserve"> </w:t>
@@ -5206,20 +5178,7 @@
         <w:t xml:space="preserve"> </w:t>
       </w:r>
       <w:r>
-        <w:t xml:space="preserve">in the from-field. So the −25 reduction is</w:t>
-      </w:r>
-      <w:r>
-        <w:t xml:space="preserve"> </w:t>
-      </w:r>
-      <w:r>
-        <w:rPr>
-          <w:i/>
-          <w:iCs/>
-        </w:rPr>
-        <w:t xml:space="preserve">withheld</w:t>
-      </w:r>
-      <w:r>
-        <w:t xml:space="preserve">, and a</w:t>
+        <w:t xml:space="preserve">in the from-field of a text message. So we hold back the −25 and raise a</w:t>
       </w:r>
       <w:r>
         <w:t xml:space="preserve"> </w:t>
@@ -5234,19 +5193,19 @@
         <w:t xml:space="preserve"> </w:t>
       </w:r>
       <w:r>
-        <w:t xml:space="preserve">reason is raised instead, whenever a message from a</w:t>
-      </w:r>
-      <w:r>
-        <w:t xml:space="preserve"> </w:t>
-      </w:r>
-      <w:r>
-        <w:t xml:space="preserve">supposedly official sender also asks for an OTP or credentials, or carries a link the URL engine rated</w:t>
-      </w:r>
-      <w:r>
-        <w:t xml:space="preserve"> </w:t>
-      </w:r>
-      <w:r>
-        <w:t xml:space="preserve">dangerous. The reasoning is domain knowledge, not statistics:</w:t>
+        <w:t xml:space="preserve">instead whenever a message from a supposedly official sender also asks for a</w:t>
+      </w:r>
+      <w:r>
+        <w:t xml:space="preserve"> </w:t>
+      </w:r>
+      <w:r>
+        <w:t xml:space="preserve">verification code or your login details, or carries a link we rated dangerous. This comes from knowing the</w:t>
+      </w:r>
+      <w:r>
+        <w:t xml:space="preserve"> </w:t>
+      </w:r>
+      <w:r>
+        <w:t xml:space="preserve">domain rather than from any statistic:</w:t>
       </w:r>
       <w:r>
         <w:t xml:space="preserve"> </w:t>
@@ -5256,7 +5215,7 @@
           <w:b/>
           <w:bCs/>
         </w:rPr>
-        <w:t xml:space="preserve">a real bank or telecom never asks for</w:t>
+        <w:t xml:space="preserve">a real bank or telecom will never ask you for your</w:t>
       </w:r>
       <w:r>
         <w:rPr>
@@ -5270,32 +5229,22 @@
           <w:b/>
           <w:bCs/>
         </w:rPr>
-        <w:t xml:space="preserve">your verification code</w:t>
-      </w:r>
-      <w:r>
-        <w:t xml:space="preserve">, so a message that does either is not from them or is not to be trusted, and in both cases the impersonation makes it</w:t>
-      </w:r>
-      <w:r>
-        <w:t xml:space="preserve"> </w:t>
-      </w:r>
-      <w:r>
-        <w:rPr>
-          <w:i/>
-          <w:iCs/>
-        </w:rPr>
-        <w:t xml:space="preserve">more</w:t>
-      </w:r>
-      <w:r>
-        <w:t xml:space="preserve"> </w:t>
-      </w:r>
-      <w:r>
-        <w:t xml:space="preserve">dangerous, not less. Without this rule the</w:t>
-      </w:r>
-      <w:r>
-        <w:t xml:space="preserve"> </w:t>
-      </w:r>
-      <w:r>
-        <w:t xml:space="preserve">sender field would be a vulnerability: attackers would simply spoof their way to a lower score.</w:t>
+        <w:t xml:space="preserve">verification code</w:t>
+      </w:r>
+      <w:r>
+        <w:t xml:space="preserve">. If a message does, either it is not from them or it should not be trusted, and</w:t>
+      </w:r>
+      <w:r>
+        <w:t xml:space="preserve"> </w:t>
+      </w:r>
+      <w:r>
+        <w:t xml:space="preserve">either way the fact that it is wearing their name makes it worse, not better. Without this rule, faking a</w:t>
+      </w:r>
+      <w:r>
+        <w:t xml:space="preserve"> </w:t>
+      </w:r>
+      <w:r>
+        <w:t xml:space="preserve">trusted name would be the easiest way to get a lower score.</w:t>
       </w:r>
     </w:p>
     <w:bookmarkEnd w:id="61"/>
@@ -5717,13 +5666,13 @@
         <w:pStyle w:val="FirstParagraph"/>
       </w:pPr>
       <w:r>
-        <w:t xml:space="preserve">Rule engines are precise but literal: they miss rephrasings they were never taught. The analyzer can</w:t>
-      </w:r>
-      <w:r>
-        <w:t xml:space="preserve"> </w:t>
-      </w:r>
-      <w:r>
-        <w:t xml:space="preserve">therefore consult a</w:t>
+        <w:t xml:space="preserve">Rules are reliable but literal. They catch the wordings we taught them and miss the ones we did not think</w:t>
+      </w:r>
+      <w:r>
+        <w:t xml:space="preserve"> </w:t>
+      </w:r>
+      <w:r>
+        <w:t xml:space="preserve">of. To help with that, the analyzer can ask a</w:t>
       </w:r>
       <w:r>
         <w:t xml:space="preserve"> </w:t>
@@ -5739,13 +5688,13 @@
         <w:t xml:space="preserve"> </w:t>
       </w:r>
       <w:r>
-        <w:t xml:space="preserve">large language model (Ollama) as a second opinion, deliberately</w:t>
-      </w:r>
-      <w:r>
-        <w:t xml:space="preserve"> </w:t>
-      </w:r>
-      <w:r>
-        <w:t xml:space="preserve">kept on a short leash:</w:t>
+        <w:t xml:space="preserve">language model (Ollama) for a second</w:t>
+      </w:r>
+      <w:r>
+        <w:t xml:space="preserve"> </w:t>
+      </w:r>
+      <w:r>
+        <w:t xml:space="preserve">opinion, on a short leash:</w:t>
       </w:r>
     </w:p>
     <w:p>
@@ -5761,13 +5710,13 @@
           <w:b/>
           <w:bCs/>
         </w:rPr>
-        <w:t xml:space="preserve">Rules run first and always.</w:t>
-      </w:r>
-      <w:r>
-        <w:t xml:space="preserve"> </w:t>
-      </w:r>
-      <w:r>
-        <w:t xml:space="preserve">The LLM never produces the base score; it can only adjust one that already exists, by</w:t>
+        <w:t xml:space="preserve">The rules always run first.</w:t>
+      </w:r>
+      <w:r>
+        <w:t xml:space="preserve"> </w:t>
+      </w:r>
+      <w:r>
+        <w:t xml:space="preserve">The model never sets the score itself. It can only nudge a score the rules already produced, by at most</w:t>
       </w:r>
       <w:r>
         <w:t xml:space="preserve"> </w:t>
@@ -5779,10 +5728,7 @@
         <w:t xml:space="preserve">round(±confidence × 25)</w:t>
       </w:r>
       <w:r>
-        <w:t xml:space="preserve"> </w:t>
-      </w:r>
-      <w:r>
-        <w:t xml:space="preserve">at most.</w:t>
+        <w:t xml:space="preserve">.</w:t>
       </w:r>
     </w:p>
     <w:p>
@@ -5798,26 +5744,13 @@
           <w:b/>
           <w:bCs/>
         </w:rPr>
-        <w:t xml:space="preserve">It cannot exonerate.</w:t>
-      </w:r>
-      <w:r>
-        <w:t xml:space="preserve"> </w:t>
-      </w:r>
-      <w:r>
-        <w:t xml:space="preserve">A message the rules scored ≥ 60 is clamped at ≥ 35, so the model can never talk a dangerous message down below</w:t>
-      </w:r>
-      <w:r>
-        <w:t xml:space="preserve"> </w:t>
-      </w:r>
-      <w:r>
-        <w:rPr>
-          <w:i/>
-          <w:iCs/>
-        </w:rPr>
-        <w:t xml:space="preserve">suspicious</w:t>
-      </w:r>
-      <w:r>
-        <w:t xml:space="preserve">.</w:t>
+        <w:t xml:space="preserve">It cannot clear a dangerous message.</w:t>
+      </w:r>
+      <w:r>
+        <w:t xml:space="preserve"> </w:t>
+      </w:r>
+      <w:r>
+        <w:t xml:space="preserve">Anything the rules scored 60 or above stays at 35 or above no matter what the model says, so it can never talk a scam down into looking safe.</w:t>
       </w:r>
     </w:p>
     <w:p>
@@ -5833,13 +5766,13 @@
           <w:b/>
           <w:bCs/>
         </w:rPr>
-        <w:t xml:space="preserve">It cannot break the service.</w:t>
-      </w:r>
-      <w:r>
-        <w:t xml:space="preserve"> </w:t>
-      </w:r>
-      <w:r>
-        <w:t xml:space="preserve">Unreachable, timed out (12 s), or malformed output all fall back silently to rules-only analysis.</w:t>
+        <w:t xml:space="preserve">It cannot take the service down.</w:t>
+      </w:r>
+      <w:r>
+        <w:t xml:space="preserve"> </w:t>
+      </w:r>
+      <w:r>
+        <w:t xml:space="preserve">If the model is missing, slow (we wait 12 seconds) or returns nonsense, the analyzer quietly carries on with the rules alone and the user notices nothing.</w:t>
       </w:r>
     </w:p>
     <w:p>
@@ -5855,13 +5788,13 @@
           <w:b/>
           <w:bCs/>
         </w:rPr>
-        <w:t xml:space="preserve">It is local.</w:t>
-      </w:r>
-      <w:r>
-        <w:t xml:space="preserve"> </w:t>
-      </w:r>
-      <w:r>
-        <w:t xml:space="preserve">The model runs on the operator's own machine; no message text is sent to any third party. Disabled by default in the Docker stack.</w:t>
+        <w:t xml:space="preserve">It stays on our own machine.</w:t>
+      </w:r>
+      <w:r>
+        <w:t xml:space="preserve"> </w:t>
+      </w:r>
+      <w:r>
+        <w:t xml:space="preserve">The model runs locally, so nobody's message is sent off to an outside company. It is switched off by default in the Docker setup.</w:t>
       </w:r>
     </w:p>
     <w:p>
@@ -5869,35 +5802,13 @@
         <w:pStyle w:val="FirstParagraph"/>
       </w:pPr>
       <w:r>
-        <w:t xml:space="preserve">This ordering is the point: the LLM is an</w:t>
-      </w:r>
-      <w:r>
-        <w:t xml:space="preserve"> </w:t>
-      </w:r>
-      <w:r>
-        <w:rPr>
-          <w:i/>
-          <w:iCs/>
-        </w:rPr>
-        <w:t xml:space="preserve">enhancement to recall</w:t>
-      </w:r>
-      <w:r>
-        <w:t xml:space="preserve"> </w:t>
-      </w:r>
-      <w:r>
-        <w:t xml:space="preserve">that cannot damage precision or</w:t>
-      </w:r>
-      <w:r>
-        <w:t xml:space="preserve"> </w:t>
-      </w:r>
-      <w:r>
-        <w:t xml:space="preserve">availability. A graduation project that put the model in the critical path would be less trustworthy, not</w:t>
-      </w:r>
-      <w:r>
-        <w:t xml:space="preserve"> </w:t>
-      </w:r>
-      <w:r>
-        <w:t xml:space="preserve">more modern.</w:t>
+        <w:t xml:space="preserve">The order matters. The model can help us catch a scam the rules missed, but it can never make the platform</w:t>
+      </w:r>
+      <w:r>
+        <w:t xml:space="preserve"> </w:t>
+      </w:r>
+      <w:r>
+        <w:t xml:space="preserve">slower, less available, or wrong about something the rules already got right.</w:t>
       </w:r>
     </w:p>
     <w:bookmarkEnd w:id="63"/>
@@ -6002,19 +5913,19 @@
         <w:pStyle w:val="FirstParagraph"/>
       </w:pPr>
       <w:r>
-        <w:t xml:space="preserve">A community database is only as trustworthy as its gate. If anyone could publish a report instantly, the</w:t>
-      </w:r>
-      <w:r>
-        <w:t xml:space="preserve"> </w:t>
-      </w:r>
-      <w:r>
-        <w:t xml:space="preserve">platform would become an instrument for defaming a competitor's phone number or a personal enemy, the</w:t>
-      </w:r>
-      <w:r>
-        <w:t xml:space="preserve"> </w:t>
-      </w:r>
-      <w:r>
-        <w:t xml:space="preserve">opposite of its purpose. So</w:t>
+        <w:t xml:space="preserve">A community database is only as trustworthy as its gate. Imagine a shop owner reporting a rival's phone</w:t>
+      </w:r>
+      <w:r>
+        <w:t xml:space="preserve"> </w:t>
+      </w:r>
+      <w:r>
+        <w:t xml:space="preserve">number, or someone settling a personal score. If reports went live the moment they were submitted, we would</w:t>
+      </w:r>
+      <w:r>
+        <w:t xml:space="preserve"> </w:t>
+      </w:r>
+      <w:r>
+        <w:t xml:space="preserve">have built a tool for exactly that.</w:t>
       </w:r>
       <w:r>
         <w:t xml:space="preserve"> </w:t>
@@ -6029,7 +5940,7 @@
         <w:t xml:space="preserve"> </w:t>
       </w:r>
       <w:r>
-        <w:t xml:space="preserve">is not decoration: it is the mechanism.</w:t>
+        <w:t xml:space="preserve">is what stops it.</w:t>
       </w:r>
     </w:p>
     <w:p>
@@ -6104,7 +6015,7 @@
         <w:pStyle w:val="BodyText"/>
       </w:pPr>
       <w:r>
-        <w:t xml:space="preserve">The moderation API is guarded by a shared secret sent in the</w:t>
+        <w:t xml:space="preserve">The moderation API is protected by a shared secret, sent in the</w:t>
       </w:r>
       <w:r>
         <w:t xml:space="preserve"> </w:t>
@@ -6119,19 +6030,13 @@
         <w:t xml:space="preserve"> </w:t>
       </w:r>
       <w:r>
-        <w:t xml:space="preserve">header and compared</w:t>
-      </w:r>
-      <w:r>
-        <w:t xml:space="preserve"> </w:t>
-      </w:r>
-      <w:r>
-        <w:t xml:space="preserve">in constant time. Three design choices are worth stating explicitly, because each prevents a specific</w:t>
-      </w:r>
-      <w:r>
-        <w:t xml:space="preserve"> </w:t>
-      </w:r>
-      <w:r>
-        <w:t xml:space="preserve">failure:</w:t>
+        <w:t xml:space="preserve">header and</w:t>
+      </w:r>
+      <w:r>
+        <w:t xml:space="preserve"> </w:t>
+      </w:r>
+      <w:r>
+        <w:t xml:space="preserve">compared in constant time. Three choices there each came from asking what would go wrong without them:</w:t>
       </w:r>
     </w:p>
     <w:tbl>
@@ -6288,7 +6193,7 @@
         <w:pStyle w:val="BodyText"/>
       </w:pPr>
       <w:r>
-        <w:t xml:space="preserve">Table 5d. Moderation safeguards. The console lives at</w:t>
+        <w:t xml:space="preserve">Table 5d. Moderation safeguards. The console sits at</w:t>
       </w:r>
       <w:r>
         <w:t xml:space="preserve"> </w:t>
@@ -6303,7 +6208,7 @@
         <w:t xml:space="preserve"> </w:t>
       </w:r>
       <w:r>
-        <w:t xml:space="preserve">and is deliberately absent from the site navigation; the token is held in</w:t>
+        <w:t xml:space="preserve">and is not linked from anywhere on the site, so a moderator has to know the address. The token is kept in</w:t>
       </w:r>
       <w:r>
         <w:t xml:space="preserve"> </w:t>
@@ -6315,10 +6220,7 @@
         <w:t xml:space="preserve">sessionStorage</w:t>
       </w:r>
       <w:r>
-        <w:t xml:space="preserve"> </w:t>
-      </w:r>
-      <w:r>
-        <w:t xml:space="preserve">so it expires with the tab unless the moderator opts into persistence.</w:t>
+        <w:t xml:space="preserve">, which means it disappears when the tab closes unless the moderator asks us to remember it.</w:t>
       </w:r>
     </w:p>
     <w:p>
@@ -6330,29 +6232,19 @@
           <w:b/>
           <w:bCs/>
         </w:rPr>
-        <w:t xml:space="preserve">An honest limitation.</w:t>
-      </w:r>
-      <w:r>
-        <w:t xml:space="preserve"> </w:t>
-      </w:r>
-      <w:r>
-        <w:t xml:space="preserve">This is single-secret authentication, not user accounts: it identifies</w:t>
-      </w:r>
-      <w:r>
-        <w:t xml:space="preserve"> </w:t>
-      </w:r>
-      <w:r>
-        <w:rPr>
-          <w:i/>
-          <w:iCs/>
-        </w:rPr>
-        <w:t xml:space="preserve">a</w:t>
-      </w:r>
-      <w:r>
-        <w:t xml:space="preserve"> </w:t>
-      </w:r>
-      <w:r>
-        <w:t xml:space="preserve">moderator, not</w:t>
+        <w:t xml:space="preserve">Where this falls short.</w:t>
+      </w:r>
+      <w:r>
+        <w:t xml:space="preserve"> </w:t>
+      </w:r>
+      <w:r>
+        <w:t xml:space="preserve">One shared password is not the same as user accounts. It proves</w:t>
+      </w:r>
+      <w:r>
+        <w:t xml:space="preserve"> </w:t>
+      </w:r>
+      <w:r>
+        <w:t xml:space="preserve">someone is a moderator, but not</w:t>
       </w:r>
       <w:r>
         <w:t xml:space="preserve"> </w:t>
@@ -6368,25 +6260,25 @@
         <w:t xml:space="preserve"> </w:t>
       </w:r>
       <w:r>
-        <w:t xml:space="preserve">moderator, and therefore supports no audit trail of who approved</w:t>
-      </w:r>
-      <w:r>
-        <w:t xml:space="preserve"> </w:t>
-      </w:r>
-      <w:r>
-        <w:t xml:space="preserve">what. That is an accepted trade-off for a project with one operator. A production deployment serving a real</w:t>
-      </w:r>
-      <w:r>
-        <w:t xml:space="preserve"> </w:t>
-      </w:r>
-      <w:r>
-        <w:t xml:space="preserve">community would need per-moderator accounts, an action log, and a four-eyes rule for rejections, recorded</w:t>
-      </w:r>
-      <w:r>
-        <w:t xml:space="preserve"> </w:t>
-      </w:r>
-      <w:r>
-        <w:t xml:space="preserve">here as known future work rather than left as an implicit gap.</w:t>
+        <w:t xml:space="preserve">moderator, so there is no record of who approved what. For a</w:t>
+      </w:r>
+      <w:r>
+        <w:t xml:space="preserve"> </w:t>
+      </w:r>
+      <w:r>
+        <w:t xml:space="preserve">project run by one person that is a reasonable place to stop. A platform actually serving a community would</w:t>
+      </w:r>
+      <w:r>
+        <w:t xml:space="preserve"> </w:t>
+      </w:r>
+      <w:r>
+        <w:t xml:space="preserve">need an account for each moderator, a log of their decisions, and probably a second pair of eyes before a</w:t>
+      </w:r>
+      <w:r>
+        <w:t xml:space="preserve"> </w:t>
+      </w:r>
+      <w:r>
+        <w:t xml:space="preserve">report is rejected. We are noting that here rather than leaving it for someone to discover.</w:t>
       </w:r>
     </w:p>
     <w:bookmarkEnd w:id="72"/>
@@ -6407,13 +6299,13 @@
         <w:pStyle w:val="FirstParagraph"/>
       </w:pPr>
       <w:r>
-        <w:t xml:space="preserve">Development runs on SQLite with no external services: clone, install, migrate, run. Production runs the</w:t>
-      </w:r>
-      <w:r>
-        <w:t xml:space="preserve"> </w:t>
-      </w:r>
-      <w:r>
-        <w:t xml:space="preserve">same code against PostgreSQL in containers:</w:t>
+        <w:t xml:space="preserve">While developing we use SQLite, so there is nothing to install and set up first: clone the repository, install,</w:t>
+      </w:r>
+      <w:r>
+        <w:t xml:space="preserve"> </w:t>
+      </w:r>
+      <w:r>
+        <w:t xml:space="preserve">migrate, run. In production the same code runs against PostgreSQL in containers:</w:t>
       </w:r>
     </w:p>
     <w:p>
@@ -6506,13 +6398,13 @@
         <w:pStyle w:val="BodyText"/>
       </w:pPr>
       <w:r>
-        <w:t xml:space="preserve">Two implementation details are worth recording because both were discovered by running the stack rather</w:t>
-      </w:r>
-      <w:r>
-        <w:t xml:space="preserve"> </w:t>
-      </w:r>
-      <w:r>
-        <w:t xml:space="preserve">than by reading documentation:</w:t>
+        <w:t xml:space="preserve">Two details are worth writing down, because we found both the hard way, by running the stack rather than</w:t>
+      </w:r>
+      <w:r>
+        <w:t xml:space="preserve"> </w:t>
+      </w:r>
+      <w:r>
+        <w:t xml:space="preserve">reading about it:</w:t>
       </w:r>
     </w:p>
     <w:p>
@@ -6528,13 +6420,13 @@
           <w:b/>
           <w:bCs/>
         </w:rPr>
-        <w:t xml:space="preserve">Migrations run before traffic.</w:t>
-      </w:r>
-      <w:r>
-        <w:t xml:space="preserve"> </w:t>
-      </w:r>
-      <w:r>
-        <w:t xml:space="preserve">The container applies</w:t>
+        <w:t xml:space="preserve">The database is updated before anyone can reach it.</w:t>
+      </w:r>
+      <w:r>
+        <w:t xml:space="preserve"> </w:t>
+      </w:r>
+      <w:r>
+        <w:t xml:space="preserve">The container runs</w:t>
       </w:r>
       <w:r>
         <w:t xml:space="preserve"> </w:t>
@@ -6549,7 +6441,7 @@
         <w:t xml:space="preserve"> </w:t>
       </w:r>
       <w:r>
-        <w:t xml:space="preserve">in its entrypoint and only then starts the server, so the API is never reachable against a schema that does not yet exist. The command is idempotent, making restarts safe.</w:t>
+        <w:t xml:space="preserve">and only then starts the server, so nobody can hit the API while the tables it needs are still missing. Running it twice does no harm, so restarting is safe.</w:t>
       </w:r>
     </w:p>
     <w:p>
@@ -6565,29 +6457,13 @@
           <w:b/>
           <w:bCs/>
         </w:rPr>
-        <w:t xml:space="preserve">Two Prisma schemas, one source of truth.</w:t>
-      </w:r>
-      <w:r>
-        <w:t xml:space="preserve"> </w:t>
-      </w:r>
-      <w:r>
-        <w:t xml:space="preserve">Prisma will not accept the datasource</w:t>
-      </w:r>
-      <w:r>
-        <w:t xml:space="preserve"> </w:t>
-      </w:r>
-      <w:r>
-        <w:rPr>
-          <w:i/>
-          <w:iCs/>
-        </w:rPr>
-        <w:t xml:space="preserve">provider</w:t>
-      </w:r>
-      <w:r>
-        <w:t xml:space="preserve"> </w:t>
-      </w:r>
-      <w:r>
-        <w:t xml:space="preserve">from an environment variable, so running SQLite in development and PostgreSQL in production requires one schema file per provider. The development schema is authoritative and the production one is kept in sync deliberately, a maintenance cost recorded here rather than hidden.</w:t>
+        <w:t xml:space="preserve">Two schema files, one of them in charge.</w:t>
+      </w:r>
+      <w:r>
+        <w:t xml:space="preserve"> </w:t>
+      </w:r>
+      <w:r>
+        <w:t xml:space="preserve">Prisma will not let you choose the database type with a setting, so using SQLite while developing and PostgreSQL in production means keeping a separate schema file for each. The development one is the one we edit; the production one has to be updated to match by hand. That is a small ongoing chore, and we would rather write it down than let the next person trip over it.</w:t>
       </w:r>
     </w:p>
     <w:bookmarkEnd w:id="76"/>
@@ -6608,7 +6484,7 @@
         <w:pStyle w:val="FirstParagraph"/>
       </w:pPr>
       <w:r>
-        <w:t xml:space="preserve">Two different questions have to be answered separately, and conflating them would be a mistake:</w:t>
+        <w:t xml:space="preserve">There are two questions here, and it would be easy to blur them.</w:t>
       </w:r>
       <w:r>
         <w:t xml:space="preserve"> </w:t>
@@ -6618,26 +6494,19 @@
           <w:b/>
           <w:bCs/>
         </w:rPr>
-        <w:t xml:space="preserve">“is the code correct?”</w:t>
-      </w:r>
-      <w:r>
-        <w:t xml:space="preserve"> </w:t>
-      </w:r>
-      <w:r>
-        <w:t xml:space="preserve">is settled by the test suite and is answered</w:t>
-      </w:r>
-      <w:r>
-        <w:t xml:space="preserve"> </w:t>
-      </w:r>
-      <w:r>
-        <w:rPr>
-          <w:i/>
-          <w:iCs/>
-        </w:rPr>
-        <w:t xml:space="preserve">now</w:t>
-      </w:r>
-      <w:r>
-        <w:t xml:space="preserve">;</w:t>
+        <w:t xml:space="preserve">“Does the code work?”</w:t>
+      </w:r>
+      <w:r>
+        <w:t xml:space="preserve"> </w:t>
+      </w:r>
+      <w:r>
+        <w:t xml:space="preserve">is</w:t>
+      </w:r>
+      <w:r>
+        <w:t xml:space="preserve"> </w:t>
+      </w:r>
+      <w:r>
+        <w:t xml:space="preserve">answered by the test suite, and we can answer it today.</w:t>
       </w:r>
       <w:r>
         <w:t xml:space="preserve"> </w:t>
@@ -6647,19 +6516,33 @@
           <w:b/>
           <w:bCs/>
         </w:rPr>
-        <w:t xml:space="preserve">“is the detection accurate?”</w:t>
-      </w:r>
-      <w:r>
-        <w:t xml:space="preserve"> </w:t>
-      </w:r>
-      <w:r>
-        <w:t xml:space="preserve">is a measurement against labeled real-world scams and is</w:t>
-      </w:r>
-      <w:r>
-        <w:t xml:space="preserve"> </w:t>
-      </w:r>
-      <w:r>
-        <w:t xml:space="preserve">answered by the evaluation below, which is still pending its corpus.</w:t>
+        <w:t xml:space="preserve">“Does the detection actually catch</w:t>
+      </w:r>
+      <w:r>
+        <w:rPr>
+          <w:b/>
+          <w:bCs/>
+        </w:rPr>
+        <w:t xml:space="preserve"> </w:t>
+      </w:r>
+      <w:r>
+        <w:rPr>
+          <w:b/>
+          <w:bCs/>
+        </w:rPr>
+        <w:t xml:space="preserve">scams?”</w:t>
+      </w:r>
+      <w:r>
+        <w:t xml:space="preserve"> </w:t>
+      </w:r>
+      <w:r>
+        <w:t xml:space="preserve">can only be answered by measuring it against a collection of real, labelled scams, which we</w:t>
+      </w:r>
+      <w:r>
+        <w:t xml:space="preserve"> </w:t>
+      </w:r>
+      <w:r>
+        <w:t xml:space="preserve">are still gathering.</w:t>
       </w:r>
     </w:p>
     <w:bookmarkStart w:id="77" w:name="detection-accuracy-planned"/>
@@ -6921,41 +6804,25 @@
           <w:b/>
           <w:bCs/>
         </w:rPr>
-        <w:t xml:space="preserve">Status: not yet measured.</w:t>
-      </w:r>
-      <w:r>
-        <w:t xml:space="preserve"> </w:t>
-      </w:r>
-      <w:r>
-        <w:t xml:space="preserve">These are targets, not results. Reporting them as achievements</w:t>
-      </w:r>
-      <w:r>
-        <w:t xml:space="preserve"> </w:t>
-      </w:r>
-      <w:r>
-        <w:t xml:space="preserve">before the labeled corpus exists would misrepresent the project. What</w:t>
-      </w:r>
-      <w:r>
-        <w:t xml:space="preserve"> </w:t>
-      </w:r>
-      <w:r>
-        <w:rPr>
-          <w:i/>
-          <w:iCs/>
-        </w:rPr>
-        <w:t xml:space="preserve">is</w:t>
-      </w:r>
-      <w:r>
-        <w:t xml:space="preserve"> </w:t>
-      </w:r>
-      <w:r>
-        <w:t xml:space="preserve">measured today is the</w:t>
-      </w:r>
-      <w:r>
-        <w:t xml:space="preserve"> </w:t>
-      </w:r>
-      <w:r>
-        <w:t xml:space="preserve">correctness of the implementation, below.</w:t>
+        <w:t xml:space="preserve">We have not measured these yet.</w:t>
+      </w:r>
+      <w:r>
+        <w:t xml:space="preserve"> </w:t>
+      </w:r>
+      <w:r>
+        <w:t xml:space="preserve">They are the targets we set, not results we achieved.</w:t>
+      </w:r>
+      <w:r>
+        <w:t xml:space="preserve"> </w:t>
+      </w:r>
+      <w:r>
+        <w:t xml:space="preserve">Until the labelled collection exists we have no honest way to report a number here. What we can show today</w:t>
+      </w:r>
+      <w:r>
+        <w:t xml:space="preserve"> </w:t>
+      </w:r>
+      <w:r>
+        <w:t xml:space="preserve">is that the implementation itself is tested, below.</w:t>
       </w:r>
     </w:p>
     <w:bookmarkEnd w:id="77"/>
@@ -6973,7 +6840,7 @@
         <w:pStyle w:val="FirstParagraph"/>
       </w:pPr>
       <w:r>
-        <w:t xml:space="preserve">Every engine, endpoint, and screen is covered by automated tests that run on every change:</w:t>
+        <w:t xml:space="preserve">Every engine, endpoint and screen has tests that run whenever the code changes. There are</w:t>
       </w:r>
       <w:r>
         <w:t xml:space="preserve"> </w:t>
@@ -6983,10 +6850,13 @@
           <w:b/>
           <w:bCs/>
         </w:rPr>
-        <w:t xml:space="preserve">151 across the three tiers</w:t>
-      </w:r>
-      <w:r>
-        <w:t xml:space="preserve">, all passing:</w:t>
+        <w:t xml:space="preserve">151 of them</w:t>
+      </w:r>
+      <w:r>
+        <w:t xml:space="preserve"> </w:t>
+      </w:r>
+      <w:r>
+        <w:t xml:space="preserve">across the three parts of the project, and all pass:</w:t>
       </w:r>
     </w:p>
     <w:tbl>
@@ -7172,13 +7042,19 @@
         <w:pStyle w:val="BodyText"/>
       </w:pPr>
       <w:r>
-        <w:t xml:space="preserve">The moderation path is verified end-to-end rather than only in units: a test submits a report, confirms it is</w:t>
-      </w:r>
-      <w:r>
-        <w:t xml:space="preserve"> </w:t>
-      </w:r>
-      <w:r>
-        <w:t xml:space="preserve">absent from public search, confirms an unauthenticated approval attempt fails with</w:t>
+        <w:t xml:space="preserve">The moderation path is tested the whole way through, not just piece by piece. One test submits a report,</w:t>
+      </w:r>
+      <w:r>
+        <w:t xml:space="preserve"> </w:t>
+      </w:r>
+      <w:r>
+        <w:t xml:space="preserve">checks it cannot be found in public search, tries to approve it without a token and confirms that fails with</w:t>
+      </w:r>
+      <w:r>
+        <w:t xml:space="preserve"> </w:t>
+      </w:r>
+      <w:r>
+        <w:t xml:space="preserve">a</w:t>
       </w:r>
       <w:r>
         <w:t xml:space="preserve"> </w:t>
@@ -7193,37 +7069,31 @@
         <w:t xml:space="preserve"> </w:t>
       </w:r>
       <w:r>
-        <w:t xml:space="preserve">and leaves</w:t>
-      </w:r>
-      <w:r>
-        <w:t xml:space="preserve"> </w:t>
-      </w:r>
-      <w:r>
-        <w:t xml:space="preserve">the status untouched, approves it with a valid token, and then confirms it appears in both public search and</w:t>
-      </w:r>
-      <w:r>
-        <w:t xml:space="preserve"> </w:t>
-      </w:r>
-      <w:r>
-        <w:t xml:space="preserve">the phone blocklist. The full production stack was additionally exercised in real containers against</w:t>
-      </w:r>
-      <w:r>
-        <w:t xml:space="preserve"> </w:t>
-      </w:r>
-      <w:r>
-        <w:t xml:space="preserve">PostgreSQL, which is how three defects were found that unit tests could not have caught: a missing native</w:t>
-      </w:r>
-      <w:r>
-        <w:t xml:space="preserve"> </w:t>
-      </w:r>
-      <w:r>
-        <w:t xml:space="preserve">dependency, a filesystem permission error under the unprivileged container user, and a proxy that resolved</w:t>
-      </w:r>
-      <w:r>
-        <w:t xml:space="preserve"> </w:t>
-      </w:r>
-      <w:r>
-        <w:t xml:space="preserve">its upstream only once at start-up.</w:t>
+        <w:t xml:space="preserve">and changes nothing, approves it properly, and only then checks that it shows up in both</w:t>
+      </w:r>
+      <w:r>
+        <w:t xml:space="preserve"> </w:t>
+      </w:r>
+      <w:r>
+        <w:t xml:space="preserve">the search results and the phone blocklist. We also ran the real production stack in containers against</w:t>
+      </w:r>
+      <w:r>
+        <w:t xml:space="preserve"> </w:t>
+      </w:r>
+      <w:r>
+        <w:t xml:space="preserve">PostgreSQL, which turned up three problems no unit test would have found: a missing system library, a file</w:t>
+      </w:r>
+      <w:r>
+        <w:t xml:space="preserve"> </w:t>
+      </w:r>
+      <w:r>
+        <w:t xml:space="preserve">permission error under the container's restricted user, and a proxy that looked up the backend address once</w:t>
+      </w:r>
+      <w:r>
+        <w:t xml:space="preserve"> </w:t>
+      </w:r>
+      <w:r>
+        <w:t xml:space="preserve">at start-up and then never again.</w:t>
       </w:r>
     </w:p>
     <w:bookmarkEnd w:id="78"/>

--- a/docs/how-it-works.docx
+++ b/docs/how-it-works.docx
@@ -10,32 +10,6 @@
         <w:t xml:space="preserve">Palestinian User Protection Platform from Digital Fraud: Methodology &amp; Design</w:t>
       </w:r>
     </w:p>
-    <w:sdt>
-      <w:sdtPr>
-        <w:docPartObj>
-          <w:docPartGallery w:val="Table of Contents"/>
-          <w:docPartUnique/>
-        </w:docPartObj>
-      </w:sdtPr>
-      <w:sdtContent>
-        <w:p>
-          <w:pPr>
-            <w:pStyle w:val="TOCHeading"/>
-          </w:pPr>
-          <w:r>
-            <w:t xml:space="preserve">Table of Contents</w:t>
-          </w:r>
-        </w:p>
-        <w:p>
-          <w:r>
-            <w:fldChar w:fldCharType="begin" w:dirty="true"/>
-            <w:instrText xml:space="preserve">TOC \o "1-2" \h \z \u</w:instrText>
-            <w:fldChar w:fldCharType="separate"/>
-            <w:fldChar w:fldCharType="end"/>
-          </w:r>
-        </w:p>
-      </w:sdtContent>
-    </w:sdt>
     <w:bookmarkStart w:id="20" w:name="Xcb41b8bc353cc0cf3e9e71ae9a53c620473ec36"/>
     <w:p>
       <w:pPr>
@@ -75,27 +49,6 @@
       </w:pPr>
       <w:r>
         <w:t xml:space="preserve">Supervisor: Hadi Alnabriss</w:t>
-      </w:r>
-    </w:p>
-    <w:p>
-      <w:pPr>
-        <w:pStyle w:val="BodyText"/>
-      </w:pPr>
-      <w:r>
-        <w:t xml:space="preserve">Describes the system</w:t>
-      </w:r>
-      <w:r>
-        <w:t xml:space="preserve"> </w:t>
-      </w:r>
-      <w:r>
-        <w:rPr>
-          <w:b/>
-          <w:bCs/>
-        </w:rPr>
-        <w:t xml:space="preserve">as implemented</w:t>
-      </w:r>
-      <w:r>
-        <w:t xml:space="preserve">. Milestones 1 to 5 are complete (§14); the accuracy evaluation of §13.1 is still pending its labeled corpus.</w:t>
       </w:r>
     </w:p>
     <w:bookmarkEnd w:id="20"/>
@@ -209,7 +162,7 @@
           <w:rPr>
             <w:rStyle w:val="Hyperlink"/>
           </w:rPr>
-          <w:t xml:space="preserve">Q1. How do we determine that a link is suspicious?</w:t>
+          <w:t xml:space="preserve">How we judge whether a link is suspicious</w:t>
         </w:r>
       </w:hyperlink>
     </w:p>
@@ -226,7 +179,7 @@
           <w:rPr>
             <w:rStyle w:val="Hyperlink"/>
           </w:rPr>
-          <w:t xml:space="preserve">Q2. How do we know how many people visited a link?</w:t>
+          <w:t xml:space="preserve">How far a link has spread</w:t>
         </w:r>
       </w:hyperlink>
     </w:p>
@@ -243,7 +196,7 @@
           <w:rPr>
             <w:rStyle w:val="Hyperlink"/>
           </w:rPr>
-          <w:t xml:space="preserve">Q3. How do we “monitor” users who visited links?</w:t>
+          <w:t xml:space="preserve">Protecting people without monitoring them</w:t>
         </w:r>
       </w:hyperlink>
     </w:p>
@@ -1528,7 +1481,7 @@
       <w:r>
         <w:drawing>
           <wp:inline>
-            <wp:extent cx="5334000" cy="4569245"/>
+            <wp:extent cx="5334000" cy="4565542"/>
             <wp:effectExtent b="0" l="0" r="0" t="0"/>
             <wp:docPr descr="" title="" id="34" name="Picture"/>
             <a:graphic>
@@ -1549,7 +1502,7 @@
                   <pic:spPr bwMode="auto">
                     <a:xfrm>
                       <a:off x="0" y="0"/>
-                      <a:ext cx="5334000" cy="4569245"/>
+                      <a:ext cx="5334000" cy="4565542"/>
                     </a:xfrm>
                     <a:prstGeom prst="rect">
                       <a:avLst/>
@@ -1993,7 +1946,7 @@
       <w:r>
         <w:drawing>
           <wp:inline>
-            <wp:extent cx="5334000" cy="597665"/>
+            <wp:extent cx="5334000" cy="594101"/>
             <wp:effectExtent b="0" l="0" r="0" t="0"/>
             <wp:docPr descr="" title="" id="38" name="Picture"/>
             <a:graphic>
@@ -2014,7 +1967,7 @@
                   <pic:spPr bwMode="auto">
                     <a:xfrm>
                       <a:off x="0" y="0"/>
-                      <a:ext cx="5334000" cy="597665"/>
+                      <a:ext cx="5334000" cy="594101"/>
                     </a:xfrm>
                     <a:prstGeom prst="rect">
                       <a:avLst/>
@@ -2311,28 +2264,12 @@
         <w:t xml:space="preserve">6.</w:t>
       </w:r>
       <w:r>
-        <w:t xml:space="preserve">Q1. How do we determine that a link is suspicious?</w:t>
+        <w:t xml:space="preserve">How we judge whether a link is suspicious</w:t>
       </w:r>
     </w:p>
     <w:p>
       <w:pPr>
         <w:pStyle w:val="FirstParagraph"/>
-      </w:pPr>
-      <w:r>
-        <w:t xml:space="preserve">Professor's question</w:t>
-      </w:r>
-    </w:p>
-    <w:p>
-      <w:pPr>
-        <w:pStyle w:val="BodyText"/>
-      </w:pPr>
-      <w:r>
-        <w:t xml:space="preserve">“How will you decide whether a link is suspicious?”</w:t>
-      </w:r>
-    </w:p>
-    <w:p>
-      <w:pPr>
-        <w:pStyle w:val="BodyText"/>
       </w:pPr>
       <w:r>
         <w:t xml:space="preserve">No single clue is enough on its own, so the engine looks at three kinds at once: what the link itself says,</w:t>
@@ -3334,7 +3271,7 @@
       <w:r>
         <w:drawing>
           <wp:inline>
-            <wp:extent cx="5334000" cy="2307115"/>
+            <wp:extent cx="5334000" cy="2311830"/>
             <wp:effectExtent b="0" l="0" r="0" t="0"/>
             <wp:docPr descr="" title="" id="48" name="Picture"/>
             <a:graphic>
@@ -3355,7 +3292,7 @@
                   <pic:spPr bwMode="auto">
                     <a:xfrm>
                       <a:off x="0" y="0"/>
-                      <a:ext cx="5334000" cy="2307115"/>
+                      <a:ext cx="5334000" cy="2311830"/>
                     </a:xfrm>
                     <a:prstGeom prst="rect">
                       <a:avLst/>
@@ -3393,28 +3330,12 @@
         <w:t xml:space="preserve">7.</w:t>
       </w:r>
       <w:r>
-        <w:t xml:space="preserve">Q2. How do we know how many people visited a link?</w:t>
+        <w:t xml:space="preserve">How far a link has spread</w:t>
       </w:r>
     </w:p>
     <w:p>
       <w:pPr>
         <w:pStyle w:val="FirstParagraph"/>
-      </w:pPr>
-      <w:r>
-        <w:t xml:space="preserve">Professor's question</w:t>
-      </w:r>
-    </w:p>
-    <w:p>
-      <w:pPr>
-        <w:pStyle w:val="BodyText"/>
-      </w:pPr>
-      <w:r>
-        <w:t xml:space="preserve">“How will you know the number of people who visited a specific link?”</w:t>
-      </w:r>
-    </w:p>
-    <w:p>
-      <w:pPr>
-        <w:pStyle w:val="BodyText"/>
       </w:pPr>
       <w:r>
         <w:rPr>
@@ -3881,7 +3802,7 @@
       <w:r>
         <w:drawing>
           <wp:inline>
-            <wp:extent cx="5334000" cy="3810918"/>
+            <wp:extent cx="5334000" cy="3810000"/>
             <wp:effectExtent b="0" l="0" r="0" t="0"/>
             <wp:docPr descr="" title="" id="53" name="Picture"/>
             <a:graphic>
@@ -3902,7 +3823,7 @@
                   <pic:spPr bwMode="auto">
                     <a:xfrm>
                       <a:off x="0" y="0"/>
-                      <a:ext cx="5334000" cy="3810918"/>
+                      <a:ext cx="5334000" cy="3810000"/>
                     </a:xfrm>
                     <a:prstGeom prst="rect">
                       <a:avLst/>
@@ -3971,28 +3892,12 @@
         <w:t xml:space="preserve">8.</w:t>
       </w:r>
       <w:r>
-        <w:t xml:space="preserve">Q3. How do we “monitor” users who visited links?</w:t>
+        <w:t xml:space="preserve">Protecting people without monitoring them</w:t>
       </w:r>
     </w:p>
     <w:p>
       <w:pPr>
         <w:pStyle w:val="FirstParagraph"/>
-      </w:pPr>
-      <w:r>
-        <w:t xml:space="preserve">Professor's question</w:t>
-      </w:r>
-    </w:p>
-    <w:p>
-      <w:pPr>
-        <w:pStyle w:val="BodyText"/>
-      </w:pPr>
-      <w:r>
-        <w:t xml:space="preserve">“How will you monitor the users who visited the links?”</w:t>
-      </w:r>
-    </w:p>
-    <w:p>
-      <w:pPr>
-        <w:pStyle w:val="BodyText"/>
       </w:pPr>
       <w:r>
         <w:rPr>
@@ -4250,7 +4155,7 @@
       <w:r>
         <w:drawing>
           <wp:inline>
-            <wp:extent cx="5334000" cy="3213253"/>
+            <wp:extent cx="5334000" cy="3215898"/>
             <wp:effectExtent b="0" l="0" r="0" t="0"/>
             <wp:docPr descr="" title="" id="57" name="Picture"/>
             <a:graphic>
@@ -4271,7 +4176,7 @@
                   <pic:spPr bwMode="auto">
                     <a:xfrm>
                       <a:off x="0" y="0"/>
-                      <a:ext cx="5334000" cy="3213253"/>
+                      <a:ext cx="5334000" cy="3215898"/>
                     </a:xfrm>
                     <a:prstGeom prst="rect">
                       <a:avLst/>
@@ -5832,7 +5737,7 @@
       <w:r>
         <w:drawing>
           <wp:inline>
-            <wp:extent cx="5334000" cy="2859795"/>
+            <wp:extent cx="5334000" cy="2860728"/>
             <wp:effectExtent b="0" l="0" r="0" t="0"/>
             <wp:docPr descr="" title="" id="66" name="Picture"/>
             <a:graphic>
@@ -5853,7 +5758,7 @@
                   <pic:spPr bwMode="auto">
                     <a:xfrm>
                       <a:off x="0" y="0"/>
-                      <a:ext cx="5334000" cy="2859795"/>
+                      <a:ext cx="5334000" cy="2860728"/>
                     </a:xfrm>
                     <a:prstGeom prst="rect">
                       <a:avLst/>
@@ -5950,7 +5855,7 @@
       <w:r>
         <w:drawing>
           <wp:inline>
-            <wp:extent cx="5334000" cy="3637402"/>
+            <wp:extent cx="5334000" cy="3655016"/>
             <wp:effectExtent b="0" l="0" r="0" t="0"/>
             <wp:docPr descr="" title="" id="70" name="Picture"/>
             <a:graphic>
@@ -5971,7 +5876,7 @@
                   <pic:spPr bwMode="auto">
                     <a:xfrm>
                       <a:off x="0" y="0"/>
-                      <a:ext cx="5334000" cy="3637402"/>
+                      <a:ext cx="5334000" cy="3655016"/>
                     </a:xfrm>
                     <a:prstGeom prst="rect">
                       <a:avLst/>
@@ -6315,7 +6220,7 @@
       <w:r>
         <w:drawing>
           <wp:inline>
-            <wp:extent cx="5334000" cy="1021814"/>
+            <wp:extent cx="5334000" cy="1020305"/>
             <wp:effectExtent b="0" l="0" r="0" t="0"/>
             <wp:docPr descr="" title="" id="74" name="Picture"/>
             <a:graphic>
@@ -6336,7 +6241,7 @@
                   <pic:spPr bwMode="auto">
                     <a:xfrm>
                       <a:off x="0" y="0"/>
-                      <a:ext cx="5334000" cy="1021814"/>
+                      <a:ext cx="5334000" cy="1020305"/>
                     </a:xfrm>
                     <a:prstGeom prst="rect">
                       <a:avLst/>
@@ -7117,7 +7022,7 @@
       <w:r>
         <w:drawing>
           <wp:inline>
-            <wp:extent cx="5334000" cy="1812274"/>
+            <wp:extent cx="5334000" cy="1821050"/>
             <wp:effectExtent b="0" l="0" r="0" t="0"/>
             <wp:docPr descr="" title="" id="81" name="Picture"/>
             <a:graphic>
@@ -7138,7 +7043,7 @@
                   <pic:spPr bwMode="auto">
                     <a:xfrm>
                       <a:off x="0" y="0"/>
-                      <a:ext cx="5334000" cy="1812274"/>
+                      <a:ext cx="5334000" cy="1821050"/>
                     </a:xfrm>
                     <a:prstGeom prst="rect">
                       <a:avLst/>
@@ -7172,9 +7077,8 @@
         <w:tblLook w:firstRow="1" w:lastRow="0" w:firstColumn="0" w:lastColumn="0" w:noHBand="0" w:noVBand="0" w:val="0020"/>
       </w:tblPr>
       <w:tblGrid>
-        <w:gridCol w:w="2640"/>
-        <w:gridCol w:w="2640"/>
-        <w:gridCol w:w="2640"/>
+        <w:gridCol w:w="3960"/>
+        <w:gridCol w:w="3960"/>
       </w:tblGrid>
       <w:tr>
         <w:trPr>
@@ -7202,17 +7106,6 @@
             </w:r>
           </w:p>
         </w:tc>
-        <w:tc>
-          <w:tcPr/>
-          <w:p>
-            <w:pPr>
-              <w:pStyle w:val="Compact"/>
-            </w:pPr>
-            <w:r>
-              <w:t xml:space="preserve">Status</w:t>
-            </w:r>
-          </w:p>
-        </w:tc>
       </w:tr>
       <w:tr>
         <w:tc>
@@ -7237,17 +7130,6 @@
             </w:r>
           </w:p>
         </w:tc>
-        <w:tc>
-          <w:tcPr/>
-          <w:p>
-            <w:pPr>
-              <w:pStyle w:val="Compact"/>
-            </w:pPr>
-            <w:r>
-              <w:t xml:space="preserve">✓ complete</w:t>
-            </w:r>
-          </w:p>
-        </w:tc>
       </w:tr>
       <w:tr>
         <w:tc>
@@ -7272,17 +7154,6 @@
             </w:r>
           </w:p>
         </w:tc>
-        <w:tc>
-          <w:tcPr/>
-          <w:p>
-            <w:pPr>
-              <w:pStyle w:val="Compact"/>
-            </w:pPr>
-            <w:r>
-              <w:t xml:space="preserve">✓ complete</w:t>
-            </w:r>
-          </w:p>
-        </w:tc>
       </w:tr>
       <w:tr>
         <w:tc>
@@ -7307,17 +7178,6 @@
             </w:r>
           </w:p>
         </w:tc>
-        <w:tc>
-          <w:tcPr/>
-          <w:p>
-            <w:pPr>
-              <w:pStyle w:val="Compact"/>
-            </w:pPr>
-            <w:r>
-              <w:t xml:space="preserve">✓ complete</w:t>
-            </w:r>
-          </w:p>
-        </w:tc>
       </w:tr>
       <w:tr>
         <w:tc>
@@ -7342,17 +7202,6 @@
             </w:r>
           </w:p>
         </w:tc>
-        <w:tc>
-          <w:tcPr/>
-          <w:p>
-            <w:pPr>
-              <w:pStyle w:val="Compact"/>
-            </w:pPr>
-            <w:r>
-              <w:t xml:space="preserve">✓ complete</w:t>
-            </w:r>
-          </w:p>
-        </w:tc>
       </w:tr>
       <w:tr>
         <w:tc>
@@ -7377,17 +7226,6 @@
             </w:r>
           </w:p>
         </w:tc>
-        <w:tc>
-          <w:tcPr/>
-          <w:p>
-            <w:pPr>
-              <w:pStyle w:val="Compact"/>
-            </w:pPr>
-            <w:r>
-              <w:t xml:space="preserve">✓ complete</w:t>
-            </w:r>
-          </w:p>
-        </w:tc>
       </w:tr>
       <w:tr>
         <w:tc>
@@ -7412,17 +7250,6 @@
             </w:r>
           </w:p>
         </w:tc>
-        <w:tc>
-          <w:tcPr/>
-          <w:p>
-            <w:pPr>
-              <w:pStyle w:val="Compact"/>
-            </w:pPr>
-            <w:r>
-              <w:t xml:space="preserve">in progress</w:t>
-            </w:r>
-          </w:p>
-        </w:tc>
       </w:tr>
       <w:tr>
         <w:tc>
@@ -7447,17 +7274,6 @@
             </w:r>
           </w:p>
         </w:tc>
-        <w:tc>
-          <w:tcPr/>
-          <w:p>
-            <w:pPr>
-              <w:pStyle w:val="Compact"/>
-            </w:pPr>
-            <w:r>
-              <w:t xml:space="preserve">not started</w:t>
-            </w:r>
-          </w:p>
-        </w:tc>
       </w:tr>
     </w:tbl>
     <w:p>
@@ -7465,7 +7281,7 @@
         <w:pStyle w:val="BodyText"/>
       </w:pPr>
       <w:r>
-        <w:t xml:space="preserve">Table 7. Milestone status at the time of writing. The scope beyond milestone 6 was always designated future work rather than deliverables of this project.</w:t>
+        <w:t xml:space="preserve">Table 7. The milestones and what each covers. The scope listed under Future was always intended as work beyond this project rather than a deliverable of it.</w:t>
       </w:r>
     </w:p>
     <w:bookmarkEnd w:id="83"/>
